--- a/public/documents/bai-4-hop-tac-truc-tuyen.docx
+++ b/public/documents/bai-4-hop-tac-truc-tuyen.docx
@@ -5,10 +5,8 @@
     <w:p>
       <w:pPr>
         <w:pStyle w:val="Title"/>
-        <w:keepNext/>
-        <w:keepLines w:val="0"/>
-        <w:widowControl/>
-        <w:spacing w:before="0" w:after="200" w:line="240" w:lineRule="auto"/>
+        <w:spacing w:before="0"/>
+        <w:ind w:firstLine="0"/>
         <w:jc w:val="center"/>
         <w:rPr>
           <w:rFonts w:ascii="Times New Roman" w:hAnsi="Times New Roman" w:cs="Times New Roman"/>
@@ -19,150 +17,339 @@
       </w:pPr>
       <w:r>
         <w:rPr>
-          <w:rFonts w:ascii="Arial" w:hAnsi="Arial" w:cs="Arial" w:eastAsia="Arial"/>
+          <w:rFonts w:ascii="Times New Roman" w:hAnsi="Times New Roman" w:cs="Times New Roman" w:eastAsia="Times New Roman"/>
           <w:b/>
-          <w:color w:val="0E5C50"/>
-          <w:sz w:val="40"/>
-        </w:rPr>
-        <w:t>Bài tập 4 — Sử dụng công cụ hợp tác trực tuyến cho dự án nhóm</w:t>
-      </w:r>
-    </w:p>
-    <w:p>
-      <w:pPr>
-        <w:pStyle w:val="Subtitle"/>
+          <w:i w:val="0"/>
+          <w:color w:val="000000" w:themeColor="text1"/>
+          <w:sz w:val="32"/>
+          <w:szCs w:val="26"/>
+          <w:lang w:val="vi-VN"/>
+        </w:rPr>
+        <w:t>BÁO CÁO CÁ NHÂN: SỬ DỤNG CÔNG CỤ HỢP TÁC TRỰC TUYẾN ĐỂ QUẢN LÝ DỰ ÁN NHÓM</w:t>
+      </w:r>
+    </w:p>
+    <w:p>
+      <w:pPr>
+        <w:spacing w:after="40" w:line="264" w:lineRule="auto"/>
+        <w:ind w:left="0" w:firstLine="0"/>
         <w:jc w:val="center"/>
-      </w:pPr>
-      <w:r>
-        <w:rPr>
-          <w:rFonts w:ascii="Arial" w:hAnsi="Arial" w:cs="Arial" w:eastAsia="Arial"/>
-          <w:color w:val="66737D"/>
-          <w:sz w:val="21"/>
-        </w:rPr>
-        <w:t>Trịnh Thị Kiều Oanh · MSSV 25041302 · Lớp 25R1</w:t>
-      </w:r>
-    </w:p>
-    <w:p>
-      <w:pPr>
-        <w:pStyle w:val="Subtitle"/>
+        <w:rPr>
+          <w:rFonts w:cs="Times New Roman"/>
+          <w:color w:val="000000" w:themeColor="text1"/>
+          <w:sz w:val="26"/>
+          <w:szCs w:val="26"/>
+        </w:rPr>
+      </w:pPr>
+      <w:proofErr w:type="spellStart"/>
+      <w:proofErr w:type="spellEnd"/>
+      <w:proofErr w:type="spellStart"/>
+      <w:proofErr w:type="spellEnd"/>
+      <w:proofErr w:type="spellStart"/>
+      <w:proofErr w:type="spellEnd"/>
+      <w:r>
+        <w:rPr>
+          <w:rFonts w:ascii="Times New Roman" w:hAnsi="Times New Roman" w:eastAsia="Times New Roman" w:cs="Times New Roman"/>
+          <w:sz w:val="25"/>
+          <w:lang w:val="vi-VN"/>
+        </w:rPr>
+        <w:t>Họ và tên: Trịnh Thị Kiều Oanh</w:t>
+      </w:r>
+    </w:p>
+    <w:p>
+      <w:pPr>
+        <w:spacing w:after="40" w:line="264" w:lineRule="auto"/>
+        <w:ind w:left="0" w:firstLine="0"/>
         <w:jc w:val="center"/>
-        <w:pBdr>
-          <w:bottom w:val="single" w:sz="6" w:space="5" w:color="B8D3CC"/>
-        </w:pBdr>
-      </w:pPr>
-      <w:r>
-        <w:rPr>
-          <w:rFonts w:ascii="Arial" w:hAnsi="Arial" w:cs="Arial" w:eastAsia="Arial"/>
-          <w:color w:val="66737D"/>
-          <w:sz w:val="21"/>
-        </w:rPr>
-        <w:t>Nhập môn Công nghệ số và Ứng dụng Trí tuệ nhân tạo</w:t>
+        <w:rPr>
+          <w:rFonts w:cs="Times New Roman"/>
+          <w:color w:val="000000" w:themeColor="text1"/>
+          <w:sz w:val="26"/>
+          <w:szCs w:val="26"/>
+        </w:rPr>
+      </w:pPr>
+      <w:proofErr w:type="spellStart"/>
+      <w:proofErr w:type="spellEnd"/>
+      <w:proofErr w:type="spellStart"/>
+      <w:proofErr w:type="spellEnd"/>
+      <w:proofErr w:type="spellStart"/>
+      <w:proofErr w:type="spellEnd"/>
+      <w:proofErr w:type="spellStart"/>
+      <w:proofErr w:type="spellEnd"/>
+      <w:proofErr w:type="spellStart"/>
+      <w:proofErr w:type="spellEnd"/>
+      <w:proofErr w:type="spellStart"/>
+      <w:proofErr w:type="spellEnd"/>
+      <w:proofErr w:type="spellStart"/>
+      <w:proofErr w:type="spellEnd"/>
+      <w:proofErr w:type="spellStart"/>
+      <w:proofErr w:type="spellEnd"/>
+      <w:proofErr w:type="spellStart"/>
+      <w:proofErr w:type="spellEnd"/>
+      <w:proofErr w:type="spellStart"/>
+      <w:proofErr w:type="spellEnd"/>
+      <w:proofErr w:type="spellStart"/>
+      <w:proofErr w:type="spellEnd"/>
+      <w:proofErr w:type="spellStart"/>
+      <w:proofErr w:type="spellEnd"/>
+      <w:r>
+        <w:rPr>
+          <w:rFonts w:ascii="Times New Roman" w:hAnsi="Times New Roman" w:eastAsia="Times New Roman" w:cs="Times New Roman"/>
+          <w:sz w:val="25"/>
+          <w:lang w:val="vi-VN"/>
+        </w:rPr>
+        <w:t>MSSV: 25041302</w:t>
+      </w:r>
+    </w:p>
+    <w:p>
+      <w:pPr>
+        <w:spacing w:line="264" w:lineRule="auto" w:after="40"/>
+        <w:ind w:left="0" w:firstLine="0"/>
+        <w:jc w:val="center"/>
+      </w:pPr>
+      <w:r>
+        <w:rPr>
+          <w:rFonts w:ascii="Times New Roman" w:hAnsi="Times New Roman" w:eastAsia="Times New Roman" w:cs="Times New Roman"/>
+          <w:sz w:val="25"/>
+          <w:lang w:val="vi-VN"/>
+        </w:rPr>
+        <w:t>Môn học: Kỹ năng hợp tác trực tuyến</w:t>
+      </w:r>
+    </w:p>
+    <w:p>
+      <w:pPr>
+        <w:spacing w:line="264" w:lineRule="auto" w:after="40"/>
+        <w:ind w:left="0" w:firstLine="0"/>
+        <w:jc w:val="center"/>
+      </w:pPr>
+      <w:r>
+        <w:rPr>
+          <w:rFonts w:ascii="Times New Roman" w:hAnsi="Times New Roman" w:eastAsia="Times New Roman" w:cs="Times New Roman"/>
+          <w:sz w:val="25"/>
+          <w:lang w:val="vi-VN"/>
+        </w:rPr>
+        <w:t>Thời gian thực hiện: 1 tuần</w:t>
       </w:r>
     </w:p>
     <w:p>
       <w:pPr>
         <w:pStyle w:val="Heading1"/>
-        <w:keepNext/>
-        <w:keepLines w:val="0"/>
-        <w:widowControl/>
-        <w:spacing w:before="280" w:after="120" w:line="276" w:lineRule="auto"/>
+        <w:spacing w:before="0"/>
+        <w:ind w:firstLine="0"/>
         <w:jc w:val="left"/>
         <w:rPr>
           <w:rFonts w:ascii="Times New Roman" w:hAnsi="Times New Roman" w:cs="Times New Roman"/>
           <w:color w:val="000000" w:themeColor="text1"/>
         </w:rPr>
       </w:pPr>
-      <w:r>
-        <w:rPr>
-          <w:rFonts w:ascii="Arial" w:hAnsi="Arial" w:cs="Arial" w:eastAsia="Arial"/>
+      <w:proofErr w:type="spellStart"/>
+      <w:proofErr w:type="spellEnd"/>
+      <w:proofErr w:type="spellStart"/>
+      <w:proofErr w:type="spellEnd"/>
+      <w:proofErr w:type="spellStart"/>
+      <w:proofErr w:type="spellEnd"/>
+      <w:proofErr w:type="spellStart"/>
+      <w:proofErr w:type="spellEnd"/>
+      <w:proofErr w:type="spellStart"/>
+      <w:proofErr w:type="spellEnd"/>
+      <w:proofErr w:type="spellStart"/>
+      <w:proofErr w:type="spellEnd"/>
+      <w:proofErr w:type="spellStart"/>
+      <w:proofErr w:type="spellEnd"/>
+      <w:proofErr w:type="spellStart"/>
+      <w:proofErr w:type="spellEnd"/>
+      <w:r>
+        <w:rPr>
+          <w:rFonts w:ascii="Times New Roman" w:hAnsi="Times New Roman" w:eastAsia="Times New Roman" w:cs="Times New Roman"/>
           <w:b/>
-          <w:color w:val="0E5C50"/>
+          <w:i w:val="0"/>
           <w:sz w:val="28"/>
-        </w:rPr>
-        <w:t>I. Lựa chọn dự án và phân công nhóm</w:t>
-      </w:r>
-    </w:p>
-    <w:p>
-      <w:pPr>
-        <w:pStyle w:val="Heading2"/>
-      </w:pPr>
-      <w:r>
-        <w:t>1. Ý tưởng và mục tiêu dự án</w:t>
-      </w:r>
-    </w:p>
-    <w:p>
-      <w:pPr>
-        <w:pStyle w:val="ListParagraph"/>
-        <w:keepNext w:val="0"/>
-        <w:keepLines w:val="0"/>
-        <w:widowControl/>
-        <w:spacing w:after="120" w:before="0" w:line="276" w:lineRule="auto"/>
-        <w:jc w:val="left"/>
+          <w:lang w:val="vi-VN"/>
+        </w:rPr>
+        <w:t>I. THÔNG TIN DỰ ÁN VÀ PHÂN CÔNG NHÓM</w:t>
+      </w:r>
+    </w:p>
+    <w:p>
+      <w:pPr>
+        <w:spacing w:after="80" w:line="288" w:lineRule="auto"/>
+        <w:ind w:left="425" w:hanging="425"/>
+        <w:jc w:val="both"/>
         <w:rPr>
           <w:rFonts w:cs="Times New Roman"/>
           <w:color w:val="000000" w:themeColor="text1"/>
           <w:sz w:val="26"/>
           <w:szCs w:val="26"/>
         </w:rPr>
-        <w:numPr>
-          <w:ilvl w:val="0"/>
-          <w:numId w:val="8"/>
-        </w:numPr>
-      </w:pPr>
-      <w:r>
-        <w:t>• Lựa chọn dự án: Tạo bài thuyết trình 10 phút và báo cáo 4 trang về 'Ảnh hưởng của chuyển đổi số đến phương pháp giảng dạy đại học'.</w:t>
-      </w:r>
-    </w:p>
-    <w:p>
-      <w:pPr>
-        <w:pStyle w:val="ListParagraph"/>
-        <w:keepNext w:val="0"/>
-        <w:keepLines w:val="0"/>
-        <w:widowControl/>
-        <w:spacing w:after="120" w:before="0" w:line="276" w:lineRule="auto"/>
-        <w:jc w:val="left"/>
+      </w:pPr>
+      <w:proofErr w:type="spellStart"/>
+      <w:proofErr w:type="spellEnd"/>
+      <w:proofErr w:type="spellStart"/>
+      <w:proofErr w:type="spellEnd"/>
+      <w:proofErr w:type="spellStart"/>
+      <w:proofErr w:type="spellEnd"/>
+      <w:proofErr w:type="spellStart"/>
+      <w:proofErr w:type="spellEnd"/>
+      <w:proofErr w:type="spellStart"/>
+      <w:proofErr w:type="spellEnd"/>
+      <w:proofErr w:type="spellStart"/>
+      <w:proofErr w:type="spellEnd"/>
+      <w:proofErr w:type="spellStart"/>
+      <w:proofErr w:type="spellEnd"/>
+      <w:proofErr w:type="spellStart"/>
+      <w:proofErr w:type="spellEnd"/>
+      <w:proofErr w:type="spellStart"/>
+      <w:proofErr w:type="spellEnd"/>
+      <w:proofErr w:type="spellStart"/>
+      <w:proofErr w:type="spellEnd"/>
+      <w:proofErr w:type="spellStart"/>
+      <w:proofErr w:type="spellEnd"/>
+      <w:proofErr w:type="spellStart"/>
+      <w:proofErr w:type="spellEnd"/>
+      <w:proofErr w:type="spellStart"/>
+      <w:proofErr w:type="spellEnd"/>
+      <w:proofErr w:type="spellStart"/>
+      <w:proofErr w:type="spellEnd"/>
+      <w:proofErr w:type="spellStart"/>
+      <w:proofErr w:type="spellEnd"/>
+      <w:proofErr w:type="spellStart"/>
+      <w:proofErr w:type="spellEnd"/>
+      <w:proofErr w:type="spellStart"/>
+      <w:proofErr w:type="spellEnd"/>
+      <w:proofErr w:type="spellStart"/>
+      <w:proofErr w:type="spellEnd"/>
+      <w:proofErr w:type="spellStart"/>
+      <w:proofErr w:type="spellEnd"/>
+      <w:proofErr w:type="spellStart"/>
+      <w:proofErr w:type="spellEnd"/>
+      <w:proofErr w:type="spellStart"/>
+      <w:proofErr w:type="spellEnd"/>
+      <w:proofErr w:type="spellStart"/>
+      <w:proofErr w:type="spellEnd"/>
+      <w:proofErr w:type="spellStart"/>
+      <w:proofErr w:type="spellEnd"/>
+      <w:proofErr w:type="spellStart"/>
+      <w:proofErr w:type="spellEnd"/>
+      <w:proofErr w:type="spellStart"/>
+      <w:proofErr w:type="spellEnd"/>
+      <w:proofErr w:type="spellStart"/>
+      <w:proofErr w:type="spellEnd"/>
+      <w:proofErr w:type="spellStart"/>
+      <w:proofErr w:type="spellEnd"/>
+      <w:r>
+        <w:rPr>
+          <w:rFonts w:ascii="Times New Roman" w:hAnsi="Times New Roman" w:eastAsia="Times New Roman" w:cs="Times New Roman"/>
+          <w:sz w:val="26"/>
+          <w:lang w:val="vi-VN"/>
+        </w:rPr>
+        <w:t>1. Lựa chọn dự án: Tạo bài thuyết trình 10 phút và báo cáo 4 trang về “Ảnh hưởng của chuyển đổi số đến phương pháp giảng dạy đại học”.</w:t>
+      </w:r>
+    </w:p>
+    <w:p>
+      <w:pPr>
+        <w:spacing w:after="80" w:line="288" w:lineRule="auto"/>
+        <w:ind w:left="425" w:hanging="425"/>
+        <w:jc w:val="both"/>
         <w:rPr>
           <w:rFonts w:cs="Times New Roman"/>
           <w:color w:val="000000" w:themeColor="text1"/>
           <w:sz w:val="26"/>
           <w:szCs w:val="26"/>
         </w:rPr>
-        <w:numPr>
-          <w:ilvl w:val="0"/>
-          <w:numId w:val="8"/>
-        </w:numPr>
-      </w:pPr>
-      <w:r>
-        <w:t>• Lý do chọn dự án: Dự án nhỏ, có kết quả cụ thể (slide + báo cáo), phù hợp để thực hành phân công, soạn thảo chung và chia sẻ tài liệu.</w:t>
+      </w:pPr>
+      <w:proofErr w:type="spellStart"/>
+      <w:proofErr w:type="spellEnd"/>
+      <w:proofErr w:type="spellStart"/>
+      <w:proofErr w:type="spellEnd"/>
+      <w:proofErr w:type="spellStart"/>
+      <w:proofErr w:type="spellEnd"/>
+      <w:proofErr w:type="spellStart"/>
+      <w:proofErr w:type="spellEnd"/>
+      <w:proofErr w:type="spellStart"/>
+      <w:proofErr w:type="spellEnd"/>
+      <w:proofErr w:type="spellStart"/>
+      <w:proofErr w:type="spellEnd"/>
+      <w:proofErr w:type="spellStart"/>
+      <w:proofErr w:type="spellEnd"/>
+      <w:proofErr w:type="spellStart"/>
+      <w:proofErr w:type="spellEnd"/>
+      <w:proofErr w:type="spellStart"/>
+      <w:proofErr w:type="spellEnd"/>
+      <w:proofErr w:type="spellStart"/>
+      <w:proofErr w:type="spellEnd"/>
+      <w:proofErr w:type="spellStart"/>
+      <w:proofErr w:type="spellEnd"/>
+      <w:proofErr w:type="spellStart"/>
+      <w:proofErr w:type="spellEnd"/>
+      <w:proofErr w:type="spellStart"/>
+      <w:proofErr w:type="spellEnd"/>
+      <w:proofErr w:type="spellStart"/>
+      <w:proofErr w:type="spellEnd"/>
+      <w:proofErr w:type="spellStart"/>
+      <w:proofErr w:type="spellEnd"/>
+      <w:proofErr w:type="spellStart"/>
+      <w:proofErr w:type="spellEnd"/>
+      <w:proofErr w:type="spellStart"/>
+      <w:proofErr w:type="spellEnd"/>
+      <w:proofErr w:type="spellStart"/>
+      <w:proofErr w:type="spellEnd"/>
+      <w:proofErr w:type="spellStart"/>
+      <w:proofErr w:type="spellEnd"/>
+      <w:proofErr w:type="spellStart"/>
+      <w:proofErr w:type="spellEnd"/>
+      <w:proofErr w:type="spellStart"/>
+      <w:proofErr w:type="spellEnd"/>
+      <w:proofErr w:type="spellStart"/>
+      <w:proofErr w:type="spellEnd"/>
+      <w:proofErr w:type="spellStart"/>
+      <w:proofErr w:type="spellEnd"/>
+      <w:proofErr w:type="spellStart"/>
+      <w:proofErr w:type="spellEnd"/>
+      <w:proofErr w:type="spellStart"/>
+      <w:proofErr w:type="spellEnd"/>
+      <w:proofErr w:type="spellStart"/>
+      <w:proofErr w:type="spellEnd"/>
+      <w:proofErr w:type="spellStart"/>
+      <w:proofErr w:type="spellEnd"/>
+      <w:r>
+        <w:rPr>
+          <w:rFonts w:ascii="Times New Roman" w:hAnsi="Times New Roman" w:eastAsia="Times New Roman" w:cs="Times New Roman"/>
+          <w:sz w:val="26"/>
+          <w:lang w:val="vi-VN"/>
+        </w:rPr>
+        <w:t>2. Lý do lựa chọn: Dự án có quy mô phù hợp, sản phẩm đầu ra cụ thể (slide và báo cáo), thuận lợi cho việc thực hành phân công, soạn thảo chung và chia sẻ tài liệu.</w:t>
       </w:r>
     </w:p>
     <w:p>
       <w:pPr>
         <w:pStyle w:val="Heading2"/>
-        <w:keepNext/>
-        <w:keepLines w:val="0"/>
-        <w:widowControl/>
-        <w:spacing w:before="200" w:after="80" w:line="276" w:lineRule="auto"/>
+        <w:spacing w:before="0"/>
+        <w:ind w:firstLine="0"/>
         <w:jc w:val="left"/>
         <w:rPr>
           <w:rFonts w:ascii="Times New Roman" w:hAnsi="Times New Roman" w:cs="Times New Roman"/>
           <w:color w:val="000000" w:themeColor="text1"/>
         </w:rPr>
       </w:pPr>
-      <w:r>
-        <w:t>2. Cơ cấu tổ chức nhóm</w:t>
-      </w:r>
-    </w:p>
-    <w:p>
-      <w:pPr>
-        <w:pStyle w:val="ListParagraph"/>
-        <w:keepNext w:val="0"/>
-        <w:keepLines w:val="0"/>
+      <w:proofErr w:type="spellStart"/>
+      <w:proofErr w:type="spellEnd"/>
+      <w:r>
+        <w:rPr>
+          <w:rFonts w:ascii="Times New Roman" w:hAnsi="Times New Roman" w:eastAsia="Times New Roman" w:cs="Times New Roman"/>
+          <w:b/>
+          <w:i w:val="0"/>
+          <w:sz w:val="26"/>
+          <w:lang w:val="vi-VN"/>
+        </w:rPr>
+        <w:t>3. Thông tin nhóm</w:t>
+      </w:r>
+    </w:p>
+    <w:p>
+      <w:pPr>
         <w:tabs>
           <w:tab w:val="num" w:pos="360"/>
         </w:tabs>
-        <w:spacing w:after="60" w:before="0" w:line="276" w:lineRule="auto"/>
-        <w:ind/>
-        <w:jc w:val="left"/>
+        <w:spacing w:after="60" w:line="276" w:lineRule="auto"/>
+        <w:ind w:left="425" w:hanging="283" w:right="0"/>
+        <w:jc w:val="both"/>
         <w:rPr>
           <w:rFonts w:cs="Times New Roman"/>
           <w:color w:val="000000" w:themeColor="text1"/>
@@ -170,21 +357,27 @@
           <w:szCs w:val="26"/>
         </w:rPr>
       </w:pPr>
-      <w:r>
-        <w:t>• Nguyễn Trần Trung Quân - Trưởng nhóm</w:t>
-      </w:r>
-    </w:p>
-    <w:p>
-      <w:pPr>
-        <w:pStyle w:val="ListParagraph"/>
-        <w:keepNext w:val="0"/>
-        <w:keepLines w:val="0"/>
+      <w:proofErr w:type="spellStart"/>
+      <w:proofErr w:type="spellEnd"/>
+      <w:proofErr w:type="spellStart"/>
+      <w:proofErr w:type="spellEnd"/>
+      <w:r>
+        <w:rPr>
+          <w:rFonts w:ascii="Times New Roman" w:hAnsi="Times New Roman" w:eastAsia="Times New Roman" w:cs="Times New Roman"/>
+          <w:sz w:val="26"/>
+          <w:lang w:val="vi-VN"/>
+        </w:rPr>
+        <w:t>• Nguyễn Trần Trung Quân – Trưởng nhóm</w:t>
+      </w:r>
+    </w:p>
+    <w:p>
+      <w:pPr>
         <w:tabs>
           <w:tab w:val="num" w:pos="360"/>
         </w:tabs>
-        <w:spacing w:after="60" w:before="0" w:line="276" w:lineRule="auto"/>
-        <w:ind/>
-        <w:jc w:val="left"/>
+        <w:spacing w:after="60" w:line="276" w:lineRule="auto"/>
+        <w:ind w:left="425" w:hanging="283" w:right="0"/>
+        <w:jc w:val="both"/>
         <w:rPr>
           <w:rFonts w:cs="Times New Roman"/>
           <w:color w:val="000000" w:themeColor="text1"/>
@@ -192,21 +385,25 @@
           <w:szCs w:val="26"/>
         </w:rPr>
       </w:pPr>
-      <w:r>
-        <w:t>• Nguyễn Lan Phương - Thư ký</w:t>
-      </w:r>
-    </w:p>
-    <w:p>
-      <w:pPr>
-        <w:pStyle w:val="ListParagraph"/>
-        <w:keepNext w:val="0"/>
-        <w:keepLines w:val="0"/>
+      <w:proofErr w:type="spellStart"/>
+      <w:proofErr w:type="spellEnd"/>
+      <w:r>
+        <w:rPr>
+          <w:rFonts w:ascii="Times New Roman" w:hAnsi="Times New Roman" w:eastAsia="Times New Roman" w:cs="Times New Roman"/>
+          <w:sz w:val="26"/>
+          <w:lang w:val="vi-VN"/>
+        </w:rPr>
+        <w:t>• Nguyễn Lan Phương – Thư ký</w:t>
+      </w:r>
+    </w:p>
+    <w:p>
+      <w:pPr>
         <w:tabs>
           <w:tab w:val="num" w:pos="360"/>
         </w:tabs>
-        <w:spacing w:after="60" w:before="0" w:line="276" w:lineRule="auto"/>
-        <w:ind/>
-        <w:jc w:val="left"/>
+        <w:spacing w:after="60" w:line="276" w:lineRule="auto"/>
+        <w:ind w:left="425" w:hanging="283" w:right="0"/>
+        <w:jc w:val="both"/>
         <w:rPr>
           <w:rFonts w:cs="Times New Roman"/>
           <w:color w:val="000000" w:themeColor="text1"/>
@@ -214,21 +411,25 @@
           <w:szCs w:val="26"/>
         </w:rPr>
       </w:pPr>
-      <w:r>
-        <w:t>• Trịnh Thị Kiều Oanh - Thành viên</w:t>
-      </w:r>
-    </w:p>
-    <w:p>
-      <w:pPr>
-        <w:pStyle w:val="ListParagraph"/>
-        <w:keepNext w:val="0"/>
-        <w:keepLines w:val="0"/>
+      <w:proofErr w:type="spellStart"/>
+      <w:proofErr w:type="spellEnd"/>
+      <w:r>
+        <w:rPr>
+          <w:rFonts w:ascii="Times New Roman" w:hAnsi="Times New Roman" w:eastAsia="Times New Roman" w:cs="Times New Roman"/>
+          <w:sz w:val="26"/>
+          <w:lang w:val="vi-VN"/>
+        </w:rPr>
+        <w:t>• Trịnh Thị Kiều Oanh – Thành viên</w:t>
+      </w:r>
+    </w:p>
+    <w:p>
+      <w:pPr>
         <w:tabs>
           <w:tab w:val="num" w:pos="360"/>
         </w:tabs>
-        <w:spacing w:after="60" w:before="0" w:line="276" w:lineRule="auto"/>
-        <w:ind/>
-        <w:jc w:val="left"/>
+        <w:spacing w:after="60" w:line="276" w:lineRule="auto"/>
+        <w:ind w:left="425" w:hanging="283" w:right="0"/>
+        <w:jc w:val="both"/>
         <w:rPr>
           <w:rFonts w:cs="Times New Roman"/>
           <w:color w:val="000000" w:themeColor="text1"/>
@@ -236,21 +437,29 @@
           <w:szCs w:val="26"/>
         </w:rPr>
       </w:pPr>
-      <w:r>
-        <w:t>• Phạm Băng Băng - Thành viên</w:t>
-      </w:r>
-    </w:p>
-    <w:p>
-      <w:pPr>
-        <w:pStyle w:val="ListParagraph"/>
-        <w:keepNext w:val="0"/>
-        <w:keepLines w:val="0"/>
+      <w:proofErr w:type="spellStart"/>
+      <w:proofErr w:type="spellEnd"/>
+      <w:proofErr w:type="spellStart"/>
+      <w:proofErr w:type="spellEnd"/>
+      <w:proofErr w:type="spellStart"/>
+      <w:proofErr w:type="spellEnd"/>
+      <w:r>
+        <w:rPr>
+          <w:rFonts w:ascii="Times New Roman" w:hAnsi="Times New Roman" w:eastAsia="Times New Roman" w:cs="Times New Roman"/>
+          <w:sz w:val="26"/>
+          <w:lang w:val="vi-VN"/>
+        </w:rPr>
+        <w:t>• Phạm Băng Băng – Thành viên</w:t>
+      </w:r>
+    </w:p>
+    <w:p>
+      <w:pPr>
         <w:tabs>
           <w:tab w:val="num" w:pos="360"/>
         </w:tabs>
-        <w:spacing w:after="60" w:before="0" w:line="276" w:lineRule="auto"/>
-        <w:ind/>
-        <w:jc w:val="left"/>
+        <w:spacing w:after="60" w:line="276" w:lineRule="auto"/>
+        <w:ind w:left="425" w:hanging="283" w:right="0"/>
+        <w:jc w:val="both"/>
         <w:rPr>
           <w:rFonts w:cs="Times New Roman"/>
           <w:color w:val="000000" w:themeColor="text1"/>
@@ -258,21 +467,27 @@
           <w:szCs w:val="26"/>
         </w:rPr>
       </w:pPr>
-      <w:r>
-        <w:t>• Hoàng Thành Thăng Long - Thành viên</w:t>
-      </w:r>
-    </w:p>
-    <w:p>
-      <w:pPr>
-        <w:pStyle w:val="ListParagraph"/>
-        <w:keepNext w:val="0"/>
-        <w:keepLines w:val="0"/>
+      <w:proofErr w:type="spellStart"/>
+      <w:proofErr w:type="spellEnd"/>
+      <w:proofErr w:type="spellStart"/>
+      <w:proofErr w:type="spellEnd"/>
+      <w:r>
+        <w:rPr>
+          <w:rFonts w:ascii="Times New Roman" w:hAnsi="Times New Roman" w:eastAsia="Times New Roman" w:cs="Times New Roman"/>
+          <w:sz w:val="26"/>
+          <w:lang w:val="vi-VN"/>
+        </w:rPr>
+        <w:t>• Hoàng Thành Thăng Long – Thành viên</w:t>
+      </w:r>
+    </w:p>
+    <w:p>
+      <w:pPr>
         <w:tabs>
           <w:tab w:val="num" w:pos="360"/>
         </w:tabs>
-        <w:spacing w:after="60" w:before="0" w:line="276" w:lineRule="auto"/>
-        <w:ind/>
-        <w:jc w:val="left"/>
+        <w:spacing w:after="60" w:line="276" w:lineRule="auto"/>
+        <w:ind w:left="425" w:hanging="283" w:right="0"/>
+        <w:jc w:val="both"/>
         <w:rPr>
           <w:rFonts w:cs="Times New Roman"/>
           <w:color w:val="000000" w:themeColor="text1"/>
@@ -280,40 +495,55 @@
           <w:szCs w:val="26"/>
         </w:rPr>
       </w:pPr>
-      <w:r>
-        <w:t>• Mai Anh Khiêm - Thành viên</w:t>
-      </w:r>
-    </w:p>
-    <w:p>
-      <w:pPr>
-        <w:pStyle w:val="Heading1"/>
-        <w:keepNext/>
-        <w:keepLines w:val="0"/>
-        <w:widowControl/>
-        <w:spacing w:before="280" w:after="120" w:line="276" w:lineRule="auto"/>
+      <w:proofErr w:type="spellStart"/>
+      <w:proofErr w:type="spellEnd"/>
+      <w:r>
+        <w:rPr>
+          <w:rFonts w:ascii="Times New Roman" w:hAnsi="Times New Roman" w:eastAsia="Times New Roman" w:cs="Times New Roman"/>
+          <w:sz w:val="26"/>
+          <w:lang w:val="vi-VN"/>
+        </w:rPr>
+        <w:t>• Mai Anh Khiêm – Thành viên</w:t>
+      </w:r>
+    </w:p>
+    <w:p>
+      <w:pPr>
+        <w:pStyle w:val="Heading2"/>
+        <w:spacing w:before="0"/>
+        <w:ind w:firstLine="0"/>
         <w:jc w:val="left"/>
         <w:rPr>
           <w:rFonts w:ascii="Times New Roman" w:hAnsi="Times New Roman" w:cs="Times New Roman"/>
           <w:color w:val="000000" w:themeColor="text1"/>
         </w:rPr>
       </w:pPr>
-      <w:r>
-        <w:rPr>
-          <w:rFonts w:ascii="Arial" w:hAnsi="Arial" w:cs="Arial" w:eastAsia="Arial"/>
+      <w:proofErr w:type="spellStart"/>
+      <w:proofErr w:type="spellEnd"/>
+      <w:proofErr w:type="spellStart"/>
+      <w:proofErr w:type="spellEnd"/>
+      <w:proofErr w:type="spellStart"/>
+      <w:proofErr w:type="spellEnd"/>
+      <w:proofErr w:type="spellStart"/>
+      <w:proofErr w:type="spellEnd"/>
+      <w:proofErr w:type="spellStart"/>
+      <w:proofErr w:type="spellEnd"/>
+      <w:r>
+        <w:rPr>
+          <w:rFonts w:ascii="Times New Roman" w:hAnsi="Times New Roman" w:eastAsia="Times New Roman" w:cs="Times New Roman"/>
           <w:b/>
-          <w:color w:val="0E5C50"/>
-          <w:sz w:val="28"/>
-        </w:rPr>
-        <w:t>II. Minh chứng làm việc nhóm</w:t>
-      </w:r>
-    </w:p>
-    <w:p>
-      <w:pPr>
-        <w:pStyle w:val="Heading3"/>
-        <w:keepNext w:val="0"/>
-        <w:keepLines w:val="0"/>
-        <w:spacing w:after="60" w:before="160" w:line="240" w:lineRule="auto"/>
-        <w:jc w:val="left"/>
+          <w:i w:val="0"/>
+          <w:sz w:val="26"/>
+          <w:lang w:val="vi-VN"/>
+        </w:rPr>
+        <w:t>4. Hình ảnh làm việc nhóm</w:t>
+      </w:r>
+    </w:p>
+    <w:p>
+      <w:pPr>
+        <w:pStyle w:val="Caption"/>
+        <w:spacing w:after="0"/>
+        <w:ind w:firstLine="0"/>
+        <w:jc w:val="center"/>
         <w:rPr>
           <w:rFonts w:cs="Times New Roman"/>
           <w:color w:val="000000" w:themeColor="text1"/>
@@ -321,22 +551,29 @@
           <w:szCs w:val="26"/>
         </w:rPr>
       </w:pPr>
-      <w:r>
-        <w:rPr>
-          <w:rFonts w:ascii="Arial" w:hAnsi="Arial" w:cs="Arial" w:eastAsia="Arial"/>
-          <w:b/>
-          <w:color w:val="3A506B"/>
+      <w:proofErr w:type="spellStart"/>
+      <w:proofErr w:type="spellEnd"/>
+      <w:proofErr w:type="spellStart"/>
+      <w:proofErr w:type="spellEnd"/>
+      <w:proofErr w:type="spellStart"/>
+      <w:proofErr w:type="spellEnd"/>
+      <w:proofErr w:type="spellStart"/>
+      <w:proofErr w:type="spellEnd"/>
+      <w:r>
+        <w:rPr>
+          <w:rFonts w:ascii="Times New Roman" w:hAnsi="Times New Roman" w:eastAsia="Times New Roman" w:cs="Times New Roman"/>
+          <w:b w:val="0"/>
+          <w:i/>
           <w:sz w:val="22"/>
+          <w:lang w:val="vi-VN"/>
         </w:rPr>
         <w:t>Ảnh buổi họp nhóm qua Zoom:</w:t>
       </w:r>
     </w:p>
     <w:p>
       <w:pPr>
-        <w:pStyle w:val="Caption"/>
-        <w:keepNext w:val="0"/>
-        <w:keepLines w:val="0"/>
-        <w:spacing w:after="160" w:before="80" w:line="240" w:lineRule="auto"/>
+        <w:spacing w:after="120" w:before="80" w:line="240" w:lineRule="auto"/>
+        <w:ind w:left="0" w:right="0" w:firstLine="0"/>
         <w:jc w:val="center"/>
         <w:rPr>
           <w:rFonts w:cs="Times New Roman"/>
@@ -347,15 +584,16 @@
       </w:pPr>
       <w:r>
         <w:rPr>
-          <w:rFonts w:cs="Arial" w:ascii="Arial" w:hAnsi="Arial" w:eastAsia="Arial"/>
-          <w:i/>
+          <w:rFonts w:cs="Times New Roman" w:ascii="Times New Roman" w:hAnsi="Times New Roman" w:eastAsia="Times New Roman"/>
           <w:noProof/>
-          <w:color w:val="66737D"/>
-          <w:sz w:val="19"/>
+          <w:color w:val="000000" w:themeColor="text1"/>
+          <w:sz w:val="22"/>
+          <w:szCs w:val="26"/>
+          <w:lang w:val="vi-VN"/>
         </w:rPr>
         <w:drawing>
           <wp:inline distT="0" distB="0" distL="0" distR="0" wp14:anchorId="490547C5" wp14:editId="6A9F2B74">
-            <wp:extent cx="5760085" cy="3037205"/>
+            <wp:extent cx="5580000" cy="2942248"/>
             <wp:effectExtent l="0" t="0" r="0" b="0"/>
             <wp:docPr id="1268163968" name="Picture 1"/>
             <wp:cNvGraphicFramePr>
@@ -377,7 +615,7 @@
                   <pic:spPr>
                     <a:xfrm>
                       <a:off x="0" y="0"/>
-                      <a:ext cx="5760085" cy="3037205"/>
+                      <a:ext cx="5580000" cy="2942248"/>
                     </a:xfrm>
                     <a:prstGeom prst="rect">
                       <a:avLst/>
@@ -393,245 +631,474 @@
     <w:p>
       <w:pPr>
         <w:pStyle w:val="Heading1"/>
-        <w:keepNext/>
-        <w:keepLines w:val="0"/>
-        <w:widowControl/>
-        <w:spacing w:after="120" w:line="276" w:lineRule="auto" w:before="280"/>
-        <w:ind/>
+        <w:pageBreakBefore/>
+        <w:spacing w:after="142" w:line="259" w:lineRule="auto"/>
+        <w:ind w:left="-5" w:firstLine="0"/>
         <w:jc w:val="left"/>
       </w:pPr>
-      <w:r>
-        <w:t>III. Các công cụ cộng tác trực tuyến</w:t>
+      <w:proofErr w:type="spellStart"/>
+      <w:proofErr w:type="spellEnd"/>
+      <w:proofErr w:type="spellStart"/>
+      <w:proofErr w:type="spellEnd"/>
+      <w:proofErr w:type="spellStart"/>
+      <w:proofErr w:type="spellEnd"/>
+      <w:proofErr w:type="spellStart"/>
+      <w:proofErr w:type="spellEnd"/>
+      <w:proofErr w:type="spellStart"/>
+      <w:proofErr w:type="spellEnd"/>
+      <w:proofErr w:type="spellStart"/>
+      <w:proofErr w:type="spellEnd"/>
+      <w:proofErr w:type="spellStart"/>
+      <w:proofErr w:type="spellEnd"/>
+      <w:r>
+        <w:rPr>
+          <w:rFonts w:ascii="Times New Roman" w:hAnsi="Times New Roman" w:eastAsia="Times New Roman" w:cs="Times New Roman"/>
+          <w:b/>
+          <w:i w:val="0"/>
+          <w:sz w:val="28"/>
+          <w:lang w:val="vi-VN"/>
+        </w:rPr>
+        <w:t>II. CÁC CÔNG CỤ HỢP TÁC TRỰC TUYẾN</w:t>
       </w:r>
     </w:p>
     <w:p>
       <w:pPr>
         <w:pStyle w:val="Heading2"/>
-      </w:pPr>
-      <w:r>
-        <w:t>1. Công cụ soạn thảo tài liệu trực tuyến (Google Docs)</w:t>
-      </w:r>
-    </w:p>
-    <w:p>
-      <w:pPr>
-        <w:keepNext w:val="0"/>
-        <w:keepLines w:val="0"/>
-        <w:spacing w:before="0" w:after="120" w:line="276" w:lineRule="auto"/>
-        <w:ind/>
+        <w:ind w:left="-5" w:firstLine="0"/>
         <w:jc w:val="left"/>
       </w:pPr>
-      <w:r>
-        <w:rPr>
-          <w:rFonts w:ascii="Arial" w:hAnsi="Arial" w:cs="Arial" w:eastAsia="Arial"/>
-          <w:color w:val="17212B"/>
+      <w:proofErr w:type="spellStart"/>
+      <w:proofErr w:type="spellEnd"/>
+      <w:proofErr w:type="spellStart"/>
+      <w:proofErr w:type="spellEnd"/>
+      <w:proofErr w:type="spellStart"/>
+      <w:proofErr w:type="spellEnd"/>
+      <w:r>
+        <w:rPr>
+          <w:rFonts w:ascii="Times New Roman" w:hAnsi="Times New Roman" w:eastAsia="Times New Roman" w:cs="Times New Roman"/>
+          <w:b/>
+          <w:i w:val="0"/>
+          <w:sz w:val="26"/>
+          <w:lang w:val="vi-VN"/>
+        </w:rPr>
+        <w:t>1. Google Docs</w:t>
+      </w:r>
+    </w:p>
+    <w:p>
+      <w:pPr>
+        <w:ind w:left="-5"/>
+      </w:pPr>
+      <w:proofErr w:type="spellStart"/>
+      <w:proofErr w:type="spellEnd"/>
+      <w:proofErr w:type="spellStart"/>
+      <w:proofErr w:type="spellEnd"/>
+      <w:proofErr w:type="spellStart"/>
+      <w:proofErr w:type="spellEnd"/>
+      <w:proofErr w:type="spellStart"/>
+      <w:proofErr w:type="spellEnd"/>
+      <w:proofErr w:type="spellStart"/>
+      <w:proofErr w:type="spellEnd"/>
+      <w:proofErr w:type="spellStart"/>
+      <w:proofErr w:type="spellEnd"/>
+      <w:proofErr w:type="spellStart"/>
+      <w:proofErr w:type="spellEnd"/>
+      <w:proofErr w:type="spellStart"/>
+      <w:proofErr w:type="spellEnd"/>
+      <w:proofErr w:type="spellStart"/>
+      <w:proofErr w:type="spellEnd"/>
+      <w:proofErr w:type="spellStart"/>
+      <w:proofErr w:type="spellEnd"/>
+      <w:proofErr w:type="spellStart"/>
+      <w:proofErr w:type="spellEnd"/>
+      <w:proofErr w:type="spellStart"/>
+      <w:proofErr w:type="spellEnd"/>
+      <w:proofErr w:type="spellStart"/>
+      <w:proofErr w:type="spellEnd"/>
+      <w:proofErr w:type="spellStart"/>
+      <w:proofErr w:type="spellEnd"/>
+      <w:proofErr w:type="spellStart"/>
+      <w:proofErr w:type="spellEnd"/>
+      <w:proofErr w:type="spellStart"/>
+      <w:proofErr w:type="spellEnd"/>
+      <w:proofErr w:type="spellStart"/>
+      <w:proofErr w:type="spellEnd"/>
+      <w:proofErr w:type="spellStart"/>
+      <w:proofErr w:type="spellEnd"/>
+      <w:proofErr w:type="spellStart"/>
+      <w:proofErr w:type="spellEnd"/>
+      <w:proofErr w:type="spellStart"/>
+      <w:proofErr w:type="spellEnd"/>
+      <w:r>
+        <w:rPr>
+          <w:rFonts w:ascii="Times New Roman" w:hAnsi="Times New Roman" w:eastAsia="Times New Roman" w:cs="Times New Roman"/>
+          <w:sz w:val="26"/>
+          <w:lang w:val="vi-VN"/>
+        </w:rPr>
+        <w:t>Mục đích sử dụng: Soạn thảo báo cáo; bình luận, nhận xét và chỉnh sửa đồng thời; theo dõi lịch sử thay đổi.</w:t>
+      </w:r>
+    </w:p>
+    <w:p>
+      <w:pPr>
+        <w:pStyle w:val="Heading3"/>
+        <w:spacing w:after="142" w:line="259" w:lineRule="auto"/>
+        <w:ind w:left="-5" w:firstLine="0"/>
+        <w:jc w:val="left"/>
+      </w:pPr>
+      <w:proofErr w:type="spellStart"/>
+      <w:proofErr w:type="spellEnd"/>
+      <w:proofErr w:type="spellStart"/>
+      <w:proofErr w:type="spellEnd"/>
+      <w:r>
+        <w:rPr>
+          <w:rFonts w:ascii="Times New Roman" w:hAnsi="Times New Roman" w:eastAsia="Times New Roman" w:cs="Times New Roman"/>
+          <w:b/>
+          <w:i/>
+          <w:sz w:val="26"/>
+          <w:lang w:val="vi-VN"/>
+        </w:rPr>
+        <w:t>Ưu điểm</w:t>
+      </w:r>
+    </w:p>
+    <w:p>
+      <w:pPr>
+        <w:spacing w:line="276" w:lineRule="auto" w:after="60"/>
+        <w:ind w:left="425" w:hanging="283" w:right="0"/>
+        <w:jc w:val="both"/>
+      </w:pPr>
+      <w:proofErr w:type="spellStart"/>
+      <w:proofErr w:type="spellEnd"/>
+      <w:proofErr w:type="spellStart"/>
+      <w:proofErr w:type="spellEnd"/>
+      <w:proofErr w:type="spellStart"/>
+      <w:proofErr w:type="spellEnd"/>
+      <w:proofErr w:type="spellStart"/>
+      <w:proofErr w:type="spellEnd"/>
+      <w:proofErr w:type="spellStart"/>
+      <w:proofErr w:type="spellEnd"/>
+      <w:proofErr w:type="spellStart"/>
+      <w:proofErr w:type="spellEnd"/>
+      <w:proofErr w:type="spellStart"/>
+      <w:proofErr w:type="spellEnd"/>
+      <w:proofErr w:type="spellStart"/>
+      <w:proofErr w:type="spellEnd"/>
+      <w:proofErr w:type="spellStart"/>
+      <w:proofErr w:type="spellEnd"/>
+      <w:proofErr w:type="spellStart"/>
+      <w:proofErr w:type="spellEnd"/>
+      <w:proofErr w:type="spellStart"/>
+      <w:proofErr w:type="spellEnd"/>
+      <w:proofErr w:type="spellStart"/>
+      <w:proofErr w:type="spellEnd"/>
+      <w:proofErr w:type="spellStart"/>
+      <w:proofErr w:type="spellEnd"/>
+      <w:proofErr w:type="spellStart"/>
+      <w:proofErr w:type="spellEnd"/>
+      <w:proofErr w:type="spellStart"/>
+      <w:proofErr w:type="spellEnd"/>
+      <w:proofErr w:type="spellStart"/>
+      <w:proofErr w:type="spellEnd"/>
+      <w:proofErr w:type="spellStart"/>
+      <w:proofErr w:type="spellEnd"/>
+      <w:r>
+        <w:rPr>
+          <w:rFonts w:ascii="Times New Roman" w:hAnsi="Times New Roman" w:eastAsia="Times New Roman" w:cs="Times New Roman"/>
+          <w:sz w:val="26"/>
+          <w:lang w:val="vi-VN"/>
+        </w:rPr>
+        <w:t>• Hợp tác theo thời gian thực, cho phép nhiều thành viên cùng chỉnh sửa, nhận xét và theo dõi lịch sử thay đổi.</w:t>
+      </w:r>
+    </w:p>
+    <w:p>
+      <w:pPr>
+        <w:spacing w:line="276" w:lineRule="auto" w:after="60"/>
+        <w:ind w:left="425" w:hanging="283" w:right="0"/>
+        <w:jc w:val="both"/>
+      </w:pPr>
+      <w:proofErr w:type="spellStart"/>
+      <w:proofErr w:type="spellEnd"/>
+      <w:proofErr w:type="spellStart"/>
+      <w:proofErr w:type="spellEnd"/>
+      <w:proofErr w:type="spellStart"/>
+      <w:proofErr w:type="spellEnd"/>
+      <w:proofErr w:type="spellStart"/>
+      <w:proofErr w:type="spellEnd"/>
+      <w:proofErr w:type="spellStart"/>
+      <w:proofErr w:type="spellEnd"/>
+      <w:proofErr w:type="spellStart"/>
+      <w:proofErr w:type="spellEnd"/>
+      <w:proofErr w:type="spellStart"/>
+      <w:proofErr w:type="spellEnd"/>
+      <w:proofErr w:type="spellStart"/>
+      <w:proofErr w:type="spellEnd"/>
+      <w:proofErr w:type="spellStart"/>
+      <w:proofErr w:type="spellEnd"/>
+      <w:proofErr w:type="spellStart"/>
+      <w:proofErr w:type="spellEnd"/>
+      <w:proofErr w:type="spellStart"/>
+      <w:proofErr w:type="spellEnd"/>
+      <w:proofErr w:type="spellStart"/>
+      <w:proofErr w:type="spellEnd"/>
+      <w:proofErr w:type="spellStart"/>
+      <w:proofErr w:type="spellEnd"/>
+      <w:proofErr w:type="spellStart"/>
+      <w:proofErr w:type="spellEnd"/>
+      <w:proofErr w:type="spellStart"/>
+      <w:proofErr w:type="spellEnd"/>
+      <w:r>
+        <w:rPr>
+          <w:rFonts w:ascii="Times New Roman" w:hAnsi="Times New Roman" w:eastAsia="Times New Roman" w:cs="Times New Roman"/>
+          <w:sz w:val="26"/>
+          <w:lang w:val="vi-VN"/>
+        </w:rPr>
+        <w:t>• Miễn phí, dễ truy cập bằng trình duyệt và sử dụng trên nhiều thiết bị.</w:t>
+      </w:r>
+    </w:p>
+    <w:p>
+      <w:pPr>
+        <w:spacing w:line="276" w:lineRule="auto" w:after="60"/>
+        <w:ind w:left="425" w:hanging="283" w:right="0"/>
+        <w:jc w:val="both"/>
+      </w:pPr>
+      <w:proofErr w:type="spellStart"/>
+      <w:proofErr w:type="spellEnd"/>
+      <w:proofErr w:type="spellStart"/>
+      <w:proofErr w:type="spellEnd"/>
+      <w:proofErr w:type="spellStart"/>
+      <w:proofErr w:type="spellEnd"/>
+      <w:proofErr w:type="spellStart"/>
+      <w:proofErr w:type="spellEnd"/>
+      <w:proofErr w:type="spellStart"/>
+      <w:proofErr w:type="spellEnd"/>
+      <w:proofErr w:type="spellStart"/>
+      <w:proofErr w:type="spellEnd"/>
+      <w:proofErr w:type="spellStart"/>
+      <w:proofErr w:type="spellEnd"/>
+      <w:proofErr w:type="spellStart"/>
+      <w:proofErr w:type="spellEnd"/>
+      <w:proofErr w:type="spellStart"/>
+      <w:proofErr w:type="spellEnd"/>
+      <w:proofErr w:type="spellStart"/>
+      <w:proofErr w:type="spellEnd"/>
+      <w:proofErr w:type="spellStart"/>
+      <w:proofErr w:type="spellEnd"/>
+      <w:proofErr w:type="spellStart"/>
+      <w:proofErr w:type="spellEnd"/>
+      <w:proofErr w:type="spellStart"/>
+      <w:proofErr w:type="spellEnd"/>
+      <w:proofErr w:type="spellStart"/>
+      <w:proofErr w:type="spellEnd"/>
+      <w:proofErr w:type="spellStart"/>
+      <w:proofErr w:type="spellEnd"/>
+      <w:r>
+        <w:rPr>
+          <w:rFonts w:ascii="Times New Roman" w:hAnsi="Times New Roman" w:eastAsia="Times New Roman" w:cs="Times New Roman"/>
+          <w:sz w:val="26"/>
+          <w:lang w:val="vi-VN"/>
+        </w:rPr>
+        <w:t>• Tự động lưu và đồng bộ, giảm nguy cơ mất dữ liệu.</w:t>
+      </w:r>
+    </w:p>
+    <w:p>
+      <w:pPr>
+        <w:pStyle w:val="Heading3"/>
+        <w:spacing w:after="142" w:line="259" w:lineRule="auto"/>
+        <w:ind w:firstLine="0"/>
+        <w:jc w:val="left"/>
+      </w:pPr>
+      <w:proofErr w:type="spellStart"/>
+      <w:proofErr w:type="spellEnd"/>
+      <w:proofErr w:type="spellStart"/>
+      <w:proofErr w:type="spellEnd"/>
+      <w:r>
+        <w:rPr>
+          <w:rFonts w:ascii="Times New Roman" w:hAnsi="Times New Roman" w:eastAsia="Times New Roman" w:cs="Times New Roman"/>
+          <w:b/>
+          <w:i/>
+          <w:sz w:val="26"/>
+          <w:lang w:val="vi-VN"/>
+        </w:rPr>
+        <w:t>Hạn chế</w:t>
+      </w:r>
+    </w:p>
+    <w:p>
+      <w:pPr>
+        <w:spacing w:line="276" w:lineRule="auto" w:after="60"/>
+        <w:ind w:left="425" w:hanging="283" w:right="0"/>
+        <w:jc w:val="both"/>
+      </w:pPr>
+      <w:proofErr w:type="spellStart"/>
+      <w:proofErr w:type="spellEnd"/>
+      <w:proofErr w:type="spellStart"/>
+      <w:proofErr w:type="spellEnd"/>
+      <w:proofErr w:type="spellStart"/>
+      <w:proofErr w:type="spellEnd"/>
+      <w:proofErr w:type="spellStart"/>
+      <w:proofErr w:type="spellEnd"/>
+      <w:proofErr w:type="spellStart"/>
+      <w:proofErr w:type="spellEnd"/>
+      <w:proofErr w:type="spellStart"/>
+      <w:proofErr w:type="spellEnd"/>
+      <w:proofErr w:type="spellStart"/>
+      <w:proofErr w:type="spellEnd"/>
+      <w:proofErr w:type="spellStart"/>
+      <w:proofErr w:type="spellEnd"/>
+      <w:proofErr w:type="spellStart"/>
+      <w:proofErr w:type="spellEnd"/>
+      <w:proofErr w:type="spellStart"/>
+      <w:proofErr w:type="spellEnd"/>
+      <w:proofErr w:type="spellStart"/>
+      <w:proofErr w:type="spellEnd"/>
+      <w:proofErr w:type="spellStart"/>
+      <w:proofErr w:type="spellEnd"/>
+      <w:proofErr w:type="spellStart"/>
+      <w:proofErr w:type="spellEnd"/>
+      <w:proofErr w:type="spellStart"/>
+      <w:proofErr w:type="spellEnd"/>
+      <w:proofErr w:type="spellStart"/>
+      <w:proofErr w:type="spellEnd"/>
+      <w:proofErr w:type="spellStart"/>
+      <w:proofErr w:type="spellEnd"/>
+      <w:proofErr w:type="spellStart"/>
+      <w:proofErr w:type="spellEnd"/>
+      <w:proofErr w:type="spellStart"/>
+      <w:proofErr w:type="spellEnd"/>
+      <w:r>
+        <w:rPr>
+          <w:rFonts w:ascii="Times New Roman" w:hAnsi="Times New Roman" w:eastAsia="Times New Roman" w:cs="Times New Roman"/>
+          <w:sz w:val="26"/>
+          <w:lang w:val="vi-VN"/>
+        </w:rPr>
+        <w:t>• Ít tính năng định dạng nâng cao hơn Microsoft Word khi xử lý tài liệu phức tạp.</w:t>
+      </w:r>
+    </w:p>
+    <w:p>
+      <w:pPr>
+        <w:spacing w:line="276" w:lineRule="auto" w:after="60"/>
+        <w:ind w:left="425" w:hanging="283" w:right="0"/>
+        <w:jc w:val="both"/>
+      </w:pPr>
+      <w:proofErr w:type="spellStart"/>
+      <w:proofErr w:type="spellEnd"/>
+      <w:proofErr w:type="spellStart"/>
+      <w:proofErr w:type="spellEnd"/>
+      <w:proofErr w:type="spellStart"/>
+      <w:proofErr w:type="spellEnd"/>
+      <w:proofErr w:type="spellStart"/>
+      <w:proofErr w:type="spellEnd"/>
+      <w:proofErr w:type="spellStart"/>
+      <w:proofErr w:type="spellEnd"/>
+      <w:proofErr w:type="spellStart"/>
+      <w:proofErr w:type="spellEnd"/>
+      <w:proofErr w:type="spellStart"/>
+      <w:proofErr w:type="spellEnd"/>
+      <w:proofErr w:type="spellStart"/>
+      <w:proofErr w:type="spellEnd"/>
+      <w:proofErr w:type="spellStart"/>
+      <w:proofErr w:type="spellEnd"/>
+      <w:proofErr w:type="spellStart"/>
+      <w:proofErr w:type="spellEnd"/>
+      <w:proofErr w:type="spellStart"/>
+      <w:proofErr w:type="spellEnd"/>
+      <w:proofErr w:type="spellStart"/>
+      <w:proofErr w:type="spellEnd"/>
+      <w:proofErr w:type="spellStart"/>
+      <w:proofErr w:type="spellEnd"/>
+      <w:r>
+        <w:rPr>
+          <w:rFonts w:ascii="Times New Roman" w:hAnsi="Times New Roman" w:eastAsia="Times New Roman" w:cs="Times New Roman"/>
+          <w:sz w:val="26"/>
+          <w:lang w:val="vi-VN"/>
+        </w:rPr>
+        <w:t>• Phụ thuộc vào kết nối Internet; chế độ ngoại tuyến và quá trình đồng bộ có thể bị hạn chế khi mạng yếu.</w:t>
+      </w:r>
+    </w:p>
+    <w:p>
+      <w:pPr>
+        <w:spacing w:line="276" w:lineRule="auto" w:after="60"/>
+        <w:ind w:left="425" w:hanging="283" w:right="0"/>
+        <w:jc w:val="both"/>
+      </w:pPr>
+      <w:proofErr w:type="spellStart"/>
+      <w:proofErr w:type="spellEnd"/>
+      <w:proofErr w:type="spellStart"/>
+      <w:proofErr w:type="spellEnd"/>
+      <w:proofErr w:type="spellStart"/>
+      <w:proofErr w:type="spellEnd"/>
+      <w:proofErr w:type="spellStart"/>
+      <w:proofErr w:type="spellEnd"/>
+      <w:proofErr w:type="spellStart"/>
+      <w:proofErr w:type="spellEnd"/>
+      <w:proofErr w:type="spellStart"/>
+      <w:proofErr w:type="spellEnd"/>
+      <w:proofErr w:type="spellStart"/>
+      <w:proofErr w:type="spellEnd"/>
+      <w:proofErr w:type="spellStart"/>
+      <w:proofErr w:type="spellEnd"/>
+      <w:proofErr w:type="spellStart"/>
+      <w:proofErr w:type="spellEnd"/>
+      <w:proofErr w:type="spellStart"/>
+      <w:proofErr w:type="spellEnd"/>
+      <w:proofErr w:type="spellStart"/>
+      <w:proofErr w:type="spellEnd"/>
+      <w:proofErr w:type="spellStart"/>
+      <w:proofErr w:type="spellEnd"/>
+      <w:proofErr w:type="spellStart"/>
+      <w:proofErr w:type="spellEnd"/>
+      <w:proofErr w:type="spellStart"/>
+      <w:proofErr w:type="spellEnd"/>
+      <w:proofErr w:type="spellStart"/>
+      <w:proofErr w:type="spellEnd"/>
+      <w:proofErr w:type="spellStart"/>
+      <w:proofErr w:type="spellEnd"/>
+      <w:r>
+        <w:rPr>
+          <w:rFonts w:ascii="Times New Roman" w:hAnsi="Times New Roman" w:eastAsia="Times New Roman" w:cs="Times New Roman"/>
+          <w:sz w:val="26"/>
+          <w:lang w:val="vi-VN"/>
+        </w:rPr>
+        <w:t>• Có rủi ro lộ tài liệu nếu thiết lập sai quyền truy cập hoặc chia sẻ liên kết công khai.</w:t>
+      </w:r>
+    </w:p>
+    <w:p>
+      <w:pPr>
+        <w:pStyle w:val="Caption"/>
+        <w:spacing w:after="142" w:line="259" w:lineRule="auto"/>
+        <w:ind w:firstLine="0"/>
+        <w:jc w:val="center"/>
+      </w:pPr>
+      <w:proofErr w:type="spellStart"/>
+      <w:proofErr w:type="spellEnd"/>
+      <w:proofErr w:type="spellStart"/>
+      <w:proofErr w:type="spellEnd"/>
+      <w:proofErr w:type="spellStart"/>
+      <w:proofErr w:type="spellEnd"/>
+      <w:r>
+        <w:rPr>
+          <w:rFonts w:ascii="Times New Roman" w:hAnsi="Times New Roman" w:eastAsia="Times New Roman" w:cs="Times New Roman"/>
+          <w:b w:val="0"/>
+          <w:i/>
           <w:sz w:val="22"/>
-        </w:rPr>
-      </w:r>
-      <w:r>
-        <w:rPr>
-          <w:rFonts w:ascii="Arial" w:hAnsi="Arial" w:cs="Arial" w:eastAsia="Arial"/>
-          <w:b/>
-          <w:color w:val="17212B"/>
+          <w:lang w:val="vi-VN"/>
+        </w:rPr>
+        <w:t>Hình minh họa: giao diện soạn thảo cộng tác trên Google Docs.</w:t>
+      </w:r>
+    </w:p>
+    <w:p>
+      <w:pPr>
+        <w:spacing w:after="120" w:line="240" w:lineRule="auto" w:before="80"/>
+        <w:ind w:left="0" w:right="0" w:firstLine="0"/>
+        <w:jc w:val="center"/>
+      </w:pPr>
+      <w:r>
+        <w:rPr>
+          <w:rFonts w:ascii="Times New Roman" w:hAnsi="Times New Roman" w:eastAsia="Times New Roman" w:cs="Times New Roman"/>
+          <w:noProof/>
           <w:sz w:val="22"/>
-        </w:rPr>
-        <w:t xml:space="preserve">Tên công cụ: </w:t>
-      </w:r>
-      <w:r>
-        <w:rPr>
-          <w:rFonts w:ascii="Arial" w:hAnsi="Arial" w:cs="Arial" w:eastAsia="Arial"/>
-          <w:color w:val="17212B"/>
-          <w:sz w:val="22"/>
-        </w:rPr>
-        <w:t>Google Docs</w:t>
-      </w:r>
-    </w:p>
-    <w:p>
-      <w:pPr>
-        <w:keepNext w:val="0"/>
-        <w:keepLines w:val="0"/>
-        <w:spacing w:before="0" w:after="120" w:line="276" w:lineRule="auto"/>
-        <w:ind/>
-        <w:jc w:val="left"/>
-      </w:pPr>
-      <w:r>
-        <w:rPr>
-          <w:rFonts w:ascii="Arial" w:hAnsi="Arial" w:cs="Arial" w:eastAsia="Arial"/>
-          <w:color w:val="17212B"/>
-          <w:sz w:val="22"/>
-        </w:rPr>
-      </w:r>
-      <w:r>
-        <w:rPr>
-          <w:rFonts w:ascii="Arial" w:hAnsi="Arial" w:cs="Arial" w:eastAsia="Arial"/>
-          <w:b/>
-          <w:color w:val="17212B"/>
-          <w:sz w:val="22"/>
-        </w:rPr>
-        <w:t xml:space="preserve">Mục đích sử dụng: </w:t>
-      </w:r>
-      <w:r>
-        <w:rPr>
-          <w:rFonts w:ascii="Arial" w:hAnsi="Arial" w:cs="Arial" w:eastAsia="Arial"/>
-          <w:color w:val="17212B"/>
-          <w:sz w:val="22"/>
-        </w:rPr>
-        <w:t>Soạn thảo báo cáo; Bình luận – nhận xét – chỉnh sửa cùng lúc; Lưu lại lịch sử chỉnh sửa.</w:t>
-      </w:r>
-    </w:p>
-    <w:p>
-      <w:pPr>
-        <w:keepNext/>
-        <w:keepLines w:val="0"/>
-        <w:widowControl/>
-        <w:spacing w:after="120" w:line="276" w:lineRule="auto" w:before="0"/>
-        <w:ind/>
-        <w:jc w:val="left"/>
-      </w:pPr>
-      <w:r/>
-      <w:r>
-        <w:rPr>
-          <w:b/>
-        </w:rPr>
-        <w:t>Ưu điểm:</w:t>
-      </w:r>
-    </w:p>
-    <w:p>
-      <w:pPr>
-        <w:pStyle w:val="ListParagraph"/>
-        <w:keepNext w:val="0"/>
-        <w:keepLines w:val="0"/>
-        <w:widowControl/>
-        <w:spacing w:before="0" w:after="120" w:line="276" w:lineRule="auto"/>
-        <w:ind w:left="-5"/>
-        <w:jc w:val="left"/>
-        <w:numPr>
-          <w:ilvl w:val="0"/>
-          <w:numId w:val="10"/>
-        </w:numPr>
-      </w:pPr>
-      <w:r>
-        <w:t>• Hợp tác thời gian thực – nhiều người cùng sửa, nhận xét, theo dõi lịch sử thay đổi.</w:t>
-      </w:r>
-    </w:p>
-    <w:p>
-      <w:pPr>
-        <w:pStyle w:val="ListParagraph"/>
-        <w:keepNext w:val="0"/>
-        <w:keepLines w:val="0"/>
-        <w:spacing w:before="0" w:after="120" w:line="276" w:lineRule="auto"/>
-        <w:ind/>
-        <w:jc w:val="left"/>
-      </w:pPr>
-      <w:r>
-        <w:t>• Miễn phí và dễ truy cập – chỉ cần trình duyệt, dùng được mọi thiết bị.</w:t>
-      </w:r>
-    </w:p>
-    <w:p>
-      <w:pPr>
-        <w:pStyle w:val="ListParagraph"/>
-        <w:keepNext w:val="0"/>
-        <w:keepLines w:val="0"/>
-        <w:spacing w:before="0" w:after="120" w:line="276" w:lineRule="auto"/>
-        <w:ind/>
-        <w:jc w:val="left"/>
-      </w:pPr>
-      <w:r>
-        <w:t>• Tự động lưu và đồng bộ – không lo mất dữ liệu, truy cập lại dễ dàng.</w:t>
-      </w:r>
-    </w:p>
-    <w:p>
-      <w:pPr>
-        <w:keepNext/>
-        <w:keepLines w:val="0"/>
-        <w:widowControl/>
-        <w:spacing w:after="60" w:line="276" w:lineRule="auto" w:before="160"/>
-        <w:ind/>
-        <w:jc w:val="left"/>
-      </w:pPr>
-      <w:r/>
-      <w:r>
-        <w:rPr>
-          <w:b/>
-        </w:rPr>
-        <w:t>Nhược điểm:</w:t>
-      </w:r>
-    </w:p>
-    <w:p>
-      <w:pPr>
-        <w:pStyle w:val="ListParagraph"/>
-        <w:keepNext w:val="0"/>
-        <w:keepLines w:val="0"/>
-        <w:spacing w:before="0" w:after="120" w:line="276" w:lineRule="auto"/>
-        <w:ind/>
-        <w:jc w:val="left"/>
-      </w:pPr>
-      <w:r>
-        <w:t>• Ít tính năng nâng cao – yếu hơn Word về định dạng chuyên sâu, xử lý tài liệu phức tạp.</w:t>
-      </w:r>
-    </w:p>
-    <w:p>
-      <w:pPr>
-        <w:pStyle w:val="ListParagraph"/>
-        <w:keepNext w:val="0"/>
-        <w:keepLines w:val="0"/>
-        <w:spacing w:before="0" w:after="120" w:line="276" w:lineRule="auto"/>
-        <w:ind/>
-        <w:jc w:val="left"/>
-      </w:pPr>
-      <w:r>
-        <w:t>• Phụ thuộc internet – làm offline bị hạn chế, đồng bộ dễ lỗi nếu mạng yếu.</w:t>
-      </w:r>
-    </w:p>
-    <w:p>
-      <w:pPr>
-        <w:pStyle w:val="ListParagraph"/>
-        <w:keepNext w:val="0"/>
-        <w:keepLines w:val="0"/>
-        <w:spacing w:before="0" w:after="120" w:line="276" w:lineRule="auto"/>
-        <w:ind/>
-        <w:jc w:val="left"/>
-      </w:pPr>
-      <w:r>
-        <w:t>• Rủi ro bảo mật khi chia sẻ – cấp quyền sai hoặc chia sẻ liên kết công khai dễ lộ tài liệu.</w:t>
-      </w:r>
-    </w:p>
-    <w:p>
-      <w:pPr>
-        <w:keepNext/>
-        <w:keepLines w:val="0"/>
-        <w:widowControl/>
-        <w:spacing w:after="60" w:line="276" w:lineRule="auto" w:before="160"/>
-        <w:ind/>
-        <w:jc w:val="left"/>
-      </w:pPr>
-      <w:r/>
-      <w:r>
-        <w:rPr>
-          <w:b/>
-        </w:rPr>
-        <w:t>Ảnh minh họa:</w:t>
-      </w:r>
-    </w:p>
-    <w:p>
-      <w:pPr>
-        <w:pStyle w:val="Caption"/>
-        <w:keepNext w:val="0"/>
-        <w:keepLines w:val="0"/>
-        <w:spacing w:after="160" w:line="240" w:lineRule="auto" w:before="80"/>
-        <w:ind/>
-        <w:jc w:val="center"/>
-      </w:pPr>
-      <w:r>
-        <w:rPr>
-          <w:rFonts w:ascii="Arial" w:hAnsi="Arial" w:eastAsia="Arial" w:cs="Arial"/>
-          <w:i/>
-          <w:noProof/>
-          <w:color w:val="66737D"/>
-          <w:sz w:val="19"/>
+          <w:lang w:val="vi-VN"/>
         </w:rPr>
         <w:drawing>
           <wp:inline distT="0" distB="0" distL="0" distR="0" wp14:anchorId="3D023020" wp14:editId="17FD07D4">
-            <wp:extent cx="5909310" cy="2851150"/>
+            <wp:extent cx="5580000" cy="2692263"/>
             <wp:effectExtent l="0" t="0" r="0" b="6350"/>
             <wp:docPr id="7" name="Picture 7"/>
             <wp:cNvGraphicFramePr>
@@ -653,7 +1120,7 @@
                   <pic:spPr>
                     <a:xfrm>
                       <a:off x="0" y="0"/>
-                      <a:ext cx="5909310" cy="2851150"/>
+                      <a:ext cx="5580000" cy="2692263"/>
                     </a:xfrm>
                     <a:prstGeom prst="rect">
                       <a:avLst/>
@@ -669,253 +1136,393 @@
     <w:p>
       <w:pPr>
         <w:pStyle w:val="Heading2"/>
-        <w:keepNext/>
-        <w:keepLines w:val="0"/>
-        <w:widowControl/>
-        <w:spacing w:after="60" w:line="276" w:lineRule="auto" w:before="160"/>
-        <w:ind/>
+        <w:spacing w:after="142" w:line="259" w:lineRule="auto"/>
+        <w:ind w:left="-5" w:firstLine="0"/>
         <w:jc w:val="left"/>
       </w:pPr>
-      <w:r>
-        <w:t>2. Công cụ lưu trữ và chia sẻ tệp (Google Drive)</w:t>
-      </w:r>
-    </w:p>
-    <w:p>
-      <w:pPr>
-        <w:keepNext/>
-        <w:keepLines w:val="0"/>
-        <w:widowControl/>
-        <w:spacing w:after="60" w:line="276" w:lineRule="auto" w:before="160"/>
-        <w:ind w:right="6181"/>
+      <w:proofErr w:type="gramStart"/>
+      <w:proofErr w:type="gramEnd"/>
+      <w:proofErr w:type="spellStart"/>
+      <w:proofErr w:type="spellEnd"/>
+      <w:proofErr w:type="spellStart"/>
+      <w:proofErr w:type="spellEnd"/>
+      <w:proofErr w:type="spellStart"/>
+      <w:proofErr w:type="spellEnd"/>
+      <w:proofErr w:type="spellStart"/>
+      <w:proofErr w:type="spellEnd"/>
+      <w:proofErr w:type="spellStart"/>
+      <w:proofErr w:type="spellEnd"/>
+      <w:r>
+        <w:rPr>
+          <w:rFonts w:ascii="Times New Roman" w:hAnsi="Times New Roman" w:eastAsia="Times New Roman" w:cs="Times New Roman"/>
+          <w:b/>
+          <w:i w:val="0"/>
+          <w:sz w:val="26"/>
+          <w:lang w:val="vi-VN"/>
+        </w:rPr>
+        <w:t>2. Google Drive</w:t>
+      </w:r>
+    </w:p>
+    <w:p>
+      <w:pPr>
+        <w:pStyle w:val="Heading3"/>
+        <w:spacing w:after="0" w:line="375" w:lineRule="auto"/>
+        <w:ind w:left="-5" w:right="6181" w:firstLine="0"/>
         <w:jc w:val="left"/>
       </w:pPr>
-      <w:r>
-        <w:rPr>
-          <w:rFonts w:ascii="Arial" w:hAnsi="Arial" w:cs="Arial" w:eastAsia="Arial"/>
+      <w:proofErr w:type="spellStart"/>
+      <w:proofErr w:type="spellEnd"/>
+      <w:proofErr w:type="spellStart"/>
+      <w:proofErr w:type="spellEnd"/>
+      <w:proofErr w:type="spellStart"/>
+      <w:proofErr w:type="spellEnd"/>
+      <w:proofErr w:type="spellStart"/>
+      <w:proofErr w:type="spellEnd"/>
+      <w:proofErr w:type="spellStart"/>
+      <w:proofErr w:type="spellEnd"/>
+      <w:proofErr w:type="spellStart"/>
+      <w:proofErr w:type="spellEnd"/>
+      <w:proofErr w:type="spellStart"/>
+      <w:proofErr w:type="spellEnd"/>
+      <w:r>
+        <w:rPr>
+          <w:rFonts w:ascii="Times New Roman" w:hAnsi="Times New Roman" w:eastAsia="Times New Roman" w:cs="Times New Roman"/>
           <w:b/>
-          <w:color w:val="3A506B"/>
+          <w:i/>
+          <w:sz w:val="26"/>
+          <w:lang w:val="vi-VN"/>
+        </w:rPr>
+        <w:t>Mục đích sử dụng:</w:t>
+      </w:r>
+    </w:p>
+    <w:p>
+      <w:pPr>
+        <w:spacing w:line="276" w:lineRule="auto" w:after="60"/>
+        <w:ind w:left="425" w:hanging="283" w:right="0"/>
+        <w:jc w:val="both"/>
+      </w:pPr>
+      <w:proofErr w:type="spellStart"/>
+      <w:proofErr w:type="spellEnd"/>
+      <w:proofErr w:type="spellStart"/>
+      <w:proofErr w:type="spellEnd"/>
+      <w:proofErr w:type="spellStart"/>
+      <w:proofErr w:type="spellEnd"/>
+      <w:r>
+        <w:rPr>
+          <w:rFonts w:ascii="Times New Roman" w:hAnsi="Times New Roman" w:eastAsia="Times New Roman" w:cs="Times New Roman"/>
+          <w:sz w:val="26"/>
+          <w:lang w:val="vi-VN"/>
+        </w:rPr>
+        <w:t>• Lưu trữ sản phẩm của nhóm.</w:t>
+      </w:r>
+    </w:p>
+    <w:p>
+      <w:pPr>
+        <w:spacing w:line="276" w:lineRule="auto" w:after="60"/>
+        <w:ind w:left="425" w:hanging="283" w:right="0"/>
+        <w:jc w:val="both"/>
+      </w:pPr>
+      <w:proofErr w:type="spellStart"/>
+      <w:proofErr w:type="spellEnd"/>
+      <w:proofErr w:type="spellStart"/>
+      <w:proofErr w:type="spellEnd"/>
+      <w:proofErr w:type="spellStart"/>
+      <w:proofErr w:type="spellEnd"/>
+      <w:proofErr w:type="spellStart"/>
+      <w:proofErr w:type="spellEnd"/>
+      <w:proofErr w:type="spellStart"/>
+      <w:proofErr w:type="spellEnd"/>
+      <w:proofErr w:type="spellStart"/>
+      <w:proofErr w:type="spellEnd"/>
+      <w:proofErr w:type="spellStart"/>
+      <w:proofErr w:type="spellEnd"/>
+      <w:r>
+        <w:rPr>
+          <w:rFonts w:ascii="Times New Roman" w:hAnsi="Times New Roman" w:eastAsia="Times New Roman" w:cs="Times New Roman"/>
+          <w:sz w:val="26"/>
+          <w:lang w:val="vi-VN"/>
+        </w:rPr>
+        <w:t>• Chia sẻ tài nguyên như hình ảnh, dữ liệu và tệp.</w:t>
+      </w:r>
+    </w:p>
+    <w:p>
+      <w:pPr>
+        <w:spacing w:line="276" w:lineRule="auto" w:after="60"/>
+        <w:ind w:left="425" w:hanging="283" w:right="0"/>
+        <w:jc w:val="both"/>
+      </w:pPr>
+      <w:proofErr w:type="spellStart"/>
+      <w:proofErr w:type="spellEnd"/>
+      <w:proofErr w:type="spellStart"/>
+      <w:proofErr w:type="spellEnd"/>
+      <w:proofErr w:type="spellStart"/>
+      <w:proofErr w:type="spellEnd"/>
+      <w:proofErr w:type="spellStart"/>
+      <w:proofErr w:type="spellEnd"/>
+      <w:proofErr w:type="spellStart"/>
+      <w:proofErr w:type="spellEnd"/>
+      <w:proofErr w:type="spellStart"/>
+      <w:proofErr w:type="spellEnd"/>
+      <w:proofErr w:type="spellStart"/>
+      <w:proofErr w:type="spellEnd"/>
+      <w:proofErr w:type="spellStart"/>
+      <w:proofErr w:type="spellEnd"/>
+      <w:proofErr w:type="spellStart"/>
+      <w:proofErr w:type="spellEnd"/>
+      <w:proofErr w:type="spellStart"/>
+      <w:proofErr w:type="spellEnd"/>
+      <w:r>
+        <w:rPr>
+          <w:rFonts w:ascii="Times New Roman" w:hAnsi="Times New Roman" w:eastAsia="Times New Roman" w:cs="Times New Roman"/>
+          <w:sz w:val="26"/>
+          <w:lang w:val="vi-VN"/>
+        </w:rPr>
+        <w:t>• Tổ chức thư mục chung để các thành viên truy cập thuận tiện.</w:t>
+      </w:r>
+    </w:p>
+    <w:p>
+      <w:pPr>
+        <w:pStyle w:val="Heading3"/>
+        <w:spacing w:after="142" w:line="259" w:lineRule="auto"/>
+        <w:ind w:firstLine="0"/>
+        <w:jc w:val="left"/>
+      </w:pPr>
+      <w:proofErr w:type="spellStart"/>
+      <w:proofErr w:type="spellEnd"/>
+      <w:proofErr w:type="spellStart"/>
+      <w:proofErr w:type="spellEnd"/>
+      <w:r>
+        <w:rPr>
+          <w:rFonts w:ascii="Times New Roman" w:hAnsi="Times New Roman" w:eastAsia="Times New Roman" w:cs="Times New Roman"/>
+          <w:b/>
+          <w:i/>
+          <w:sz w:val="26"/>
+          <w:lang w:val="vi-VN"/>
+        </w:rPr>
+        <w:t>Ưu điểm</w:t>
+      </w:r>
+    </w:p>
+    <w:p>
+      <w:pPr>
+        <w:spacing w:line="276" w:lineRule="auto" w:after="60"/>
+        <w:ind w:left="425" w:hanging="283" w:right="0"/>
+        <w:jc w:val="both"/>
+      </w:pPr>
+      <w:proofErr w:type="spellStart"/>
+      <w:proofErr w:type="spellEnd"/>
+      <w:proofErr w:type="spellStart"/>
+      <w:proofErr w:type="spellEnd"/>
+      <w:proofErr w:type="spellStart"/>
+      <w:proofErr w:type="spellEnd"/>
+      <w:proofErr w:type="spellStart"/>
+      <w:proofErr w:type="spellEnd"/>
+      <w:proofErr w:type="spellStart"/>
+      <w:proofErr w:type="spellEnd"/>
+      <w:proofErr w:type="spellStart"/>
+      <w:proofErr w:type="spellEnd"/>
+      <w:proofErr w:type="spellStart"/>
+      <w:proofErr w:type="spellEnd"/>
+      <w:r>
+        <w:rPr>
+          <w:rFonts w:ascii="Times New Roman" w:hAnsi="Times New Roman" w:eastAsia="Times New Roman" w:cs="Times New Roman"/>
+          <w:sz w:val="26"/>
+          <w:lang w:val="vi-VN"/>
+        </w:rPr>
+        <w:t>• Lưu trữ và đồng bộ trên nhiều thiết bị.</w:t>
+      </w:r>
+    </w:p>
+    <w:p>
+      <w:pPr>
+        <w:spacing w:after="60" w:line="276" w:lineRule="auto"/>
+        <w:ind w:left="425" w:hanging="283" w:right="0"/>
+        <w:jc w:val="both"/>
+      </w:pPr>
+      <w:proofErr w:type="spellStart"/>
+      <w:proofErr w:type="spellEnd"/>
+      <w:proofErr w:type="spellStart"/>
+      <w:proofErr w:type="spellEnd"/>
+      <w:proofErr w:type="spellStart"/>
+      <w:proofErr w:type="spellEnd"/>
+      <w:proofErr w:type="spellStart"/>
+      <w:proofErr w:type="spellEnd"/>
+      <w:proofErr w:type="spellStart"/>
+      <w:proofErr w:type="spellEnd"/>
+      <w:proofErr w:type="spellStart"/>
+      <w:proofErr w:type="spellEnd"/>
+      <w:proofErr w:type="spellStart"/>
+      <w:proofErr w:type="spellEnd"/>
+      <w:proofErr w:type="spellStart"/>
+      <w:proofErr w:type="spellEnd"/>
+      <w:proofErr w:type="spellStart"/>
+      <w:proofErr w:type="spellEnd"/>
+      <w:proofErr w:type="spellStart"/>
+      <w:proofErr w:type="spellEnd"/>
+      <w:r>
+        <w:rPr>
+          <w:rFonts w:ascii="Times New Roman" w:hAnsi="Times New Roman" w:eastAsia="Times New Roman" w:cs="Times New Roman"/>
+          <w:sz w:val="26"/>
+          <w:lang w:val="vi-VN"/>
+        </w:rPr>
+        <w:t>• Phân quyền xem hoặc chỉnh sửa nhanh, hỗ trợ phối hợp nhóm hiệu quả.</w:t>
+      </w:r>
+    </w:p>
+    <w:p>
+      <w:pPr>
+        <w:pStyle w:val="Heading3"/>
+        <w:spacing w:after="240" w:line="259" w:lineRule="auto"/>
+        <w:ind w:firstLine="0"/>
+        <w:jc w:val="left"/>
+      </w:pPr>
+      <w:proofErr w:type="spellStart"/>
+      <w:proofErr w:type="spellEnd"/>
+      <w:proofErr w:type="spellStart"/>
+      <w:proofErr w:type="spellEnd"/>
+      <w:r>
+        <w:rPr>
+          <w:rFonts w:ascii="Times New Roman" w:hAnsi="Times New Roman" w:eastAsia="Times New Roman" w:cs="Times New Roman"/>
+          <w:b/>
+          <w:i/>
+          <w:sz w:val="26"/>
+          <w:lang w:val="vi-VN"/>
+        </w:rPr>
+        <w:t>Hạn chế</w:t>
+      </w:r>
+    </w:p>
+    <w:p>
+      <w:pPr>
+        <w:spacing w:after="60" w:line="276" w:lineRule="auto"/>
+        <w:ind w:left="425" w:hanging="283" w:right="0"/>
+        <w:jc w:val="both"/>
+      </w:pPr>
+      <w:proofErr w:type="spellStart"/>
+      <w:proofErr w:type="spellEnd"/>
+      <w:proofErr w:type="spellStart"/>
+      <w:proofErr w:type="spellEnd"/>
+      <w:proofErr w:type="spellStart"/>
+      <w:proofErr w:type="spellEnd"/>
+      <w:proofErr w:type="spellStart"/>
+      <w:proofErr w:type="spellEnd"/>
+      <w:proofErr w:type="spellStart"/>
+      <w:proofErr w:type="spellEnd"/>
+      <w:proofErr w:type="spellStart"/>
+      <w:proofErr w:type="spellEnd"/>
+      <w:proofErr w:type="spellStart"/>
+      <w:proofErr w:type="spellEnd"/>
+      <w:r>
+        <w:rPr>
+          <w:rFonts w:ascii="Times New Roman" w:hAnsi="Times New Roman" w:eastAsia="Times New Roman" w:cs="Times New Roman"/>
+          <w:sz w:val="26"/>
+          <w:lang w:val="vi-VN"/>
+        </w:rPr>
+        <w:t>• Tốc độ tải lên có thể chậm khi tệp có dung lượng lớn.</w:t>
+      </w:r>
+    </w:p>
+    <w:p>
+      <w:pPr>
+        <w:spacing w:after="60" w:line="276" w:lineRule="auto"/>
+        <w:ind w:left="425" w:hanging="283" w:right="0"/>
+        <w:jc w:val="both"/>
+      </w:pPr>
+      <w:proofErr w:type="spellStart"/>
+      <w:proofErr w:type="spellEnd"/>
+      <w:proofErr w:type="spellStart"/>
+      <w:proofErr w:type="spellEnd"/>
+      <w:proofErr w:type="spellStart"/>
+      <w:proofErr w:type="spellEnd"/>
+      <w:proofErr w:type="spellStart"/>
+      <w:proofErr w:type="spellEnd"/>
+      <w:proofErr w:type="spellStart"/>
+      <w:proofErr w:type="spellEnd"/>
+      <w:proofErr w:type="spellStart"/>
+      <w:proofErr w:type="spellEnd"/>
+      <w:proofErr w:type="spellStart"/>
+      <w:proofErr w:type="spellEnd"/>
+      <w:proofErr w:type="spellStart"/>
+      <w:proofErr w:type="spellEnd"/>
+      <w:proofErr w:type="spellStart"/>
+      <w:proofErr w:type="spellEnd"/>
+      <w:proofErr w:type="spellStart"/>
+      <w:proofErr w:type="spellEnd"/>
+      <w:r>
+        <w:rPr>
+          <w:rFonts w:ascii="Times New Roman" w:hAnsi="Times New Roman" w:eastAsia="Times New Roman" w:cs="Times New Roman"/>
+          <w:sz w:val="26"/>
+          <w:lang w:val="vi-VN"/>
+        </w:rPr>
+        <w:t>• Phụ thuộc vào kết nối Internet; quá trình đồng bộ có thể chậm hoặc lỗi khi mạng yếu.</w:t>
+      </w:r>
+    </w:p>
+    <w:p>
+      <w:pPr>
+        <w:spacing w:after="60" w:line="276" w:lineRule="auto"/>
+        <w:ind w:left="425" w:hanging="283" w:right="0"/>
+        <w:jc w:val="both"/>
+      </w:pPr>
+      <w:proofErr w:type="spellStart"/>
+      <w:proofErr w:type="spellEnd"/>
+      <w:proofErr w:type="spellStart"/>
+      <w:proofErr w:type="spellEnd"/>
+      <w:proofErr w:type="spellStart"/>
+      <w:proofErr w:type="spellEnd"/>
+      <w:proofErr w:type="spellStart"/>
+      <w:proofErr w:type="spellEnd"/>
+      <w:proofErr w:type="spellStart"/>
+      <w:proofErr w:type="spellEnd"/>
+      <w:proofErr w:type="spellStart"/>
+      <w:proofErr w:type="spellEnd"/>
+      <w:proofErr w:type="spellStart"/>
+      <w:proofErr w:type="spellEnd"/>
+      <w:proofErr w:type="spellStart"/>
+      <w:proofErr w:type="spellEnd"/>
+      <w:r>
+        <w:rPr>
+          <w:rFonts w:ascii="Times New Roman" w:hAnsi="Times New Roman" w:eastAsia="Times New Roman" w:cs="Times New Roman"/>
+          <w:sz w:val="26"/>
+          <w:lang w:val="vi-VN"/>
+        </w:rPr>
+        <w:t>• Có nguy cơ lộ dữ liệu nếu thiết lập sai quyền chia sẻ.</w:t>
+      </w:r>
+    </w:p>
+    <w:p>
+      <w:pPr>
+        <w:pStyle w:val="Caption"/>
+        <w:spacing w:after="142" w:line="259" w:lineRule="auto"/>
+        <w:ind w:firstLine="0"/>
+        <w:jc w:val="center"/>
+      </w:pPr>
+      <w:proofErr w:type="spellStart"/>
+      <w:proofErr w:type="spellEnd"/>
+      <w:proofErr w:type="spellStart"/>
+      <w:proofErr w:type="spellEnd"/>
+      <w:proofErr w:type="spellStart"/>
+      <w:proofErr w:type="spellEnd"/>
+      <w:r>
+        <w:rPr>
+          <w:rFonts w:ascii="Times New Roman" w:hAnsi="Times New Roman" w:eastAsia="Times New Roman" w:cs="Times New Roman"/>
+          <w:b w:val="0"/>
+          <w:i/>
           <w:sz w:val="22"/>
-        </w:rPr>
-      </w:r>
-      <w:r>
-        <w:rPr>
-          <w:rFonts w:ascii="Arial" w:hAnsi="Arial" w:cs="Arial" w:eastAsia="Arial"/>
-          <w:b/>
-          <w:color w:val="3A506B"/>
+          <w:lang w:val="vi-VN"/>
+        </w:rPr>
+        <w:t>Hình minh họa: thư mục dự án được lưu trữ và chia sẻ trên Google Drive.</w:t>
+      </w:r>
+    </w:p>
+    <w:p>
+      <w:pPr>
+        <w:spacing w:after="120" w:line="240" w:lineRule="auto" w:before="80"/>
+        <w:ind w:left="0" w:right="0" w:firstLine="0"/>
+        <w:jc w:val="center"/>
+      </w:pPr>
+      <w:r>
+        <w:rPr>
+          <w:rFonts w:ascii="Times New Roman" w:hAnsi="Times New Roman" w:eastAsia="Times New Roman" w:cs="Times New Roman"/>
+          <w:noProof/>
           <w:sz w:val="22"/>
-        </w:rPr>
-        <w:t xml:space="preserve">Tên công cụ: </w:t>
-      </w:r>
-      <w:r>
-        <w:rPr>
-          <w:rFonts w:ascii="Arial" w:hAnsi="Arial" w:cs="Arial" w:eastAsia="Arial"/>
-          <w:b/>
-          <w:color w:val="3A506B"/>
-          <w:sz w:val="22"/>
-        </w:rPr>
-        <w:t>Google Drive</w:t>
-      </w:r>
-    </w:p>
-    <w:p>
-      <w:pPr/>
-      <w:r/>
-      <w:r>
-        <w:rPr>
-          <w:b/>
-        </w:rPr>
-        <w:t>Mục đích sử dụng:</w:t>
-      </w:r>
-    </w:p>
-    <w:p>
-      <w:pPr>
-        <w:pStyle w:val="ListParagraph"/>
-        <w:keepNext w:val="0"/>
-        <w:keepLines w:val="0"/>
-        <w:widowControl/>
-        <w:spacing w:before="0" w:after="120" w:line="276" w:lineRule="auto"/>
-        <w:ind w:left="-5"/>
-        <w:jc w:val="left"/>
-        <w:numPr>
-          <w:ilvl w:val="0"/>
-          <w:numId w:val="10"/>
-        </w:numPr>
-      </w:pPr>
-      <w:r>
-        <w:t>• Lưu sản phẩm nhóm</w:t>
-      </w:r>
-    </w:p>
-    <w:p>
-      <w:pPr>
-        <w:pStyle w:val="ListParagraph"/>
-        <w:keepNext w:val="0"/>
-        <w:keepLines w:val="0"/>
-        <w:widowControl/>
-        <w:spacing w:before="0" w:after="120" w:line="276" w:lineRule="auto"/>
-        <w:ind w:left="-5"/>
-        <w:jc w:val="left"/>
-        <w:numPr>
-          <w:ilvl w:val="0"/>
-          <w:numId w:val="10"/>
-        </w:numPr>
-      </w:pPr>
-      <w:r>
-        <w:t>• Chia sẻ tài nguyên (hình ảnh, dữ liệu, file)</w:t>
-      </w:r>
-    </w:p>
-    <w:p>
-      <w:pPr>
-        <w:pStyle w:val="ListParagraph"/>
-        <w:keepNext w:val="0"/>
-        <w:keepLines w:val="0"/>
-        <w:widowControl/>
-        <w:spacing w:before="0" w:after="120" w:line="276" w:lineRule="auto"/>
-        <w:ind w:left="-5"/>
-        <w:jc w:val="left"/>
-        <w:numPr>
-          <w:ilvl w:val="0"/>
-          <w:numId w:val="10"/>
-        </w:numPr>
-      </w:pPr>
-      <w:r>
-        <w:t>• Tổ chức thư mục chung để mọi người truy cập</w:t>
-      </w:r>
-    </w:p>
-    <w:p>
-      <w:pPr>
-        <w:keepNext/>
-        <w:keepLines w:val="0"/>
-        <w:widowControl/>
-        <w:spacing w:after="60" w:line="276" w:lineRule="auto" w:before="160"/>
-        <w:ind/>
-        <w:jc w:val="left"/>
-      </w:pPr>
-      <w:r/>
-      <w:r>
-        <w:rPr>
-          <w:b/>
-        </w:rPr>
-        <w:t>Ưu điểm:</w:t>
-      </w:r>
-    </w:p>
-    <w:p>
-      <w:pPr>
-        <w:pStyle w:val="ListParagraph"/>
-        <w:keepNext w:val="0"/>
-        <w:keepLines w:val="0"/>
-        <w:spacing w:before="0" w:after="120" w:line="276" w:lineRule="auto"/>
-        <w:ind/>
-        <w:jc w:val="left"/>
-      </w:pPr>
-      <w:r>
-        <w:t>• Lưu trữ và đồng bộ đa thiết bị.</w:t>
-      </w:r>
-    </w:p>
-    <w:p>
-      <w:pPr>
-        <w:pStyle w:val="ListParagraph"/>
-        <w:keepNext w:val="0"/>
-        <w:keepLines w:val="0"/>
-        <w:spacing w:after="120" w:before="0" w:line="276" w:lineRule="auto"/>
-        <w:ind/>
-        <w:jc w:val="left"/>
-      </w:pPr>
-      <w:r>
-        <w:t>• Phân quyền xem và chỉnh sửa nhanh, hợp tác dễ.</w:t>
-      </w:r>
-    </w:p>
-    <w:p>
-      <w:pPr>
-        <w:keepNext/>
-        <w:keepLines w:val="0"/>
-        <w:widowControl/>
-        <w:spacing w:after="60" w:line="276" w:lineRule="auto" w:before="160"/>
-        <w:ind/>
-        <w:jc w:val="left"/>
-      </w:pPr>
-      <w:r/>
-      <w:r>
-        <w:rPr>
-          <w:b/>
-        </w:rPr>
-        <w:t>Nhược điểm:</w:t>
-      </w:r>
-    </w:p>
-    <w:p>
-      <w:pPr>
-        <w:pStyle w:val="ListParagraph"/>
-        <w:keepNext w:val="0"/>
-        <w:keepLines w:val="0"/>
-        <w:spacing w:after="120" w:before="0" w:line="276" w:lineRule="auto"/>
-        <w:ind/>
-        <w:jc w:val="left"/>
-      </w:pPr>
-      <w:r>
-        <w:t>• Tải lên chậm nếu file có dung lượng lớn.</w:t>
-      </w:r>
-    </w:p>
-    <w:p>
-      <w:pPr>
-        <w:pStyle w:val="ListParagraph"/>
-        <w:keepNext w:val="0"/>
-        <w:keepLines w:val="0"/>
-        <w:spacing w:after="120" w:before="0" w:line="276" w:lineRule="auto"/>
-        <w:ind/>
-        <w:jc w:val="left"/>
-      </w:pPr>
-      <w:r>
-        <w:t>• Phụ thuộc internet – đồng bộ chậm hoặc lỗi khi mạng yếu.</w:t>
-      </w:r>
-    </w:p>
-    <w:p>
-      <w:pPr>
-        <w:pStyle w:val="ListParagraph"/>
-        <w:keepNext w:val="0"/>
-        <w:keepLines w:val="0"/>
-        <w:spacing w:after="120" w:before="0" w:line="276" w:lineRule="auto"/>
-        <w:ind/>
-        <w:jc w:val="left"/>
-      </w:pPr>
-      <w:r>
-        <w:t>• Nguy cơ lộ dữ liệu khi chia sẻ sai quyền.</w:t>
-      </w:r>
-    </w:p>
-    <w:p>
-      <w:pPr>
-        <w:keepNext/>
-        <w:keepLines w:val="0"/>
-        <w:widowControl/>
-        <w:spacing w:after="120" w:line="276" w:lineRule="auto" w:before="0"/>
-        <w:ind/>
-        <w:jc w:val="left"/>
-      </w:pPr>
-      <w:r/>
-      <w:r>
-        <w:rPr>
-          <w:b/>
-        </w:rPr>
-        <w:t>Ảnh minh họa:</w:t>
-      </w:r>
-    </w:p>
-    <w:p>
-      <w:pPr>
-        <w:pStyle w:val="Caption"/>
-        <w:keepNext w:val="0"/>
-        <w:keepLines w:val="0"/>
-        <w:spacing w:after="160" w:line="240" w:lineRule="auto" w:before="80"/>
-        <w:ind w:right="-52"/>
-        <w:jc w:val="center"/>
-      </w:pPr>
-      <w:r>
-        <w:rPr>
-          <w:rFonts w:ascii="Arial" w:hAnsi="Arial" w:eastAsia="Arial" w:cs="Arial"/>
-          <w:i/>
-          <w:noProof/>
-          <w:color w:val="66737D"/>
-          <w:sz w:val="19"/>
+          <w:lang w:val="vi-VN"/>
         </w:rPr>
         <w:drawing>
           <wp:inline distT="0" distB="0" distL="0" distR="0" wp14:anchorId="125B5C61" wp14:editId="55F3AA5D">
-            <wp:extent cx="5909310" cy="2705100"/>
+            <wp:extent cx="5580000" cy="2554352"/>
             <wp:effectExtent l="0" t="0" r="0" b="0"/>
             <wp:docPr id="4" name="Picture 4"/>
             <wp:cNvGraphicFramePr>
@@ -937,7 +1544,7 @@
                   <pic:spPr>
                     <a:xfrm>
                       <a:off x="0" y="0"/>
-                      <a:ext cx="5909310" cy="2705100"/>
+                      <a:ext cx="5580000" cy="2554352"/>
                     </a:xfrm>
                     <a:prstGeom prst="rect">
                       <a:avLst/>
@@ -953,33 +1560,52 @@
     <w:p>
       <w:pPr>
         <w:pStyle w:val="Heading1"/>
-        <w:keepNext/>
-        <w:keepLines w:val="0"/>
-        <w:widowControl/>
-        <w:spacing w:before="280" w:after="120" w:line="276" w:lineRule="auto"/>
+        <w:spacing w:before="0"/>
+        <w:ind w:firstLine="0"/>
         <w:jc w:val="left"/>
         <w:rPr>
           <w:rFonts w:ascii="Times New Roman" w:hAnsi="Times New Roman" w:cs="Times New Roman"/>
           <w:color w:val="000000" w:themeColor="text1"/>
         </w:rPr>
       </w:pPr>
-      <w:r>
-        <w:rPr>
-          <w:rFonts w:ascii="Arial" w:hAnsi="Arial" w:cs="Arial" w:eastAsia="Arial"/>
+      <w:proofErr w:type="spellStart"/>
+      <w:proofErr w:type="spellEnd"/>
+      <w:proofErr w:type="spellStart"/>
+      <w:proofErr w:type="spellEnd"/>
+      <w:proofErr w:type="spellStart"/>
+      <w:proofErr w:type="spellEnd"/>
+      <w:proofErr w:type="spellStart"/>
+      <w:proofErr w:type="spellEnd"/>
+      <w:proofErr w:type="spellStart"/>
+      <w:proofErr w:type="spellEnd"/>
+      <w:proofErr w:type="spellStart"/>
+      <w:proofErr w:type="spellEnd"/>
+      <w:proofErr w:type="spellStart"/>
+      <w:proofErr w:type="spellEnd"/>
+      <w:proofErr w:type="spellStart"/>
+      <w:proofErr w:type="spellEnd"/>
+      <w:proofErr w:type="spellStart"/>
+      <w:proofErr w:type="spellEnd"/>
+      <w:proofErr w:type="spellStart"/>
+      <w:proofErr w:type="spellEnd"/>
+      <w:proofErr w:type="spellStart"/>
+      <w:proofErr w:type="spellEnd"/>
+      <w:r>
+        <w:rPr>
+          <w:rFonts w:ascii="Times New Roman" w:hAnsi="Times New Roman" w:eastAsia="Times New Roman" w:cs="Times New Roman"/>
           <w:b/>
-          <w:color w:val="0E5C50"/>
+          <w:i w:val="0"/>
           <w:sz w:val="28"/>
-        </w:rPr>
-        <w:t>IV. Thiết lập không gian làm việc chung</w:t>
+          <w:lang w:val="vi-VN"/>
+        </w:rPr>
+        <w:t>III. THIẾT LẬP KHÔNG GIAN LÀM VIỆC CHUNG VÀ MỜI THÀNH VIÊN</w:t>
       </w:r>
     </w:p>
     <w:p>
       <w:pPr>
         <w:pStyle w:val="Heading2"/>
-        <w:keepNext/>
-        <w:keepLines w:val="0"/>
-        <w:widowControl/>
-        <w:spacing w:after="120" w:before="0" w:line="276" w:lineRule="auto"/>
+        <w:spacing w:after="0"/>
+        <w:ind w:firstLine="0"/>
         <w:jc w:val="left"/>
         <w:rPr>
           <w:rFonts w:cs="Times New Roman"/>
@@ -988,68 +1614,152 @@
           <w:szCs w:val="26"/>
         </w:rPr>
       </w:pPr>
-      <w:r>
-        <w:t>1. Trello (Quản lý tiến độ)</w:t>
-      </w:r>
-    </w:p>
-    <w:p>
-      <w:pPr>
-        <w:pStyle w:val="ListParagraph"/>
-        <w:numPr>
-          <w:ilvl w:val="0"/>
-          <w:numId w:val="10"/>
-        </w:numPr>
-      </w:pPr>
-      <w:r>
-        <w:rPr>
-          <w:rFonts w:ascii="Arial" w:hAnsi="Arial" w:cs="Arial" w:eastAsia="Arial"/>
-          <w:color w:val="17212B"/>
-          <w:sz w:val="22"/>
-        </w:rPr>
-        <w:t>Tạo Board: “Dự án — Chuyển đổi số trong giảng dạy”.</w:t>
-      </w:r>
-    </w:p>
-    <w:p>
-      <w:pPr>
-        <w:pStyle w:val="ListParagraph"/>
-        <w:numPr>
-          <w:ilvl w:val="0"/>
-          <w:numId w:val="10"/>
-        </w:numPr>
-      </w:pPr>
-      <w:r>
-        <w:rPr>
-          <w:rFonts w:ascii="Arial" w:hAnsi="Arial" w:cs="Arial" w:eastAsia="Arial"/>
-          <w:color w:val="17212B"/>
-          <w:sz w:val="22"/>
-        </w:rPr>
-        <w:t>Tạo các danh sách To do, In progress, Review và Done.</w:t>
-      </w:r>
-    </w:p>
-    <w:p>
-      <w:pPr>
-        <w:pStyle w:val="ListParagraph"/>
-        <w:numPr>
-          <w:ilvl w:val="0"/>
-          <w:numId w:val="10"/>
-        </w:numPr>
-      </w:pPr>
-      <w:r>
-        <w:rPr>
-          <w:rFonts w:ascii="Arial" w:hAnsi="Arial" w:cs="Arial" w:eastAsia="Arial"/>
-          <w:color w:val="17212B"/>
-          <w:sz w:val="22"/>
-        </w:rPr>
-        <w:t>Tạo thẻ nhiệm vụ có mô tả, checklist, hạn hoàn thành, người phụ trách và liên kết Google Docs.</w:t>
+      <w:proofErr w:type="spellStart"/>
+      <w:proofErr w:type="spellEnd"/>
+      <w:proofErr w:type="spellStart"/>
+      <w:proofErr w:type="spellEnd"/>
+      <w:proofErr w:type="spellStart"/>
+      <w:proofErr w:type="spellEnd"/>
+      <w:proofErr w:type="spellStart"/>
+      <w:proofErr w:type="spellEnd"/>
+      <w:proofErr w:type="spellStart"/>
+      <w:proofErr w:type="spellEnd"/>
+      <w:proofErr w:type="spellStart"/>
+      <w:proofErr w:type="spellEnd"/>
+      <w:proofErr w:type="spellStart"/>
+      <w:proofErr w:type="spellEnd"/>
+      <w:proofErr w:type="spellStart"/>
+      <w:proofErr w:type="spellEnd"/>
+      <w:proofErr w:type="spellStart"/>
+      <w:proofErr w:type="spellEnd"/>
+      <w:proofErr w:type="spellStart"/>
+      <w:proofErr w:type="spellEnd"/>
+      <w:proofErr w:type="spellStart"/>
+      <w:proofErr w:type="spellEnd"/>
+      <w:proofErr w:type="spellStart"/>
+      <w:proofErr w:type="spellEnd"/>
+      <w:proofErr w:type="spellStart"/>
+      <w:proofErr w:type="spellEnd"/>
+      <w:proofErr w:type="spellStart"/>
+      <w:proofErr w:type="spellEnd"/>
+      <w:proofErr w:type="spellStart"/>
+      <w:proofErr w:type="spellEnd"/>
+      <w:proofErr w:type="spellStart"/>
+      <w:proofErr w:type="spellEnd"/>
+      <w:proofErr w:type="spellStart"/>
+      <w:proofErr w:type="spellEnd"/>
+      <w:proofErr w:type="spellStart"/>
+      <w:proofErr w:type="spellEnd"/>
+      <w:proofErr w:type="spellStart"/>
+      <w:proofErr w:type="spellEnd"/>
+      <w:proofErr w:type="spellStart"/>
+      <w:proofErr w:type="spellEnd"/>
+      <w:proofErr w:type="spellStart"/>
+      <w:proofErr w:type="spellEnd"/>
+      <w:proofErr w:type="spellStart"/>
+      <w:proofErr w:type="spellEnd"/>
+      <w:proofErr w:type="spellStart"/>
+      <w:proofErr w:type="spellEnd"/>
+      <w:proofErr w:type="spellStart"/>
+      <w:proofErr w:type="spellEnd"/>
+      <w:proofErr w:type="spellStart"/>
+      <w:proofErr w:type="spellEnd"/>
+      <w:proofErr w:type="spellStart"/>
+      <w:proofErr w:type="spellEnd"/>
+      <w:proofErr w:type="spellStart"/>
+      <w:proofErr w:type="spellEnd"/>
+      <w:proofErr w:type="spellStart"/>
+      <w:proofErr w:type="spellEnd"/>
+      <w:proofErr w:type="spellStart"/>
+      <w:proofErr w:type="spellEnd"/>
+      <w:proofErr w:type="spellStart"/>
+      <w:proofErr w:type="spellEnd"/>
+      <w:proofErr w:type="spellStart"/>
+      <w:proofErr w:type="spellEnd"/>
+      <w:proofErr w:type="spellStart"/>
+      <w:proofErr w:type="spellEnd"/>
+      <w:proofErr w:type="spellStart"/>
+      <w:proofErr w:type="spellEnd"/>
+      <w:proofErr w:type="spellStart"/>
+      <w:proofErr w:type="spellEnd"/>
+      <w:proofErr w:type="spellStart"/>
+      <w:proofErr w:type="spellEnd"/>
+      <w:r>
+        <w:rPr>
+          <w:rFonts w:ascii="Times New Roman" w:hAnsi="Times New Roman" w:eastAsia="Times New Roman" w:cs="Times New Roman"/>
+          <w:b/>
+          <w:i w:val="0"/>
+          <w:sz w:val="26"/>
+          <w:lang w:val="vi-VN"/>
+        </w:rPr>
+        <w:t>1. Trello</w:t>
+      </w:r>
+    </w:p>
+    <w:p>
+      <w:pPr>
+        <w:spacing w:line="276" w:lineRule="auto" w:after="60"/>
+        <w:ind w:left="425" w:hanging="283" w:right="0"/>
+        <w:jc w:val="both"/>
+      </w:pPr>
+      <w:r>
+        <w:rPr>
+          <w:rFonts w:ascii="Times New Roman" w:hAnsi="Times New Roman" w:eastAsia="Times New Roman" w:cs="Times New Roman"/>
+          <w:sz w:val="26"/>
+          <w:lang w:val="vi-VN"/>
+        </w:rPr>
+        <w:t>• Tạo bảng “Dự án – Chuyển đổi số trong giảng dạy”.</w:t>
+      </w:r>
+    </w:p>
+    <w:p>
+      <w:pPr>
+        <w:spacing w:line="276" w:lineRule="auto" w:after="60"/>
+        <w:ind w:left="425" w:hanging="283" w:right="0"/>
+        <w:jc w:val="both"/>
+      </w:pPr>
+      <w:r>
+        <w:rPr>
+          <w:rFonts w:ascii="Times New Roman" w:hAnsi="Times New Roman" w:eastAsia="Times New Roman" w:cs="Times New Roman"/>
+          <w:sz w:val="26"/>
+          <w:lang w:val="vi-VN"/>
+        </w:rPr>
+        <w:t>• Tạo các danh sách: To Do, In Progress, Review và Done.</w:t>
+      </w:r>
+    </w:p>
+    <w:p>
+      <w:pPr>
+        <w:spacing w:line="276" w:lineRule="auto" w:after="60"/>
+        <w:ind w:left="425" w:hanging="283" w:right="0"/>
+        <w:jc w:val="both"/>
+      </w:pPr>
+      <w:r>
+        <w:rPr>
+          <w:rFonts w:ascii="Times New Roman" w:hAnsi="Times New Roman" w:eastAsia="Times New Roman" w:cs="Times New Roman"/>
+          <w:sz w:val="26"/>
+          <w:lang w:val="vi-VN"/>
+        </w:rPr>
+        <w:t>• Tạo thẻ nhiệm vụ có mô tả, checklist, thời hạn, người phụ trách, liên kết Google Docs và tệp đính kèm.</w:t>
+      </w:r>
+    </w:p>
+    <w:p>
+      <w:pPr>
+        <w:spacing w:line="276" w:lineRule="auto" w:after="60"/>
+        <w:ind w:left="425" w:hanging="283" w:right="0"/>
+        <w:jc w:val="both"/>
+      </w:pPr>
+      <w:r>
+        <w:rPr>
+          <w:rFonts w:ascii="Times New Roman" w:hAnsi="Times New Roman" w:eastAsia="Times New Roman" w:cs="Times New Roman"/>
+          <w:sz w:val="26"/>
+          <w:lang w:val="vi-VN"/>
+        </w:rPr>
+        <w:t>• Mời thành viên bằng địa chỉ email của nhóm.</w:t>
       </w:r>
     </w:p>
     <w:p>
       <w:pPr>
         <w:pStyle w:val="Heading2"/>
-        <w:keepNext/>
-        <w:keepLines w:val="0"/>
-        <w:widowControl/>
-        <w:spacing w:after="120" w:before="0" w:line="276" w:lineRule="auto"/>
+        <w:spacing w:after="0"/>
+        <w:ind w:firstLine="0"/>
         <w:jc w:val="left"/>
         <w:rPr>
           <w:rFonts w:cs="Times New Roman"/>
@@ -1058,68 +1768,125 @@
           <w:szCs w:val="26"/>
         </w:rPr>
       </w:pPr>
-      <w:r>
-        <w:t>2. Google Drive &amp; Google Docs (Lưu trữ và Soạn thảo)</w:t>
-      </w:r>
-    </w:p>
-    <w:p>
-      <w:pPr>
-        <w:pStyle w:val="ListParagraph"/>
-        <w:numPr>
-          <w:ilvl w:val="0"/>
-          <w:numId w:val="10"/>
-        </w:numPr>
-      </w:pPr>
-      <w:r>
-        <w:rPr>
-          <w:rFonts w:ascii="Arial" w:hAnsi="Arial" w:cs="Arial" w:eastAsia="Arial"/>
-          <w:color w:val="17212B"/>
-          <w:sz w:val="22"/>
-        </w:rPr>
-        <w:t>Tạo thư mục dự án trong Drive: Project_ChuyenDoiSo_Teaching.</w:t>
-      </w:r>
-    </w:p>
-    <w:p>
-      <w:pPr>
-        <w:pStyle w:val="ListParagraph"/>
-        <w:numPr>
-          <w:ilvl w:val="0"/>
-          <w:numId w:val="10"/>
-        </w:numPr>
-      </w:pPr>
-      <w:r>
-        <w:rPr>
-          <w:rFonts w:ascii="Arial" w:hAnsi="Arial" w:cs="Arial" w:eastAsia="Arial"/>
-          <w:color w:val="17212B"/>
-          <w:sz w:val="22"/>
-        </w:rPr>
-        <w:t>Quy định quyền truy cập: Editor cho thành viên chính và Viewer cho giảng viên.</w:t>
-      </w:r>
-    </w:p>
-    <w:p>
-      <w:pPr>
-        <w:pStyle w:val="ListParagraph"/>
-        <w:numPr>
-          <w:ilvl w:val="0"/>
-          <w:numId w:val="10"/>
-        </w:numPr>
-      </w:pPr>
-      <w:r>
-        <w:rPr>
-          <w:rFonts w:ascii="Arial" w:hAnsi="Arial" w:cs="Arial" w:eastAsia="Arial"/>
-          <w:color w:val="17212B"/>
-          <w:sz w:val="22"/>
-        </w:rPr>
-        <w:t>Tạo Google Docs “Báo cáo — Dự án” và “Kịch bản thuyết trình”.</w:t>
+      <w:proofErr w:type="spellStart"/>
+      <w:proofErr w:type="spellEnd"/>
+      <w:proofErr w:type="spellStart"/>
+      <w:proofErr w:type="spellEnd"/>
+      <w:proofErr w:type="spellStart"/>
+      <w:proofErr w:type="spellEnd"/>
+      <w:proofErr w:type="spellStart"/>
+      <w:proofErr w:type="spellEnd"/>
+      <w:proofErr w:type="spellStart"/>
+      <w:proofErr w:type="spellEnd"/>
+      <w:proofErr w:type="spellStart"/>
+      <w:proofErr w:type="spellEnd"/>
+      <w:proofErr w:type="spellStart"/>
+      <w:proofErr w:type="spellEnd"/>
+      <w:proofErr w:type="spellStart"/>
+      <w:proofErr w:type="spellEnd"/>
+      <w:proofErr w:type="spellStart"/>
+      <w:proofErr w:type="spellEnd"/>
+      <w:proofErr w:type="spellStart"/>
+      <w:proofErr w:type="spellEnd"/>
+      <w:proofErr w:type="spellStart"/>
+      <w:proofErr w:type="spellEnd"/>
+      <w:proofErr w:type="spellStart"/>
+      <w:proofErr w:type="spellEnd"/>
+      <w:proofErr w:type="spellStart"/>
+      <w:proofErr w:type="spellEnd"/>
+      <w:proofErr w:type="spellStart"/>
+      <w:proofErr w:type="spellEnd"/>
+      <w:proofErr w:type="spellStart"/>
+      <w:proofErr w:type="spellEnd"/>
+      <w:proofErr w:type="spellStart"/>
+      <w:proofErr w:type="spellEnd"/>
+      <w:proofErr w:type="spellStart"/>
+      <w:proofErr w:type="spellEnd"/>
+      <w:proofErr w:type="spellStart"/>
+      <w:proofErr w:type="spellEnd"/>
+      <w:proofErr w:type="spellStart"/>
+      <w:proofErr w:type="spellEnd"/>
+      <w:proofErr w:type="spellStart"/>
+      <w:proofErr w:type="spellEnd"/>
+      <w:proofErr w:type="spellStart"/>
+      <w:proofErr w:type="spellEnd"/>
+      <w:proofErr w:type="spellStart"/>
+      <w:proofErr w:type="spellEnd"/>
+      <w:proofErr w:type="spellStart"/>
+      <w:proofErr w:type="spellEnd"/>
+      <w:proofErr w:type="spellStart"/>
+      <w:proofErr w:type="spellEnd"/>
+      <w:proofErr w:type="spellStart"/>
+      <w:proofErr w:type="spellEnd"/>
+      <w:proofErr w:type="spellStart"/>
+      <w:proofErr w:type="spellEnd"/>
+      <w:proofErr w:type="spellStart"/>
+      <w:proofErr w:type="spellEnd"/>
+      <w:proofErr w:type="spellStart"/>
+      <w:proofErr w:type="spellEnd"/>
+      <w:proofErr w:type="spellStart"/>
+      <w:proofErr w:type="spellEnd"/>
+      <w:r>
+        <w:rPr>
+          <w:rFonts w:ascii="Times New Roman" w:hAnsi="Times New Roman" w:eastAsia="Times New Roman" w:cs="Times New Roman"/>
+          <w:b/>
+          <w:i w:val="0"/>
+          <w:sz w:val="26"/>
+          <w:lang w:val="vi-VN"/>
+        </w:rPr>
+        <w:t>2. Google Drive và Google Docs</w:t>
+      </w:r>
+    </w:p>
+    <w:p>
+      <w:pPr>
+        <w:spacing w:line="276" w:lineRule="auto" w:after="60"/>
+        <w:ind w:left="425" w:hanging="283" w:right="0"/>
+        <w:jc w:val="both"/>
+      </w:pPr>
+      <w:r>
+        <w:rPr>
+          <w:rFonts w:ascii="Times New Roman" w:hAnsi="Times New Roman" w:eastAsia="Times New Roman" w:cs="Times New Roman"/>
+          <w:sz w:val="26"/>
+          <w:lang w:val="vi-VN"/>
+        </w:rPr>
+        <w:t>• Tạo thư mục dự án: /Project_ChuyenDoiSo_Teaching.</w:t>
+      </w:r>
+    </w:p>
+    <w:p>
+      <w:pPr>
+        <w:spacing w:line="276" w:lineRule="auto" w:after="60"/>
+        <w:ind w:left="425" w:hanging="283" w:right="0"/>
+        <w:jc w:val="both"/>
+      </w:pPr>
+      <w:r>
+        <w:rPr>
+          <w:rFonts w:ascii="Times New Roman" w:hAnsi="Times New Roman" w:eastAsia="Times New Roman" w:cs="Times New Roman"/>
+          <w:sz w:val="26"/>
+          <w:lang w:val="vi-VN"/>
+        </w:rPr>
+        <w:t>• Thiết lập quyền Editor cho thành viên chính và Viewer cho giảng viên.</w:t>
+      </w:r>
+    </w:p>
+    <w:p>
+      <w:pPr>
+        <w:spacing w:line="276" w:lineRule="auto" w:after="60"/>
+        <w:ind w:left="425" w:hanging="283" w:right="0"/>
+        <w:jc w:val="both"/>
+      </w:pPr>
+      <w:r>
+        <w:rPr>
+          <w:rFonts w:ascii="Times New Roman" w:hAnsi="Times New Roman" w:eastAsia="Times New Roman" w:cs="Times New Roman"/>
+          <w:sz w:val="26"/>
+          <w:lang w:val="vi-VN"/>
+        </w:rPr>
+        <w:t>• Tạo hai tài liệu “Báo cáo – Dự án” và “Kịch bản slide”, sau đó gửi liên kết chỉnh sửa cho cả nhóm.</w:t>
       </w:r>
     </w:p>
     <w:p>
       <w:pPr>
         <w:pStyle w:val="Heading2"/>
-        <w:keepNext/>
-        <w:keepLines w:val="0"/>
-        <w:widowControl/>
-        <w:spacing w:after="120" w:before="0" w:line="276" w:lineRule="auto"/>
+        <w:spacing w:after="0"/>
+        <w:ind w:firstLine="0"/>
         <w:jc w:val="left"/>
         <w:rPr>
           <w:rFonts w:cs="Times New Roman"/>
@@ -1128,91 +1895,159 @@
           <w:szCs w:val="26"/>
         </w:rPr>
       </w:pPr>
-      <w:r>
-        <w:t>3. Slack (Trao đổi thông tin)</w:t>
-      </w:r>
-    </w:p>
-    <w:p>
-      <w:pPr>
-        <w:pStyle w:val="ListParagraph"/>
-        <w:numPr>
-          <w:ilvl w:val="0"/>
-          <w:numId w:val="10"/>
-        </w:numPr>
-      </w:pPr>
-      <w:r>
-        <w:rPr>
-          <w:rFonts w:ascii="Arial" w:hAnsi="Arial" w:cs="Arial" w:eastAsia="Arial"/>
-          <w:color w:val="17212B"/>
-          <w:sz w:val="22"/>
-        </w:rPr>
-        <w:t>Tạo workspace hoặc kênh riêng #du-an-chuyen-doi-so.</w:t>
-      </w:r>
-    </w:p>
-    <w:p>
-      <w:pPr>
-        <w:pStyle w:val="ListParagraph"/>
-        <w:numPr>
-          <w:ilvl w:val="0"/>
-          <w:numId w:val="10"/>
-        </w:numPr>
-      </w:pPr>
-      <w:r>
-        <w:rPr>
-          <w:rFonts w:ascii="Arial" w:hAnsi="Arial" w:cs="Arial" w:eastAsia="Arial"/>
-          <w:color w:val="17212B"/>
-          <w:sz w:val="22"/>
-        </w:rPr>
-        <w:t>Thông báo hạn hoàn thành và gắn liên kết Trello, Google Docs.</w:t>
-      </w:r>
-    </w:p>
-    <w:p>
-      <w:pPr>
-        <w:pStyle w:val="ListParagraph"/>
-        <w:numPr>
-          <w:ilvl w:val="0"/>
-          <w:numId w:val="10"/>
-        </w:numPr>
-      </w:pPr>
-      <w:r>
-        <w:rPr>
-          <w:rFonts w:ascii="Arial" w:hAnsi="Arial" w:cs="Arial" w:eastAsia="Arial"/>
-          <w:color w:val="17212B"/>
-          <w:sz w:val="22"/>
-        </w:rPr>
-        <w:t>Nếu có thể, tích hợp webhook để nhận thông báo khi trạng thái thẻ thay đổi.</w:t>
+      <w:proofErr w:type="spellStart"/>
+      <w:proofErr w:type="spellEnd"/>
+      <w:proofErr w:type="spellStart"/>
+      <w:proofErr w:type="spellEnd"/>
+      <w:proofErr w:type="spellStart"/>
+      <w:proofErr w:type="spellEnd"/>
+      <w:proofErr w:type="spellStart"/>
+      <w:proofErr w:type="spellEnd"/>
+      <w:proofErr w:type="spellStart"/>
+      <w:proofErr w:type="spellEnd"/>
+      <w:proofErr w:type="spellStart"/>
+      <w:proofErr w:type="spellEnd"/>
+      <w:proofErr w:type="spellStart"/>
+      <w:proofErr w:type="spellEnd"/>
+      <w:proofErr w:type="spellStart"/>
+      <w:proofErr w:type="spellEnd"/>
+      <w:proofErr w:type="spellStart"/>
+      <w:proofErr w:type="spellEnd"/>
+      <w:proofErr w:type="spellStart"/>
+      <w:proofErr w:type="spellEnd"/>
+      <w:proofErr w:type="spellStart"/>
+      <w:proofErr w:type="spellEnd"/>
+      <w:proofErr w:type="spellStart"/>
+      <w:proofErr w:type="spellEnd"/>
+      <w:proofErr w:type="spellStart"/>
+      <w:proofErr w:type="spellEnd"/>
+      <w:proofErr w:type="spellStart"/>
+      <w:proofErr w:type="spellEnd"/>
+      <w:proofErr w:type="spellStart"/>
+      <w:proofErr w:type="spellEnd"/>
+      <w:proofErr w:type="spellStart"/>
+      <w:proofErr w:type="spellEnd"/>
+      <w:proofErr w:type="spellStart"/>
+      <w:proofErr w:type="spellEnd"/>
+      <w:proofErr w:type="spellStart"/>
+      <w:proofErr w:type="spellEnd"/>
+      <w:proofErr w:type="spellStart"/>
+      <w:proofErr w:type="spellEnd"/>
+      <w:proofErr w:type="spellStart"/>
+      <w:proofErr w:type="spellEnd"/>
+      <w:proofErr w:type="spellStart"/>
+      <w:proofErr w:type="spellEnd"/>
+      <w:proofErr w:type="spellStart"/>
+      <w:proofErr w:type="spellEnd"/>
+      <w:proofErr w:type="spellStart"/>
+      <w:proofErr w:type="spellEnd"/>
+      <w:proofErr w:type="spellStart"/>
+      <w:proofErr w:type="spellEnd"/>
+      <w:proofErr w:type="spellStart"/>
+      <w:proofErr w:type="spellEnd"/>
+      <w:r>
+        <w:rPr>
+          <w:rFonts w:ascii="Times New Roman" w:hAnsi="Times New Roman" w:eastAsia="Times New Roman" w:cs="Times New Roman"/>
+          <w:b/>
+          <w:i w:val="0"/>
+          <w:sz w:val="26"/>
+          <w:lang w:val="vi-VN"/>
+        </w:rPr>
+        <w:t>3. Slack</w:t>
+      </w:r>
+    </w:p>
+    <w:p>
+      <w:pPr>
+        <w:spacing w:line="276" w:lineRule="auto" w:after="60"/>
+        <w:ind w:left="425" w:hanging="283" w:right="0"/>
+        <w:jc w:val="both"/>
+      </w:pPr>
+      <w:r>
+        <w:rPr>
+          <w:rFonts w:ascii="Times New Roman" w:hAnsi="Times New Roman" w:eastAsia="Times New Roman" w:cs="Times New Roman"/>
+          <w:sz w:val="26"/>
+          <w:lang w:val="vi-VN"/>
+        </w:rPr>
+        <w:t>• Tạo kênh riêng #du-an-chuyen-doi-so.</w:t>
+      </w:r>
+    </w:p>
+    <w:p>
+      <w:pPr>
+        <w:spacing w:line="276" w:lineRule="auto" w:after="60"/>
+        <w:ind w:left="425" w:hanging="283" w:right="0"/>
+        <w:jc w:val="both"/>
+      </w:pPr>
+      <w:r>
+        <w:rPr>
+          <w:rFonts w:ascii="Times New Roman" w:hAnsi="Times New Roman" w:eastAsia="Times New Roman" w:cs="Times New Roman"/>
+          <w:sz w:val="26"/>
+          <w:lang w:val="vi-VN"/>
+        </w:rPr>
+        <w:t>• Thông báo thời hạn, ghim liên kết Trello và Google Docs.</w:t>
+      </w:r>
+    </w:p>
+    <w:p>
+      <w:pPr>
+        <w:spacing w:line="276" w:lineRule="auto" w:after="60"/>
+        <w:ind w:left="425" w:hanging="283" w:right="0"/>
+        <w:jc w:val="both"/>
+      </w:pPr>
+      <w:r>
+        <w:rPr>
+          <w:rFonts w:ascii="Times New Roman" w:hAnsi="Times New Roman" w:eastAsia="Times New Roman" w:cs="Times New Roman"/>
+          <w:sz w:val="26"/>
+          <w:lang w:val="vi-VN"/>
+        </w:rPr>
+        <w:t>• Thiết lập tích hợp để nhận thông báo khi trạng thái thẻ Trello thay đổi (nếu có).</w:t>
       </w:r>
     </w:p>
     <w:p>
       <w:pPr>
         <w:pStyle w:val="Heading1"/>
-        <w:keepNext/>
-        <w:keepLines w:val="0"/>
-        <w:widowControl/>
-        <w:spacing w:before="280" w:after="120" w:line="276" w:lineRule="auto"/>
+        <w:spacing w:before="0"/>
+        <w:ind w:firstLine="0"/>
         <w:jc w:val="left"/>
         <w:rPr>
           <w:rFonts w:ascii="Times New Roman" w:hAnsi="Times New Roman" w:cs="Times New Roman"/>
           <w:color w:val="000000" w:themeColor="text1"/>
         </w:rPr>
       </w:pPr>
-      <w:r>
-        <w:rPr>
-          <w:rFonts w:ascii="Arial" w:hAnsi="Arial" w:cs="Arial" w:eastAsia="Arial"/>
+      <w:proofErr w:type="spellStart"/>
+      <w:proofErr w:type="spellEnd"/>
+      <w:proofErr w:type="spellStart"/>
+      <w:proofErr w:type="spellEnd"/>
+      <w:proofErr w:type="spellStart"/>
+      <w:proofErr w:type="spellEnd"/>
+      <w:proofErr w:type="spellStart"/>
+      <w:proofErr w:type="spellEnd"/>
+      <w:proofErr w:type="spellStart"/>
+      <w:proofErr w:type="spellEnd"/>
+      <w:proofErr w:type="spellStart"/>
+      <w:proofErr w:type="spellEnd"/>
+      <w:proofErr w:type="spellStart"/>
+      <w:proofErr w:type="spellEnd"/>
+      <w:proofErr w:type="spellStart"/>
+      <w:proofErr w:type="spellEnd"/>
+      <w:proofErr w:type="spellStart"/>
+      <w:proofErr w:type="spellEnd"/>
+      <w:proofErr w:type="spellStart"/>
+      <w:proofErr w:type="spellEnd"/>
+      <w:r>
+        <w:rPr>
+          <w:rFonts w:ascii="Times New Roman" w:hAnsi="Times New Roman" w:eastAsia="Times New Roman" w:cs="Times New Roman"/>
           <w:b/>
-          <w:color w:val="0E5C50"/>
+          <w:i w:val="0"/>
           <w:sz w:val="28"/>
-        </w:rPr>
-        <w:t>V. Kế hoạch thực hiện trong một tuần</w:t>
+          <w:lang w:val="vi-VN"/>
+        </w:rPr>
+        <w:t>IV. KẾ HOẠCH THỰC HIỆN VÀ PHÂN CÔNG NHIỆM VỤ</w:t>
       </w:r>
     </w:p>
     <w:p>
       <w:pPr>
         <w:pStyle w:val="Heading2"/>
-        <w:keepNext/>
-        <w:keepLines w:val="0"/>
-        <w:widowControl/>
-        <w:spacing w:after="60" w:before="160" w:line="276" w:lineRule="auto"/>
+        <w:spacing w:after="0"/>
+        <w:ind w:firstLine="0"/>
         <w:jc w:val="left"/>
         <w:rPr>
           <w:rFonts w:cs="Times New Roman"/>
@@ -1221,144 +2056,26 @@
           <w:szCs w:val="26"/>
         </w:rPr>
       </w:pPr>
-      <w:r>
-        <w:rPr>
-          <w:rFonts w:ascii="Arial" w:hAnsi="Arial" w:cs="Arial" w:eastAsia="Arial"/>
+      <w:proofErr w:type="spellStart"/>
+      <w:proofErr w:type="spellEnd"/>
+      <w:proofErr w:type="spellStart"/>
+      <w:proofErr w:type="spellEnd"/>
+      <w:r>
+        <w:rPr>
+          <w:rFonts w:ascii="Times New Roman" w:hAnsi="Times New Roman" w:eastAsia="Times New Roman" w:cs="Times New Roman"/>
           <w:b/>
-          <w:color w:val="176B61"/>
-          <w:sz w:val="24"/>
+          <w:i w:val="0"/>
+          <w:sz w:val="26"/>
+          <w:lang w:val="vi-VN"/>
         </w:rPr>
         <w:t>1. Lược đồ thời gian</w:t>
       </w:r>
     </w:p>
     <w:p>
       <w:pPr>
-        <w:pStyle w:val="ListParagraph"/>
-        <w:keepNext w:val="0"/>
-        <w:widowControl/>
-        <w:spacing w:line="276" w:lineRule="auto"/>
-        <w:numPr>
-          <w:ilvl w:val="0"/>
-          <w:numId w:val="24"/>
-        </w:numPr>
-      </w:pPr>
-      <w:r>
-        <w:rPr>
-          <w:rFonts w:ascii="Arial" w:hAnsi="Arial" w:cs="Arial" w:eastAsia="Arial"/>
-          <w:color w:val="17212B"/>
-          <w:sz w:val="22"/>
-        </w:rPr>
-        <w:t>Ngày 1: Khởi tạo không gian (Trello board, Drive, Slack); họp phân công 30 phút.</w:t>
-      </w:r>
-    </w:p>
-    <w:p>
-      <w:pPr>
-        <w:pStyle w:val="ListParagraph"/>
-        <w:keepNext w:val="0"/>
-        <w:widowControl/>
-        <w:spacing w:line="276" w:lineRule="auto"/>
-        <w:numPr>
-          <w:ilvl w:val="0"/>
-          <w:numId w:val="24"/>
-        </w:numPr>
-      </w:pPr>
-      <w:r>
-        <w:rPr>
-          <w:rFonts w:ascii="Arial" w:hAnsi="Arial" w:cs="Arial" w:eastAsia="Arial"/>
-          <w:color w:val="17212B"/>
-          <w:sz w:val="22"/>
-        </w:rPr>
-        <w:t>Ngày 2-3: Thu thập tài liệu tham khảo; hoàn thiện phần lý thuyết.</w:t>
-      </w:r>
-    </w:p>
-    <w:p>
-      <w:pPr>
-        <w:pStyle w:val="ListParagraph"/>
-        <w:keepNext w:val="0"/>
-        <w:widowControl/>
-        <w:spacing w:line="276" w:lineRule="auto"/>
-        <w:numPr>
-          <w:ilvl w:val="0"/>
-          <w:numId w:val="24"/>
-        </w:numPr>
-      </w:pPr>
-      <w:r>
-        <w:rPr>
-          <w:rFonts w:ascii="Arial" w:hAnsi="Arial" w:cs="Arial" w:eastAsia="Arial"/>
-          <w:color w:val="17212B"/>
-          <w:sz w:val="22"/>
-        </w:rPr>
-        <w:t>Ngày 4: Soạn thảo báo cáo (Google Docs) - bản nháp 1.</w:t>
-      </w:r>
-    </w:p>
-    <w:p>
-      <w:pPr>
-        <w:pStyle w:val="ListParagraph"/>
-        <w:keepNext w:val="0"/>
-        <w:widowControl/>
-        <w:spacing w:line="276" w:lineRule="auto"/>
-        <w:numPr>
-          <w:ilvl w:val="0"/>
-          <w:numId w:val="24"/>
-        </w:numPr>
-      </w:pPr>
-      <w:r>
-        <w:rPr>
-          <w:rFonts w:ascii="Arial" w:hAnsi="Arial" w:cs="Arial" w:eastAsia="Arial"/>
-          <w:color w:val="17212B"/>
-          <w:sz w:val="22"/>
-        </w:rPr>
-        <w:t>Ngày 5: Thiết kế slide; tổng hợp dữ liệu.</w:t>
-      </w:r>
-    </w:p>
-    <w:p>
-      <w:pPr>
-        <w:pStyle w:val="ListParagraph"/>
-        <w:keepNext w:val="0"/>
-        <w:widowControl/>
-        <w:spacing w:line="276" w:lineRule="auto"/>
-        <w:numPr>
-          <w:ilvl w:val="0"/>
-          <w:numId w:val="24"/>
-        </w:numPr>
-      </w:pPr>
-      <w:r>
-        <w:rPr>
-          <w:rFonts w:ascii="Arial" w:hAnsi="Arial" w:cs="Arial" w:eastAsia="Arial"/>
-          <w:color w:val="17212B"/>
-          <w:sz w:val="22"/>
-        </w:rPr>
-        <w:t>Ngày 6: Review nội dung, chỉnh sửa; test slide.</w:t>
-      </w:r>
-    </w:p>
-    <w:p>
-      <w:pPr>
-        <w:pStyle w:val="ListParagraph"/>
-        <w:keepNext w:val="0"/>
-        <w:widowControl/>
-        <w:spacing w:line="276" w:lineRule="auto"/>
-        <w:numPr>
-          <w:ilvl w:val="0"/>
-          <w:numId w:val="24"/>
-        </w:numPr>
-      </w:pPr>
-      <w:r>
-        <w:rPr>
-          <w:rFonts w:ascii="Arial" w:hAnsi="Arial" w:cs="Arial" w:eastAsia="Arial"/>
-          <w:color w:val="17212B"/>
-          <w:sz w:val="22"/>
-        </w:rPr>
-        <w:t>Ngày 7: Hoàn thiện, xuất PDF slide &amp; báo cáo, nộp.</w:t>
-      </w:r>
-    </w:p>
-    <w:p>
-      <w:pPr>
-        <w:pStyle w:val="Heading2"/>
-        <w:keepNext/>
-        <w:keepLines w:val="0"/>
-        <w:widowControl/>
-        <w:spacing w:after="60" w:before="160" w:line="276" w:lineRule="auto"/>
-        <w:jc w:val="left"/>
+        <w:spacing w:after="60" w:line="276" w:lineRule="auto"/>
+        <w:ind w:left="425" w:hanging="283" w:right="0"/>
+        <w:jc w:val="both"/>
         <w:rPr>
           <w:rFonts w:cs="Times New Roman"/>
           <w:color w:val="000000" w:themeColor="text1"/>
@@ -1366,102 +2083,501 @@
           <w:szCs w:val="26"/>
         </w:rPr>
       </w:pPr>
-      <w:r>
-        <w:rPr>
-          <w:rFonts w:ascii="Arial" w:hAnsi="Arial" w:cs="Arial" w:eastAsia="Arial"/>
+      <w:proofErr w:type="spellStart"/>
+      <w:proofErr w:type="spellEnd"/>
+      <w:proofErr w:type="spellStart"/>
+      <w:proofErr w:type="spellEnd"/>
+      <w:proofErr w:type="spellStart"/>
+      <w:proofErr w:type="spellEnd"/>
+      <w:proofErr w:type="spellStart"/>
+      <w:proofErr w:type="spellEnd"/>
+      <w:proofErr w:type="spellStart"/>
+      <w:proofErr w:type="spellEnd"/>
+      <w:proofErr w:type="spellStart"/>
+      <w:proofErr w:type="spellEnd"/>
+      <w:proofErr w:type="spellStart"/>
+      <w:proofErr w:type="spellEnd"/>
+      <w:proofErr w:type="spellStart"/>
+      <w:proofErr w:type="spellEnd"/>
+      <w:proofErr w:type="spellStart"/>
+      <w:proofErr w:type="spellEnd"/>
+      <w:proofErr w:type="spellStart"/>
+      <w:proofErr w:type="spellEnd"/>
+      <w:proofErr w:type="spellStart"/>
+      <w:proofErr w:type="spellEnd"/>
+      <w:proofErr w:type="spellStart"/>
+      <w:proofErr w:type="spellEnd"/>
+      <w:proofErr w:type="spellStart"/>
+      <w:proofErr w:type="spellEnd"/>
+      <w:proofErr w:type="spellStart"/>
+      <w:proofErr w:type="spellEnd"/>
+      <w:proofErr w:type="spellStart"/>
+      <w:proofErr w:type="spellEnd"/>
+      <w:proofErr w:type="spellStart"/>
+      <w:proofErr w:type="spellEnd"/>
+      <w:proofErr w:type="spellStart"/>
+      <w:proofErr w:type="spellEnd"/>
+      <w:proofErr w:type="spellStart"/>
+      <w:proofErr w:type="spellEnd"/>
+      <w:proofErr w:type="spellStart"/>
+      <w:proofErr w:type="spellEnd"/>
+      <w:proofErr w:type="spellStart"/>
+      <w:proofErr w:type="spellEnd"/>
+      <w:proofErr w:type="spellStart"/>
+      <w:proofErr w:type="spellEnd"/>
+      <w:proofErr w:type="spellStart"/>
+      <w:proofErr w:type="spellEnd"/>
+      <w:proofErr w:type="spellStart"/>
+      <w:proofErr w:type="spellEnd"/>
+      <w:proofErr w:type="spellStart"/>
+      <w:proofErr w:type="spellEnd"/>
+      <w:proofErr w:type="spellStart"/>
+      <w:proofErr w:type="spellEnd"/>
+      <w:proofErr w:type="spellStart"/>
+      <w:proofErr w:type="spellEnd"/>
+      <w:proofErr w:type="spellStart"/>
+      <w:proofErr w:type="spellEnd"/>
+      <w:proofErr w:type="spellStart"/>
+      <w:proofErr w:type="spellEnd"/>
+      <w:proofErr w:type="spellStart"/>
+      <w:proofErr w:type="spellEnd"/>
+      <w:proofErr w:type="spellStart"/>
+      <w:proofErr w:type="spellEnd"/>
+      <w:proofErr w:type="spellStart"/>
+      <w:proofErr w:type="spellEnd"/>
+      <w:proofErr w:type="spellStart"/>
+      <w:proofErr w:type="spellEnd"/>
+      <w:proofErr w:type="spellStart"/>
+      <w:proofErr w:type="spellEnd"/>
+      <w:proofErr w:type="spellStart"/>
+      <w:proofErr w:type="spellEnd"/>
+      <w:proofErr w:type="spellStart"/>
+      <w:proofErr w:type="spellEnd"/>
+      <w:proofErr w:type="spellStart"/>
+      <w:proofErr w:type="spellEnd"/>
+      <w:proofErr w:type="spellStart"/>
+      <w:proofErr w:type="spellEnd"/>
+      <w:proofErr w:type="spellStart"/>
+      <w:proofErr w:type="spellEnd"/>
+      <w:proofErr w:type="spellStart"/>
+      <w:proofErr w:type="spellEnd"/>
+      <w:proofErr w:type="spellStart"/>
+      <w:proofErr w:type="spellEnd"/>
+      <w:proofErr w:type="spellStart"/>
+      <w:proofErr w:type="spellEnd"/>
+      <w:proofErr w:type="spellStart"/>
+      <w:proofErr w:type="spellEnd"/>
+      <w:proofErr w:type="spellStart"/>
+      <w:proofErr w:type="spellEnd"/>
+      <w:proofErr w:type="spellStart"/>
+      <w:proofErr w:type="spellEnd"/>
+      <w:r>
+        <w:rPr>
+          <w:rFonts w:ascii="Times New Roman" w:hAnsi="Times New Roman" w:eastAsia="Times New Roman" w:cs="Times New Roman"/>
+          <w:sz w:val="26"/>
+          <w:lang w:val="vi-VN"/>
+        </w:rPr>
+        <w:t>• Ngày 1: Khởi tạo Trello, Google Drive và Slack; họp phân công trong 30 phút.</w:t>
+      </w:r>
+    </w:p>
+    <w:p>
+      <w:pPr>
+        <w:spacing w:line="276" w:lineRule="auto" w:after="60"/>
+        <w:ind w:left="425" w:hanging="283" w:right="0"/>
+        <w:jc w:val="both"/>
+      </w:pPr>
+      <w:r>
+        <w:rPr>
+          <w:rFonts w:ascii="Times New Roman" w:hAnsi="Times New Roman" w:eastAsia="Times New Roman" w:cs="Times New Roman"/>
+          <w:sz w:val="26"/>
+          <w:lang w:val="vi-VN"/>
+        </w:rPr>
+        <w:t>• Ngày 2–3: Thu thập tài liệu tham khảo và hoàn thiện phần lý thuyết.</w:t>
+      </w:r>
+    </w:p>
+    <w:p>
+      <w:pPr>
+        <w:spacing w:line="276" w:lineRule="auto" w:after="60"/>
+        <w:ind w:left="425" w:hanging="283" w:right="0"/>
+        <w:jc w:val="both"/>
+      </w:pPr>
+      <w:r>
+        <w:rPr>
+          <w:rFonts w:ascii="Times New Roman" w:hAnsi="Times New Roman" w:eastAsia="Times New Roman" w:cs="Times New Roman"/>
+          <w:sz w:val="26"/>
+          <w:lang w:val="vi-VN"/>
+        </w:rPr>
+        <w:t>• Ngày 4: Soạn thảo bản nháp báo cáo trên Google Docs.</w:t>
+      </w:r>
+    </w:p>
+    <w:p>
+      <w:pPr>
+        <w:spacing w:line="276" w:lineRule="auto" w:after="60"/>
+        <w:ind w:left="425" w:hanging="283" w:right="0"/>
+        <w:jc w:val="both"/>
+      </w:pPr>
+      <w:r>
+        <w:rPr>
+          <w:rFonts w:ascii="Times New Roman" w:hAnsi="Times New Roman" w:eastAsia="Times New Roman" w:cs="Times New Roman"/>
+          <w:sz w:val="26"/>
+          <w:lang w:val="vi-VN"/>
+        </w:rPr>
+        <w:t>• Ngày 5: Thiết kế slide và tổng hợp dữ liệu.</w:t>
+      </w:r>
+    </w:p>
+    <w:p>
+      <w:pPr>
+        <w:spacing w:line="276" w:lineRule="auto" w:after="60"/>
+        <w:ind w:left="425" w:hanging="283" w:right="0"/>
+        <w:jc w:val="both"/>
+      </w:pPr>
+      <w:r>
+        <w:rPr>
+          <w:rFonts w:ascii="Times New Roman" w:hAnsi="Times New Roman" w:eastAsia="Times New Roman" w:cs="Times New Roman"/>
+          <w:sz w:val="26"/>
+          <w:lang w:val="vi-VN"/>
+        </w:rPr>
+        <w:t>• Ngày 6: Rà soát nội dung, chỉnh sửa và kiểm tra slide.</w:t>
+      </w:r>
+    </w:p>
+    <w:p>
+      <w:pPr>
+        <w:spacing w:line="276" w:lineRule="auto" w:after="60"/>
+        <w:ind w:left="425" w:hanging="283" w:right="0"/>
+        <w:jc w:val="both"/>
+      </w:pPr>
+      <w:r>
+        <w:rPr>
+          <w:rFonts w:ascii="Times New Roman" w:hAnsi="Times New Roman" w:eastAsia="Times New Roman" w:cs="Times New Roman"/>
+          <w:sz w:val="26"/>
+          <w:lang w:val="vi-VN"/>
+        </w:rPr>
+        <w:t>• Ngày 7: Hoàn thiện, xuất tệp PDF và nộp sản phẩm.</w:t>
+      </w:r>
+    </w:p>
+    <w:p>
+      <w:pPr>
+        <w:pStyle w:val="Heading2"/>
+        <w:spacing w:after="0"/>
+        <w:ind w:firstLine="0"/>
+        <w:jc w:val="left"/>
+        <w:rPr>
+          <w:rFonts w:cs="Times New Roman"/>
+          <w:color w:val="000000" w:themeColor="text1"/>
+          <w:sz w:val="26"/>
+          <w:szCs w:val="26"/>
+        </w:rPr>
+      </w:pPr>
+      <w:proofErr w:type="spellStart"/>
+      <w:proofErr w:type="spellEnd"/>
+      <w:proofErr w:type="spellStart"/>
+      <w:proofErr w:type="spellEnd"/>
+      <w:proofErr w:type="spellStart"/>
+      <w:proofErr w:type="spellEnd"/>
+      <w:proofErr w:type="spellStart"/>
+      <w:proofErr w:type="spellEnd"/>
+      <w:proofErr w:type="spellStart"/>
+      <w:proofErr w:type="spellEnd"/>
+      <w:proofErr w:type="spellStart"/>
+      <w:proofErr w:type="spellEnd"/>
+      <w:proofErr w:type="spellStart"/>
+      <w:proofErr w:type="spellEnd"/>
+      <w:proofErr w:type="spellStart"/>
+      <w:proofErr w:type="spellEnd"/>
+      <w:r>
+        <w:rPr>
+          <w:rFonts w:ascii="Times New Roman" w:hAnsi="Times New Roman" w:eastAsia="Times New Roman" w:cs="Times New Roman"/>
           <w:b/>
-          <w:color w:val="176B61"/>
-          <w:sz w:val="24"/>
+          <w:i w:val="0"/>
+          <w:sz w:val="26"/>
+          <w:lang w:val="vi-VN"/>
         </w:rPr>
         <w:t>2. Phân công nhiệm vụ</w:t>
       </w:r>
     </w:p>
     <w:p>
       <w:pPr>
-        <w:pStyle w:val="ListParagraph"/>
-      </w:pPr>
-      <w:r>
-        <w:t>• Trưởng nhóm (Quân): Quản lý tiến độ trên Trello, tổng hợp và nộp sản phẩm.</w:t>
-      </w:r>
-    </w:p>
-    <w:p>
-      <w:pPr>
-        <w:pStyle w:val="ListParagraph"/>
-      </w:pPr>
-      <w:r>
-        <w:t>• Oanh: Soạn thảo phần cơ sở lý luận và trích dẫn nguồn tài liệu.</w:t>
-      </w:r>
-    </w:p>
-    <w:p>
-      <w:pPr>
-        <w:pStyle w:val="ListParagraph"/>
-      </w:pPr>
-      <w:r>
-        <w:t>• Khiêm: Thu thập tài liệu, dữ liệu và kiểm tra trích dẫn.</w:t>
-      </w:r>
-    </w:p>
-    <w:p>
-      <w:pPr>
-        <w:pStyle w:val="ListParagraph"/>
-      </w:pPr>
-      <w:r>
-        <w:t>• Long: Thiết kế slide trình bày và chuẩn bị tài liệu minh họa.</w:t>
-      </w:r>
-    </w:p>
-    <w:p>
-      <w:pPr>
-        <w:pStyle w:val="ListParagraph"/>
-      </w:pPr>
-      <w:r>
-        <w:t>• Băng &amp; Phương: Biên tập nội dung, kiểm tra chính tả, định dạng và chuẩn hóa tên tệp.</w:t>
+        <w:spacing w:after="60" w:line="276" w:lineRule="auto"/>
+        <w:ind w:left="425" w:hanging="283" w:right="0"/>
+        <w:jc w:val="both"/>
+        <w:rPr>
+          <w:rFonts w:cs="Times New Roman"/>
+          <w:color w:val="000000" w:themeColor="text1"/>
+          <w:sz w:val="26"/>
+          <w:szCs w:val="26"/>
+        </w:rPr>
+      </w:pPr>
+      <w:proofErr w:type="spellStart"/>
+      <w:proofErr w:type="spellEnd"/>
+      <w:proofErr w:type="spellStart"/>
+      <w:proofErr w:type="spellEnd"/>
+      <w:proofErr w:type="spellStart"/>
+      <w:proofErr w:type="spellEnd"/>
+      <w:proofErr w:type="spellStart"/>
+      <w:proofErr w:type="spellEnd"/>
+      <w:proofErr w:type="spellStart"/>
+      <w:proofErr w:type="spellEnd"/>
+      <w:proofErr w:type="spellStart"/>
+      <w:proofErr w:type="spellEnd"/>
+      <w:proofErr w:type="spellStart"/>
+      <w:proofErr w:type="spellEnd"/>
+      <w:proofErr w:type="spellStart"/>
+      <w:proofErr w:type="spellEnd"/>
+      <w:proofErr w:type="spellStart"/>
+      <w:proofErr w:type="spellEnd"/>
+      <w:proofErr w:type="spellStart"/>
+      <w:proofErr w:type="spellEnd"/>
+      <w:proofErr w:type="spellStart"/>
+      <w:proofErr w:type="spellEnd"/>
+      <w:proofErr w:type="spellStart"/>
+      <w:proofErr w:type="spellEnd"/>
+      <w:proofErr w:type="spellStart"/>
+      <w:proofErr w:type="spellEnd"/>
+      <w:proofErr w:type="spellStart"/>
+      <w:proofErr w:type="spellEnd"/>
+      <w:proofErr w:type="spellStart"/>
+      <w:proofErr w:type="spellEnd"/>
+      <w:proofErr w:type="spellStart"/>
+      <w:proofErr w:type="spellEnd"/>
+      <w:proofErr w:type="spellStart"/>
+      <w:proofErr w:type="spellEnd"/>
+      <w:proofErr w:type="spellStart"/>
+      <w:proofErr w:type="spellEnd"/>
+      <w:proofErr w:type="spellStart"/>
+      <w:proofErr w:type="spellEnd"/>
+      <w:proofErr w:type="spellStart"/>
+      <w:proofErr w:type="spellEnd"/>
+      <w:proofErr w:type="spellStart"/>
+      <w:proofErr w:type="spellEnd"/>
+      <w:proofErr w:type="spellStart"/>
+      <w:proofErr w:type="spellEnd"/>
+      <w:proofErr w:type="spellStart"/>
+      <w:proofErr w:type="spellEnd"/>
+      <w:proofErr w:type="spellStart"/>
+      <w:proofErr w:type="spellEnd"/>
+      <w:proofErr w:type="spellStart"/>
+      <w:proofErr w:type="spellEnd"/>
+      <w:proofErr w:type="spellStart"/>
+      <w:proofErr w:type="spellEnd"/>
+      <w:proofErr w:type="spellStart"/>
+      <w:proofErr w:type="spellEnd"/>
+      <w:proofErr w:type="spellStart"/>
+      <w:proofErr w:type="spellEnd"/>
+      <w:proofErr w:type="spellStart"/>
+      <w:proofErr w:type="spellEnd"/>
+      <w:proofErr w:type="spellStart"/>
+      <w:proofErr w:type="spellEnd"/>
+      <w:proofErr w:type="spellStart"/>
+      <w:proofErr w:type="spellEnd"/>
+      <w:proofErr w:type="spellStart"/>
+      <w:proofErr w:type="spellEnd"/>
+      <w:proofErr w:type="spellStart"/>
+      <w:proofErr w:type="spellEnd"/>
+      <w:proofErr w:type="spellStart"/>
+      <w:proofErr w:type="spellEnd"/>
+      <w:proofErr w:type="spellStart"/>
+      <w:proofErr w:type="spellEnd"/>
+      <w:proofErr w:type="spellStart"/>
+      <w:proofErr w:type="spellEnd"/>
+      <w:proofErr w:type="spellStart"/>
+      <w:proofErr w:type="spellEnd"/>
+      <w:proofErr w:type="spellStart"/>
+      <w:proofErr w:type="spellEnd"/>
+      <w:proofErr w:type="spellStart"/>
+      <w:proofErr w:type="spellEnd"/>
+      <w:proofErr w:type="spellStart"/>
+      <w:proofErr w:type="spellEnd"/>
+      <w:proofErr w:type="spellStart"/>
+      <w:proofErr w:type="spellEnd"/>
+      <w:proofErr w:type="spellStart"/>
+      <w:proofErr w:type="spellEnd"/>
+      <w:proofErr w:type="spellStart"/>
+      <w:proofErr w:type="spellEnd"/>
+      <w:r>
+        <w:rPr>
+          <w:rFonts w:ascii="Times New Roman" w:hAnsi="Times New Roman" w:eastAsia="Times New Roman" w:cs="Times New Roman"/>
+          <w:sz w:val="26"/>
+          <w:lang w:val="vi-VN"/>
+        </w:rPr>
+        <w:t>• Quân (Trưởng nhóm): Quản lý tiến độ trên Trello, tổng hợp và nộp sản phẩm.</w:t>
+      </w:r>
+    </w:p>
+    <w:p>
+      <w:pPr>
+        <w:spacing w:line="276" w:lineRule="auto" w:after="60"/>
+        <w:ind w:left="425" w:hanging="283" w:right="0"/>
+        <w:jc w:val="both"/>
+      </w:pPr>
+      <w:r>
+        <w:rPr>
+          <w:rFonts w:ascii="Times New Roman" w:hAnsi="Times New Roman" w:eastAsia="Times New Roman" w:cs="Times New Roman"/>
+          <w:sz w:val="26"/>
+          <w:lang w:val="vi-VN"/>
+        </w:rPr>
+        <w:t>• Phương (Thư ký): Ghi biên bản họp, tổng hợp phản hồi và cập nhật tiến độ.</w:t>
+      </w:r>
+    </w:p>
+    <w:p>
+      <w:pPr>
+        <w:spacing w:line="276" w:lineRule="auto" w:after="60"/>
+        <w:ind w:left="425" w:hanging="283" w:right="0"/>
+        <w:jc w:val="both"/>
+      </w:pPr>
+      <w:r>
+        <w:rPr>
+          <w:rFonts w:ascii="Times New Roman" w:hAnsi="Times New Roman" w:eastAsia="Times New Roman" w:cs="Times New Roman"/>
+          <w:sz w:val="26"/>
+          <w:lang w:val="vi-VN"/>
+        </w:rPr>
+        <w:t>• Oanh: Soạn phần cơ sở lý luận và chuẩn hóa trích dẫn.</w:t>
+      </w:r>
+    </w:p>
+    <w:p>
+      <w:pPr>
+        <w:spacing w:line="276" w:lineRule="auto" w:after="60"/>
+        <w:ind w:left="425" w:hanging="283" w:right="0"/>
+        <w:jc w:val="both"/>
+      </w:pPr>
+      <w:r>
+        <w:rPr>
+          <w:rFonts w:ascii="Times New Roman" w:hAnsi="Times New Roman" w:eastAsia="Times New Roman" w:cs="Times New Roman"/>
+          <w:sz w:val="26"/>
+          <w:lang w:val="vi-VN"/>
+        </w:rPr>
+        <w:t>• Khiêm: Tìm tài liệu, số liệu và nguồn tham khảo.</w:t>
+      </w:r>
+    </w:p>
+    <w:p>
+      <w:pPr>
+        <w:spacing w:line="276" w:lineRule="auto" w:after="60"/>
+        <w:ind w:left="425" w:hanging="283" w:right="0"/>
+        <w:jc w:val="both"/>
+      </w:pPr>
+      <w:r>
+        <w:rPr>
+          <w:rFonts w:ascii="Times New Roman" w:hAnsi="Times New Roman" w:eastAsia="Times New Roman" w:cs="Times New Roman"/>
+          <w:sz w:val="26"/>
+          <w:lang w:val="vi-VN"/>
+        </w:rPr>
+        <w:t>• Long: Thiết kế slide và hình minh họa.</w:t>
+      </w:r>
+    </w:p>
+    <w:p>
+      <w:pPr>
+        <w:spacing w:line="276" w:lineRule="auto" w:after="60"/>
+        <w:ind w:left="425" w:hanging="283" w:right="0"/>
+        <w:jc w:val="both"/>
+      </w:pPr>
+      <w:r>
+        <w:rPr>
+          <w:rFonts w:ascii="Times New Roman" w:hAnsi="Times New Roman" w:eastAsia="Times New Roman" w:cs="Times New Roman"/>
+          <w:sz w:val="26"/>
+          <w:lang w:val="vi-VN"/>
+        </w:rPr>
+        <w:t>• Băng: Biên tập, kiểm tra chính tả, định dạng và chuẩn hóa tên tệp.</w:t>
       </w:r>
     </w:p>
     <w:p>
       <w:pPr>
         <w:pStyle w:val="Heading2"/>
-        <w:keepNext/>
-        <w:keepLines w:val="0"/>
-        <w:widowControl/>
-        <w:spacing w:after="120" w:line="276" w:lineRule="auto" w:before="0"/>
-        <w:ind/>
+        <w:spacing w:after="0" w:line="259" w:lineRule="auto"/>
+        <w:ind w:left="-5" w:firstLine="0"/>
         <w:jc w:val="left"/>
       </w:pPr>
-      <w:r>
-        <w:rPr>
-          <w:rFonts w:ascii="Arial" w:hAnsi="Arial" w:cs="Arial" w:eastAsia="Arial"/>
+      <w:proofErr w:type="spellStart"/>
+      <w:proofErr w:type="spellEnd"/>
+      <w:proofErr w:type="spellStart"/>
+      <w:proofErr w:type="spellEnd"/>
+      <w:proofErr w:type="spellStart"/>
+      <w:proofErr w:type="spellEnd"/>
+      <w:proofErr w:type="spellStart"/>
+      <w:proofErr w:type="spellEnd"/>
+      <w:proofErr w:type="spellStart"/>
+      <w:proofErr w:type="spellEnd"/>
+      <w:proofErr w:type="spellStart"/>
+      <w:proofErr w:type="spellEnd"/>
+      <w:proofErr w:type="spellStart"/>
+      <w:proofErr w:type="spellEnd"/>
+      <w:proofErr w:type="spellStart"/>
+      <w:proofErr w:type="spellEnd"/>
+      <w:proofErr w:type="spellStart"/>
+      <w:proofErr w:type="spellEnd"/>
+      <w:proofErr w:type="spellStart"/>
+      <w:proofErr w:type="spellEnd"/>
+      <w:proofErr w:type="spellStart"/>
+      <w:proofErr w:type="spellEnd"/>
+      <w:proofErr w:type="spellStart"/>
+      <w:proofErr w:type="spellEnd"/>
+      <w:proofErr w:type="spellStart"/>
+      <w:proofErr w:type="spellEnd"/>
+      <w:proofErr w:type="spellStart"/>
+      <w:proofErr w:type="spellEnd"/>
+      <w:proofErr w:type="spellStart"/>
+      <w:proofErr w:type="spellEnd"/>
+      <w:r>
+        <w:rPr>
+          <w:rFonts w:ascii="Times New Roman" w:hAnsi="Times New Roman" w:eastAsia="Times New Roman" w:cs="Times New Roman"/>
           <w:b/>
-          <w:color w:val="176B61"/>
-          <w:sz w:val="24"/>
+          <w:i w:val="0"/>
+          <w:sz w:val="26"/>
+          <w:lang w:val="vi-VN"/>
         </w:rPr>
         <w:t>3. Rà soát và hoàn thiện sản phẩm</w:t>
       </w:r>
     </w:p>
     <w:p>
-      <w:pPr/>
-      <w:r>
-        <w:t>Sau khi các thành viên hoàn thành nhiệm vụ cá nhân, nhóm tiến hành rà soát chung trên Google Docs để sửa lỗi chính tả, kiểm tra định dạng và liên kết. Slide thuyết trình được chạy thử để căn chỉnh thời gian và đảm bảo hiệu ứng mượt mà trước khi trưởng nhóm xuất file PDF và nộp bài.</w:t>
+      <w:pPr>
+        <w:spacing w:line="276" w:lineRule="auto" w:after="60"/>
+        <w:ind w:left="425" w:hanging="283" w:right="0"/>
+        <w:jc w:val="both"/>
+      </w:pPr>
+      <w:r>
+        <w:rPr>
+          <w:rFonts w:ascii="Times New Roman" w:hAnsi="Times New Roman" w:eastAsia="Times New Roman" w:cs="Times New Roman"/>
+          <w:sz w:val="26"/>
+          <w:lang w:val="vi-VN"/>
+        </w:rPr>
+        <w:t>• Đối chiếu nội dung báo cáo với yêu cầu của đề bài và kiểm tra tính thống nhất giữa báo cáo với slide.</w:t>
+      </w:r>
+    </w:p>
+    <w:p>
+      <w:pPr>
+        <w:spacing w:line="276" w:lineRule="auto" w:after="60"/>
+        <w:ind w:left="425" w:hanging="283" w:right="0"/>
+        <w:jc w:val="both"/>
+      </w:pPr>
+      <w:r>
+        <w:rPr>
+          <w:rFonts w:ascii="Times New Roman" w:hAnsi="Times New Roman" w:eastAsia="Times New Roman" w:cs="Times New Roman"/>
+          <w:sz w:val="26"/>
+          <w:lang w:val="vi-VN"/>
+        </w:rPr>
+        <w:t>• Kiểm tra trích dẫn, chính tả, định dạng, quyền chia sẻ và khả năng mở tệp trước khi nộp.</w:t>
       </w:r>
     </w:p>
     <w:p>
       <w:pPr>
         <w:pStyle w:val="Heading1"/>
-      </w:pPr>
-      <w:r>
-        <w:rPr>
-          <w:rFonts w:ascii="Arial" w:hAnsi="Arial" w:cs="Arial" w:eastAsia="Arial"/>
+        <w:ind w:firstLine="0"/>
+        <w:jc w:val="left"/>
+      </w:pPr>
+      <w:r>
+        <w:rPr>
+          <w:rFonts w:ascii="Times New Roman" w:hAnsi="Times New Roman" w:eastAsia="Times New Roman" w:cs="Times New Roman"/>
           <w:b/>
-          <w:color w:val="0E5C50"/>
+          <w:i w:val="0"/>
           <w:sz w:val="28"/>
-        </w:rPr>
-        <w:t>VI. Đánh giá hiệu quả của từng công cụ</w:t>
+          <w:lang w:val="vi-VN"/>
+        </w:rPr>
+        <w:t>V. ĐÁNH GIÁ HIỆU QUẢ CỦA TỪNG CÔNG CỤ</w:t>
       </w:r>
     </w:p>
     <w:tbl>
       <w:tblPr>
         <w:tblStyle w:val="TableGrid"/>
-        <w:tblW w:w="9864" w:type="dxa"/>
+        <w:tblW w:w="9350" w:type="dxa"/>
         <w:jc w:val="center"/>
-        <w:tblInd w:w="0" w:type="dxa"/>
+        <w:tblInd w:w="4" w:type="dxa"/>
         <w:tblLayout w:type="fixed"/>
         <w:tblCellMar>
           <w:top w:w="15" w:type="dxa"/>
@@ -1471,10 +2587,10 @@
         <w:tblLook w:val="04A0" w:firstRow="1" w:lastRow="0" w:firstColumn="1" w:lastColumn="0" w:noHBand="0" w:noVBand="1"/>
       </w:tblPr>
       <w:tblGrid>
-        <w:gridCol w:w="1656"/>
-        <w:gridCol w:w="1224"/>
-        <w:gridCol w:w="3384"/>
-        <w:gridCol w:w="3600"/>
+        <w:gridCol w:w="2336"/>
+        <w:gridCol w:w="2338"/>
+        <w:gridCol w:w="2338"/>
+        <w:gridCol w:w="2338"/>
       </w:tblGrid>
       <w:tr>
         <w:trPr>
@@ -1483,213 +2599,142 @@
         </w:trPr>
         <w:tc>
           <w:tcPr>
-            <w:tcW w:w="1656" w:type="dxa"/>
+            <w:tcW w:w="936000" w:type="dxa"/>
             <w:tcBorders>
               <w:top w:val="single" w:sz="4" w:space="0" w:color="000000"/>
               <w:left w:val="single" w:sz="4" w:space="0" w:color="000000"/>
               <w:bottom w:val="single" w:sz="4" w:space="0" w:color="000000"/>
               <w:right w:val="single" w:sz="4" w:space="0" w:color="000000"/>
             </w:tcBorders>
+            <w:vAlign w:val="center"/>
             <w:tcMar>
-              <w:top w:w="90" w:type="dxa"/>
-              <w:start w:w="110" w:type="dxa"/>
-              <w:bottom w:w="90" w:type="dxa"/>
-              <w:end w:w="110" w:type="dxa"/>
+              <w:top w:w="70" w:type="dxa"/>
+              <w:start w:w="80" w:type="dxa"/>
+              <w:bottom w:w="70" w:type="dxa"/>
+              <w:end w:w="80" w:type="dxa"/>
             </w:tcMar>
-            <w:shd w:fill="DCEDE8" w:val="clear"/>
-            <w:vAlign w:val="center"/>
+            <w:shd w:fill="D9E2F3"/>
           </w:tcPr>
           <w:p>
             <w:pPr>
-              <w:keepNext w:val="0"/>
-              <w:keepLines w:val="0"/>
-              <w:spacing w:after="40" w:line="252" w:lineRule="auto" w:before="0"/>
-              <w:jc w:val="left"/>
+              <w:spacing w:before="0" w:after="40" w:line="240" w:lineRule="auto"/>
+              <w:ind w:left="0" w:right="0" w:firstLine="0"/>
+              <w:jc w:val="center"/>
             </w:pPr>
             <w:r>
               <w:rPr>
-                <w:rFonts w:ascii="Arial" w:hAnsi="Arial" w:eastAsia="Arial" w:cs="Arial"/>
+                <w:rFonts w:ascii="Times New Roman" w:hAnsi="Times New Roman" w:eastAsia="Times New Roman" w:cs="Times New Roman"/>
                 <w:b/>
-                <w:color w:val="17212B"/>
-                <w:sz w:val="19"/>
+                <w:sz w:val="20"/>
+                <w:lang w:val="vi-VN"/>
               </w:rPr>
-              <w:t xml:space="preserve">Công </w:t>
+              <w:t>Công cụ</w:t>
             </w:r>
-            <w:proofErr w:type="spellStart"/>
-            <w:r>
-              <w:rPr>
-                <w:rFonts w:ascii="Arial" w:hAnsi="Arial" w:eastAsia="Arial" w:cs="Arial"/>
-                <w:b/>
-                <w:color w:val="17212B"/>
-                <w:sz w:val="19"/>
-              </w:rPr>
-              <w:t>cụ</w:t>
-            </w:r>
-            <w:proofErr w:type="spellEnd"/>
           </w:p>
         </w:tc>
         <w:tc>
           <w:tcPr>
-            <w:tcW w:w="1224" w:type="dxa"/>
+            <w:tcW w:w="648000" w:type="dxa"/>
             <w:tcBorders>
               <w:top w:val="single" w:sz="4" w:space="0" w:color="000000"/>
               <w:left w:val="single" w:sz="4" w:space="0" w:color="000000"/>
               <w:bottom w:val="single" w:sz="4" w:space="0" w:color="000000"/>
               <w:right w:val="single" w:sz="4" w:space="0" w:color="000000"/>
             </w:tcBorders>
+            <w:vAlign w:val="center"/>
             <w:tcMar>
-              <w:top w:w="90" w:type="dxa"/>
-              <w:start w:w="110" w:type="dxa"/>
-              <w:bottom w:w="90" w:type="dxa"/>
-              <w:end w:w="110" w:type="dxa"/>
+              <w:top w:w="70" w:type="dxa"/>
+              <w:start w:w="80" w:type="dxa"/>
+              <w:bottom w:w="70" w:type="dxa"/>
+              <w:end w:w="80" w:type="dxa"/>
             </w:tcMar>
-            <w:shd w:fill="DCEDE8" w:val="clear"/>
-            <w:vAlign w:val="center"/>
+            <w:shd w:fill="D9E2F3"/>
           </w:tcPr>
           <w:p>
             <w:pPr>
-              <w:keepNext w:val="0"/>
-              <w:keepLines w:val="0"/>
-              <w:spacing w:after="40" w:line="252" w:lineRule="auto" w:before="0"/>
-              <w:ind w:left="1"/>
-              <w:jc w:val="left"/>
+              <w:spacing w:before="0" w:after="40" w:line="240" w:lineRule="auto"/>
+              <w:ind w:left="0" w:right="0" w:firstLine="0"/>
+              <w:jc w:val="center"/>
             </w:pPr>
             <w:r>
               <w:rPr>
-                <w:rFonts w:ascii="Arial" w:hAnsi="Arial" w:eastAsia="Arial" w:cs="Arial"/>
+                <w:rFonts w:ascii="Times New Roman" w:hAnsi="Times New Roman" w:eastAsia="Times New Roman" w:cs="Times New Roman"/>
                 <w:b/>
-                <w:color w:val="17212B"/>
-                <w:sz w:val="19"/>
+                <w:sz w:val="20"/>
+                <w:lang w:val="vi-VN"/>
               </w:rPr>
-              <w:t xml:space="preserve">Hiệu </w:t>
+              <w:t>Hiệu quả</w:t>
             </w:r>
-            <w:proofErr w:type="spellStart"/>
-            <w:r>
-              <w:rPr>
-                <w:rFonts w:ascii="Arial" w:hAnsi="Arial" w:eastAsia="Arial" w:cs="Arial"/>
-                <w:b/>
-                <w:color w:val="17212B"/>
-                <w:sz w:val="19"/>
-              </w:rPr>
-              <w:t>quả</w:t>
-            </w:r>
-            <w:proofErr w:type="spellEnd"/>
           </w:p>
         </w:tc>
         <w:tc>
           <w:tcPr>
-            <w:tcW w:w="3384" w:type="dxa"/>
+            <w:tcW w:w="2232000" w:type="dxa"/>
             <w:tcBorders>
               <w:top w:val="single" w:sz="4" w:space="0" w:color="000000"/>
               <w:left w:val="single" w:sz="4" w:space="0" w:color="000000"/>
               <w:bottom w:val="single" w:sz="4" w:space="0" w:color="000000"/>
               <w:right w:val="single" w:sz="4" w:space="0" w:color="000000"/>
             </w:tcBorders>
+            <w:vAlign w:val="center"/>
             <w:tcMar>
-              <w:top w:w="90" w:type="dxa"/>
-              <w:start w:w="110" w:type="dxa"/>
-              <w:bottom w:w="90" w:type="dxa"/>
-              <w:end w:w="110" w:type="dxa"/>
+              <w:top w:w="70" w:type="dxa"/>
+              <w:start w:w="80" w:type="dxa"/>
+              <w:bottom w:w="70" w:type="dxa"/>
+              <w:end w:w="80" w:type="dxa"/>
             </w:tcMar>
-            <w:shd w:fill="DCEDE8" w:val="clear"/>
-            <w:vAlign w:val="center"/>
+            <w:shd w:fill="D9E2F3"/>
           </w:tcPr>
           <w:p>
             <w:pPr>
-              <w:keepNext w:val="0"/>
-              <w:keepLines w:val="0"/>
-              <w:spacing w:after="40" w:line="252" w:lineRule="auto" w:before="0"/>
-              <w:jc w:val="left"/>
+              <w:spacing w:before="0" w:after="40" w:line="240" w:lineRule="auto"/>
+              <w:ind w:left="0" w:right="0" w:firstLine="0"/>
+              <w:jc w:val="center"/>
             </w:pPr>
-            <w:proofErr w:type="spellStart"/>
             <w:r>
               <w:rPr>
-                <w:rFonts w:ascii="Arial" w:hAnsi="Arial" w:eastAsia="Arial" w:cs="Arial"/>
+                <w:rFonts w:ascii="Times New Roman" w:hAnsi="Times New Roman" w:eastAsia="Times New Roman" w:cs="Times New Roman"/>
                 <w:b/>
-                <w:color w:val="17212B"/>
-                <w:sz w:val="19"/>
+                <w:sz w:val="20"/>
+                <w:lang w:val="vi-VN"/>
               </w:rPr>
-              <w:t>Điểm</w:t>
+              <w:t>Điểm mạnh</w:t>
             </w:r>
-            <w:proofErr w:type="spellEnd"/>
-            <w:r>
-              <w:rPr>
-                <w:rFonts w:ascii="Arial" w:hAnsi="Arial" w:eastAsia="Arial" w:cs="Arial"/>
-                <w:b/>
-                <w:color w:val="17212B"/>
-                <w:sz w:val="19"/>
-              </w:rPr>
-              <w:t xml:space="preserve"> </w:t>
-            </w:r>
-            <w:proofErr w:type="spellStart"/>
-            <w:r>
-              <w:rPr>
-                <w:rFonts w:ascii="Arial" w:hAnsi="Arial" w:eastAsia="Arial" w:cs="Arial"/>
-                <w:b/>
-                <w:color w:val="17212B"/>
-                <w:sz w:val="19"/>
-              </w:rPr>
-              <w:t>mạnh</w:t>
-            </w:r>
-            <w:proofErr w:type="spellEnd"/>
           </w:p>
         </w:tc>
         <w:tc>
           <w:tcPr>
-            <w:tcW w:w="3600" w:type="dxa"/>
+            <w:tcW w:w="2232000" w:type="dxa"/>
             <w:tcBorders>
               <w:top w:val="single" w:sz="4" w:space="0" w:color="000000"/>
               <w:left w:val="single" w:sz="4" w:space="0" w:color="000000"/>
               <w:bottom w:val="single" w:sz="4" w:space="0" w:color="000000"/>
               <w:right w:val="single" w:sz="4" w:space="0" w:color="000000"/>
             </w:tcBorders>
+            <w:vAlign w:val="center"/>
             <w:tcMar>
-              <w:top w:w="90" w:type="dxa"/>
-              <w:start w:w="110" w:type="dxa"/>
-              <w:bottom w:w="90" w:type="dxa"/>
-              <w:end w:w="110" w:type="dxa"/>
+              <w:top w:w="70" w:type="dxa"/>
+              <w:start w:w="80" w:type="dxa"/>
+              <w:bottom w:w="70" w:type="dxa"/>
+              <w:end w:w="80" w:type="dxa"/>
             </w:tcMar>
-            <w:shd w:fill="DCEDE8" w:val="clear"/>
-            <w:vAlign w:val="center"/>
+            <w:shd w:fill="D9E2F3"/>
           </w:tcPr>
           <w:p>
             <w:pPr>
-              <w:keepNext w:val="0"/>
-              <w:keepLines w:val="0"/>
-              <w:spacing w:after="40" w:line="252" w:lineRule="auto" w:before="0"/>
-              <w:jc w:val="left"/>
+              <w:spacing w:before="0" w:after="40" w:line="240" w:lineRule="auto"/>
+              <w:ind w:left="0" w:right="0" w:firstLine="0"/>
+              <w:jc w:val="center"/>
             </w:pPr>
-            <w:proofErr w:type="spellStart"/>
             <w:r>
               <w:rPr>
-                <w:rFonts w:ascii="Arial" w:hAnsi="Arial" w:eastAsia="Arial" w:cs="Arial"/>
+                <w:rFonts w:ascii="Times New Roman" w:hAnsi="Times New Roman" w:eastAsia="Times New Roman" w:cs="Times New Roman"/>
                 <w:b/>
-                <w:color w:val="17212B"/>
-                <w:sz w:val="19"/>
+                <w:sz w:val="20"/>
+                <w:lang w:val="vi-VN"/>
               </w:rPr>
-              <w:t>Hạn</w:t>
+              <w:t>Hạn chế</w:t>
             </w:r>
-            <w:proofErr w:type="spellEnd"/>
-            <w:r>
-              <w:rPr>
-                <w:rFonts w:ascii="Arial" w:hAnsi="Arial" w:eastAsia="Arial" w:cs="Arial"/>
-                <w:b/>
-                <w:color w:val="17212B"/>
-                <w:sz w:val="19"/>
-              </w:rPr>
-              <w:t xml:space="preserve"> </w:t>
-            </w:r>
-            <w:proofErr w:type="spellStart"/>
-            <w:r>
-              <w:rPr>
-                <w:rFonts w:ascii="Arial" w:hAnsi="Arial" w:eastAsia="Arial" w:cs="Arial"/>
-                <w:b/>
-                <w:color w:val="17212B"/>
-                <w:sz w:val="19"/>
-              </w:rPr>
-              <w:t>chế</w:t>
-            </w:r>
-            <w:proofErr w:type="spellEnd"/>
           </w:p>
         </w:tc>
       </w:tr>
@@ -1699,70 +2744,65 @@
         </w:trPr>
         <w:tc>
           <w:tcPr>
-            <w:tcW w:w="1656" w:type="dxa"/>
+            <w:tcW w:w="936000" w:type="dxa"/>
             <w:tcBorders>
               <w:top w:val="single" w:sz="4" w:space="0" w:color="000000"/>
               <w:left w:val="single" w:sz="4" w:space="0" w:color="000000"/>
               <w:bottom w:val="single" w:sz="4" w:space="0" w:color="000000"/>
               <w:right w:val="single" w:sz="4" w:space="0" w:color="000000"/>
             </w:tcBorders>
+            <w:vAlign w:val="center"/>
             <w:tcMar>
-              <w:top w:w="90" w:type="dxa"/>
-              <w:start w:w="110" w:type="dxa"/>
-              <w:bottom w:w="90" w:type="dxa"/>
-              <w:end w:w="110" w:type="dxa"/>
+              <w:top w:w="70" w:type="dxa"/>
+              <w:start w:w="80" w:type="dxa"/>
+              <w:bottom w:w="70" w:type="dxa"/>
+              <w:end w:w="80" w:type="dxa"/>
             </w:tcMar>
-            <w:vAlign w:val="center"/>
           </w:tcPr>
           <w:p>
             <w:pPr>
-              <w:keepNext w:val="0"/>
-              <w:keepLines w:val="0"/>
-              <w:spacing w:after="40" w:line="252" w:lineRule="auto" w:before="0"/>
+              <w:spacing w:before="0" w:after="40" w:line="240" w:lineRule="auto"/>
+              <w:ind w:left="0" w:right="0" w:firstLine="0"/>
               <w:jc w:val="left"/>
             </w:pPr>
             <w:r>
               <w:rPr>
-                <w:rFonts w:ascii="Arial" w:hAnsi="Arial" w:eastAsia="Arial" w:cs="Arial"/>
-                <w:b w:val="0"/>
-                <w:color w:val="17212B"/>
-                <w:sz w:val="19"/>
+                <w:rFonts w:ascii="Times New Roman" w:hAnsi="Times New Roman" w:eastAsia="Times New Roman" w:cs="Times New Roman"/>
+                <w:sz w:val="20"/>
+                <w:lang w:val="vi-VN"/>
               </w:rPr>
-              <w:t>Google Sheets</w:t>
+              <w:t>Trello</w:t>
             </w:r>
           </w:p>
         </w:tc>
         <w:tc>
           <w:tcPr>
-            <w:tcW w:w="1224" w:type="dxa"/>
+            <w:tcW w:w="648000" w:type="dxa"/>
             <w:tcBorders>
               <w:top w:val="single" w:sz="4" w:space="0" w:color="000000"/>
               <w:left w:val="single" w:sz="4" w:space="0" w:color="000000"/>
               <w:bottom w:val="single" w:sz="4" w:space="0" w:color="000000"/>
               <w:right w:val="single" w:sz="4" w:space="0" w:color="000000"/>
             </w:tcBorders>
+            <w:vAlign w:val="center"/>
             <w:tcMar>
-              <w:top w:w="90" w:type="dxa"/>
-              <w:start w:w="110" w:type="dxa"/>
-              <w:bottom w:w="90" w:type="dxa"/>
-              <w:end w:w="110" w:type="dxa"/>
+              <w:top w:w="70" w:type="dxa"/>
+              <w:start w:w="80" w:type="dxa"/>
+              <w:bottom w:w="70" w:type="dxa"/>
+              <w:end w:w="80" w:type="dxa"/>
             </w:tcMar>
-            <w:vAlign w:val="center"/>
           </w:tcPr>
           <w:p>
             <w:pPr>
-              <w:keepNext w:val="0"/>
-              <w:keepLines w:val="0"/>
-              <w:spacing w:after="40" w:line="252" w:lineRule="auto" w:before="0"/>
-              <w:ind w:left="1"/>
+              <w:spacing w:before="0" w:after="40" w:line="240" w:lineRule="auto"/>
+              <w:ind w:left="0" w:right="0" w:firstLine="0"/>
               <w:jc w:val="left"/>
             </w:pPr>
             <w:r>
               <w:rPr>
-                <w:rFonts w:ascii="Arial" w:hAnsi="Arial" w:eastAsia="Arial" w:cs="Arial"/>
-                <w:b w:val="0"/>
-                <w:color w:val="17212B"/>
-                <w:sz w:val="19"/>
+                <w:rFonts w:ascii="Times New Roman" w:hAnsi="Times New Roman" w:eastAsia="Times New Roman" w:cs="Times New Roman"/>
+                <w:sz w:val="20"/>
+                <w:lang w:val="vi-VN"/>
               </w:rPr>
               <w:t>Cao</w:t>
             </w:r>
@@ -1770,67 +2810,67 @@
         </w:tc>
         <w:tc>
           <w:tcPr>
-            <w:tcW w:w="3384" w:type="dxa"/>
+            <w:tcW w:w="2232000" w:type="dxa"/>
             <w:tcBorders>
               <w:top w:val="single" w:sz="4" w:space="0" w:color="000000"/>
               <w:left w:val="single" w:sz="4" w:space="0" w:color="000000"/>
               <w:bottom w:val="single" w:sz="4" w:space="0" w:color="000000"/>
               <w:right w:val="single" w:sz="4" w:space="0" w:color="000000"/>
             </w:tcBorders>
+            <w:vAlign w:val="center"/>
             <w:tcMar>
-              <w:top w:w="90" w:type="dxa"/>
-              <w:start w:w="110" w:type="dxa"/>
-              <w:bottom w:w="90" w:type="dxa"/>
-              <w:end w:w="110" w:type="dxa"/>
+              <w:top w:w="70" w:type="dxa"/>
+              <w:start w:w="80" w:type="dxa"/>
+              <w:bottom w:w="70" w:type="dxa"/>
+              <w:end w:w="80" w:type="dxa"/>
             </w:tcMar>
-            <w:vAlign w:val="center"/>
           </w:tcPr>
           <w:p>
             <w:pPr>
-              <w:spacing w:after="40" w:line="252" w:lineRule="auto"/>
+              <w:spacing w:before="0" w:after="40" w:line="240" w:lineRule="auto"/>
+              <w:ind w:left="0" w:right="0" w:firstLine="0"/>
               <w:jc w:val="left"/>
             </w:pPr>
             <w:r>
               <w:rPr>
-                <w:rFonts w:ascii="Arial" w:hAnsi="Arial" w:cs="Arial" w:eastAsia="Arial"/>
-                <w:b w:val="0"/>
-                <w:color w:val="17212B"/>
-                <w:sz w:val="19"/>
+                <w:rFonts w:ascii="Times New Roman" w:hAnsi="Times New Roman" w:eastAsia="Times New Roman" w:cs="Times New Roman"/>
+                <w:sz w:val="20"/>
+                <w:lang w:val="vi-VN"/>
               </w:rPr>
-              <w:t>Hợp tác thời gian thực; nhiều hàm và công cụ phân tích cơ bản; miễn phí và dễ truy cập.</w:t>
+              <w:t>Trực quan hóa tiến độ; phân công rõ ràng; theo dõi thời hạn và trạng thái nhiệm vụ.</w:t>
             </w:r>
           </w:p>
         </w:tc>
         <w:tc>
           <w:tcPr>
-            <w:tcW w:w="3600" w:type="dxa"/>
+            <w:tcW w:w="2232000" w:type="dxa"/>
             <w:tcBorders>
               <w:top w:val="single" w:sz="4" w:space="0" w:color="000000"/>
               <w:left w:val="single" w:sz="4" w:space="0" w:color="000000"/>
               <w:bottom w:val="single" w:sz="4" w:space="0" w:color="000000"/>
               <w:right w:val="single" w:sz="4" w:space="0" w:color="000000"/>
             </w:tcBorders>
+            <w:vAlign w:val="center"/>
             <w:tcMar>
-              <w:top w:w="90" w:type="dxa"/>
-              <w:start w:w="110" w:type="dxa"/>
-              <w:bottom w:w="90" w:type="dxa"/>
-              <w:end w:w="110" w:type="dxa"/>
+              <w:top w:w="70" w:type="dxa"/>
+              <w:start w:w="80" w:type="dxa"/>
+              <w:bottom w:w="70" w:type="dxa"/>
+              <w:end w:w="80" w:type="dxa"/>
             </w:tcMar>
-            <w:vAlign w:val="center"/>
           </w:tcPr>
           <w:p>
             <w:pPr>
-              <w:spacing w:after="40" w:line="252" w:lineRule="auto"/>
+              <w:spacing w:before="0" w:after="40" w:line="240" w:lineRule="auto"/>
+              <w:ind w:left="0" w:right="0" w:firstLine="0"/>
               <w:jc w:val="left"/>
             </w:pPr>
             <w:r>
               <w:rPr>
-                <w:rFonts w:ascii="Arial" w:hAnsi="Arial" w:cs="Arial" w:eastAsia="Arial"/>
-                <w:b w:val="0"/>
-                <w:color w:val="17212B"/>
-                <w:sz w:val="19"/>
+                <w:rFonts w:ascii="Times New Roman" w:hAnsi="Times New Roman" w:eastAsia="Times New Roman" w:cs="Times New Roman"/>
+                <w:sz w:val="20"/>
+                <w:lang w:val="vi-VN"/>
               </w:rPr>
-              <w:t>Giao diện chưa thật trực quan; xử lý kém khi dữ liệu lớn.</w:t>
+              <w:t>Cần cập nhật thường xuyên; thành viên mới có thể mất thời gian làm quen.</w:t>
             </w:r>
           </w:p>
         </w:tc>
@@ -1841,35 +2881,32 @@
         </w:trPr>
         <w:tc>
           <w:tcPr>
-            <w:tcW w:w="1656" w:type="dxa"/>
+            <w:tcW w:w="936000" w:type="dxa"/>
             <w:tcBorders>
               <w:top w:val="single" w:sz="4" w:space="0" w:color="000000"/>
               <w:left w:val="single" w:sz="4" w:space="0" w:color="000000"/>
               <w:bottom w:val="single" w:sz="4" w:space="0" w:color="000000"/>
               <w:right w:val="single" w:sz="4" w:space="0" w:color="000000"/>
             </w:tcBorders>
+            <w:vAlign w:val="center"/>
             <w:tcMar>
-              <w:top w:w="90" w:type="dxa"/>
-              <w:start w:w="110" w:type="dxa"/>
-              <w:bottom w:w="90" w:type="dxa"/>
-              <w:end w:w="110" w:type="dxa"/>
+              <w:top w:w="70" w:type="dxa"/>
+              <w:start w:w="80" w:type="dxa"/>
+              <w:bottom w:w="70" w:type="dxa"/>
+              <w:end w:w="80" w:type="dxa"/>
             </w:tcMar>
-            <w:vAlign w:val="center"/>
-            <w:shd w:fill="F5FAF8" w:val="clear"/>
           </w:tcPr>
           <w:p>
             <w:pPr>
-              <w:keepNext w:val="0"/>
-              <w:keepLines w:val="0"/>
-              <w:spacing w:after="40" w:line="252" w:lineRule="auto" w:before="0"/>
+              <w:spacing w:before="0" w:after="40" w:line="240" w:lineRule="auto"/>
+              <w:ind w:left="0" w:right="0" w:firstLine="0"/>
               <w:jc w:val="left"/>
             </w:pPr>
             <w:r>
               <w:rPr>
-                <w:rFonts w:ascii="Arial" w:hAnsi="Arial" w:eastAsia="Arial" w:cs="Arial"/>
-                <w:b w:val="0"/>
-                <w:color w:val="17212B"/>
-                <w:sz w:val="19"/>
+                <w:rFonts w:ascii="Times New Roman" w:hAnsi="Times New Roman" w:eastAsia="Times New Roman" w:cs="Times New Roman"/>
+                <w:sz w:val="20"/>
+                <w:lang w:val="vi-VN"/>
               </w:rPr>
               <w:t>Google Docs</w:t>
             </w:r>
@@ -1877,128 +2914,100 @@
         </w:tc>
         <w:tc>
           <w:tcPr>
-            <w:tcW w:w="1224" w:type="dxa"/>
+            <w:tcW w:w="648000" w:type="dxa"/>
             <w:tcBorders>
               <w:top w:val="single" w:sz="4" w:space="0" w:color="000000"/>
               <w:left w:val="single" w:sz="4" w:space="0" w:color="000000"/>
               <w:bottom w:val="single" w:sz="4" w:space="0" w:color="000000"/>
               <w:right w:val="single" w:sz="4" w:space="0" w:color="000000"/>
             </w:tcBorders>
+            <w:vAlign w:val="center"/>
             <w:tcMar>
-              <w:top w:w="90" w:type="dxa"/>
-              <w:start w:w="110" w:type="dxa"/>
-              <w:bottom w:w="90" w:type="dxa"/>
-              <w:end w:w="110" w:type="dxa"/>
+              <w:top w:w="70" w:type="dxa"/>
+              <w:start w:w="80" w:type="dxa"/>
+              <w:bottom w:w="70" w:type="dxa"/>
+              <w:end w:w="80" w:type="dxa"/>
             </w:tcMar>
-            <w:vAlign w:val="center"/>
-            <w:shd w:fill="F5FAF8" w:val="clear"/>
           </w:tcPr>
           <w:p>
             <w:pPr>
-              <w:keepNext w:val="0"/>
-              <w:keepLines w:val="0"/>
-              <w:spacing w:after="40" w:line="252" w:lineRule="auto" w:before="0"/>
-              <w:ind w:left="1"/>
+              <w:spacing w:before="0" w:after="40" w:line="240" w:lineRule="auto"/>
+              <w:ind w:left="0" w:right="0" w:firstLine="0"/>
               <w:jc w:val="left"/>
             </w:pPr>
-            <w:proofErr w:type="spellStart"/>
             <w:r>
               <w:rPr>
-                <w:rFonts w:ascii="Arial" w:hAnsi="Arial" w:eastAsia="Arial" w:cs="Arial"/>
-                <w:b w:val="0"/>
-                <w:color w:val="17212B"/>
-                <w:sz w:val="19"/>
+                <w:rFonts w:ascii="Times New Roman" w:hAnsi="Times New Roman" w:eastAsia="Times New Roman" w:cs="Times New Roman"/>
+                <w:sz w:val="20"/>
+                <w:lang w:val="vi-VN"/>
               </w:rPr>
-              <w:t>Rất</w:t>
+              <w:t>Rất cao</w:t>
             </w:r>
-            <w:proofErr w:type="spellEnd"/>
-            <w:r>
-              <w:rPr>
-                <w:rFonts w:ascii="Arial" w:hAnsi="Arial" w:eastAsia="Arial" w:cs="Arial"/>
-                <w:b w:val="0"/>
-                <w:color w:val="17212B"/>
-                <w:sz w:val="19"/>
-              </w:rPr>
-              <w:t xml:space="preserve"> </w:t>
-            </w:r>
-            <w:proofErr w:type="spellStart"/>
-            <w:r>
-              <w:rPr>
-                <w:rFonts w:ascii="Arial" w:hAnsi="Arial" w:eastAsia="Arial" w:cs="Arial"/>
-                <w:b w:val="0"/>
-                <w:color w:val="17212B"/>
-                <w:sz w:val="19"/>
-              </w:rPr>
-              <w:t>cao</w:t>
-            </w:r>
-            <w:proofErr w:type="spellEnd"/>
           </w:p>
         </w:tc>
         <w:tc>
           <w:tcPr>
-            <w:tcW w:w="3384" w:type="dxa"/>
+            <w:tcW w:w="2232000" w:type="dxa"/>
             <w:tcBorders>
               <w:top w:val="single" w:sz="4" w:space="0" w:color="000000"/>
               <w:left w:val="single" w:sz="4" w:space="0" w:color="000000"/>
               <w:bottom w:val="single" w:sz="4" w:space="0" w:color="000000"/>
               <w:right w:val="single" w:sz="4" w:space="0" w:color="000000"/>
             </w:tcBorders>
+            <w:vAlign w:val="center"/>
             <w:tcMar>
-              <w:top w:w="90" w:type="dxa"/>
-              <w:start w:w="110" w:type="dxa"/>
-              <w:bottom w:w="90" w:type="dxa"/>
-              <w:end w:w="110" w:type="dxa"/>
+              <w:top w:w="70" w:type="dxa"/>
+              <w:start w:w="80" w:type="dxa"/>
+              <w:bottom w:w="70" w:type="dxa"/>
+              <w:end w:w="80" w:type="dxa"/>
             </w:tcMar>
-            <w:vAlign w:val="center"/>
-            <w:shd w:fill="F5FAF8" w:val="clear"/>
           </w:tcPr>
           <w:p>
             <w:pPr>
-              <w:spacing w:after="40" w:line="252" w:lineRule="auto"/>
+              <w:spacing w:before="0" w:after="40" w:line="240" w:lineRule="auto"/>
+              <w:ind w:left="0" w:right="0" w:firstLine="0"/>
               <w:jc w:val="left"/>
             </w:pPr>
             <w:r>
               <w:rPr>
-                <w:rFonts w:ascii="Arial" w:hAnsi="Arial" w:cs="Arial" w:eastAsia="Arial"/>
-                <w:b w:val="0"/>
-                <w:color w:val="17212B"/>
-                <w:sz w:val="19"/>
+                <w:rFonts w:ascii="Times New Roman" w:hAnsi="Times New Roman" w:eastAsia="Times New Roman" w:cs="Times New Roman"/>
+                <w:sz w:val="20"/>
+                <w:lang w:val="vi-VN"/>
               </w:rPr>
-              <w:t>Hợp tác dễ dàng; theo dõi lịch sử chỉnh sửa; miễn phí; tự động lưu.</w:t>
+              <w:t>Soạn thảo đồng thời; bình luận và theo dõi lịch sử; tự động lưu.</w:t>
             </w:r>
           </w:p>
         </w:tc>
         <w:tc>
           <w:tcPr>
-            <w:tcW w:w="3600" w:type="dxa"/>
+            <w:tcW w:w="2232000" w:type="dxa"/>
             <w:tcBorders>
               <w:top w:val="single" w:sz="4" w:space="0" w:color="000000"/>
               <w:left w:val="single" w:sz="4" w:space="0" w:color="000000"/>
               <w:bottom w:val="single" w:sz="4" w:space="0" w:color="000000"/>
               <w:right w:val="single" w:sz="4" w:space="0" w:color="000000"/>
             </w:tcBorders>
+            <w:vAlign w:val="center"/>
             <w:tcMar>
-              <w:top w:w="90" w:type="dxa"/>
-              <w:start w:w="110" w:type="dxa"/>
-              <w:bottom w:w="90" w:type="dxa"/>
-              <w:end w:w="110" w:type="dxa"/>
+              <w:top w:w="70" w:type="dxa"/>
+              <w:start w:w="80" w:type="dxa"/>
+              <w:bottom w:w="70" w:type="dxa"/>
+              <w:end w:w="80" w:type="dxa"/>
             </w:tcMar>
-            <w:vAlign w:val="center"/>
-            <w:shd w:fill="F5FAF8" w:val="clear"/>
           </w:tcPr>
           <w:p>
             <w:pPr>
-              <w:spacing w:after="40" w:line="252" w:lineRule="auto"/>
+              <w:spacing w:before="0" w:after="40" w:line="240" w:lineRule="auto"/>
+              <w:ind w:left="0" w:right="0" w:firstLine="0"/>
               <w:jc w:val="left"/>
             </w:pPr>
             <w:r>
               <w:rPr>
-                <w:rFonts w:ascii="Arial" w:hAnsi="Arial" w:cs="Arial" w:eastAsia="Arial"/>
-                <w:b w:val="0"/>
-                <w:color w:val="17212B"/>
-                <w:sz w:val="19"/>
+                <w:rFonts w:ascii="Times New Roman" w:hAnsi="Times New Roman" w:eastAsia="Times New Roman" w:cs="Times New Roman"/>
+                <w:sz w:val="20"/>
+                <w:lang w:val="vi-VN"/>
               </w:rPr>
-              <w:t>Có nguy cơ lộ tài liệu khi cấp quyền sai; cần kết nối Internet ổn định.</w:t>
+              <w:t>Phụ thuộc Internet; có rủi ro lộ tài liệu khi cấp sai quyền.</w:t>
             </w:r>
           </w:p>
         </w:tc>
@@ -2009,34 +3018,32 @@
         </w:trPr>
         <w:tc>
           <w:tcPr>
-            <w:tcW w:w="1656" w:type="dxa"/>
+            <w:tcW w:w="936000" w:type="dxa"/>
             <w:tcBorders>
               <w:top w:val="single" w:sz="4" w:space="0" w:color="000000"/>
               <w:left w:val="single" w:sz="4" w:space="0" w:color="000000"/>
               <w:bottom w:val="single" w:sz="4" w:space="0" w:color="000000"/>
               <w:right w:val="single" w:sz="4" w:space="0" w:color="000000"/>
             </w:tcBorders>
+            <w:vAlign w:val="center"/>
             <w:tcMar>
-              <w:top w:w="90" w:type="dxa"/>
-              <w:start w:w="110" w:type="dxa"/>
-              <w:bottom w:w="90" w:type="dxa"/>
-              <w:end w:w="110" w:type="dxa"/>
+              <w:top w:w="70" w:type="dxa"/>
+              <w:start w:w="80" w:type="dxa"/>
+              <w:bottom w:w="70" w:type="dxa"/>
+              <w:end w:w="80" w:type="dxa"/>
             </w:tcMar>
-            <w:vAlign w:val="center"/>
           </w:tcPr>
           <w:p>
             <w:pPr>
-              <w:keepNext w:val="0"/>
-              <w:keepLines w:val="0"/>
-              <w:spacing w:after="40" w:line="252" w:lineRule="auto" w:before="0"/>
+              <w:spacing w:before="0" w:after="40" w:line="240" w:lineRule="auto"/>
+              <w:ind w:left="0" w:right="0" w:firstLine="0"/>
               <w:jc w:val="left"/>
             </w:pPr>
             <w:r>
               <w:rPr>
-                <w:rFonts w:ascii="Arial" w:hAnsi="Arial" w:eastAsia="Arial" w:cs="Arial"/>
-                <w:b w:val="0"/>
-                <w:color w:val="17212B"/>
-                <w:sz w:val="19"/>
+                <w:rFonts w:ascii="Times New Roman" w:hAnsi="Times New Roman" w:eastAsia="Times New Roman" w:cs="Times New Roman"/>
+                <w:sz w:val="20"/>
+                <w:lang w:val="vi-VN"/>
               </w:rPr>
               <w:t>Google Drive</w:t>
             </w:r>
@@ -2044,35 +3051,32 @@
         </w:tc>
         <w:tc>
           <w:tcPr>
-            <w:tcW w:w="1224" w:type="dxa"/>
+            <w:tcW w:w="648000" w:type="dxa"/>
             <w:tcBorders>
               <w:top w:val="single" w:sz="4" w:space="0" w:color="000000"/>
               <w:left w:val="single" w:sz="4" w:space="0" w:color="000000"/>
               <w:bottom w:val="single" w:sz="4" w:space="0" w:color="000000"/>
               <w:right w:val="single" w:sz="4" w:space="0" w:color="000000"/>
             </w:tcBorders>
+            <w:vAlign w:val="center"/>
             <w:tcMar>
-              <w:top w:w="90" w:type="dxa"/>
-              <w:start w:w="110" w:type="dxa"/>
-              <w:bottom w:w="90" w:type="dxa"/>
-              <w:end w:w="110" w:type="dxa"/>
+              <w:top w:w="70" w:type="dxa"/>
+              <w:start w:w="80" w:type="dxa"/>
+              <w:bottom w:w="70" w:type="dxa"/>
+              <w:end w:w="80" w:type="dxa"/>
             </w:tcMar>
-            <w:vAlign w:val="center"/>
           </w:tcPr>
           <w:p>
             <w:pPr>
-              <w:keepNext w:val="0"/>
-              <w:keepLines w:val="0"/>
-              <w:spacing w:after="40" w:line="252" w:lineRule="auto" w:before="0"/>
-              <w:ind w:left="1"/>
+              <w:spacing w:before="0" w:after="40" w:line="240" w:lineRule="auto"/>
+              <w:ind w:left="0" w:right="0" w:firstLine="0"/>
               <w:jc w:val="left"/>
             </w:pPr>
             <w:r>
               <w:rPr>
-                <w:rFonts w:ascii="Arial" w:hAnsi="Arial" w:eastAsia="Arial" w:cs="Arial"/>
-                <w:b w:val="0"/>
-                <w:color w:val="17212B"/>
-                <w:sz w:val="19"/>
+                <w:rFonts w:ascii="Times New Roman" w:hAnsi="Times New Roman" w:eastAsia="Times New Roman" w:cs="Times New Roman"/>
+                <w:sz w:val="20"/>
+                <w:lang w:val="vi-VN"/>
               </w:rPr>
               <w:t>Cao</w:t>
             </w:r>
@@ -2080,67 +3084,177 @@
         </w:tc>
         <w:tc>
           <w:tcPr>
-            <w:tcW w:w="3384" w:type="dxa"/>
+            <w:tcW w:w="2232000" w:type="dxa"/>
             <w:tcBorders>
               <w:top w:val="single" w:sz="4" w:space="0" w:color="000000"/>
               <w:left w:val="single" w:sz="4" w:space="0" w:color="000000"/>
               <w:bottom w:val="single" w:sz="4" w:space="0" w:color="000000"/>
               <w:right w:val="single" w:sz="4" w:space="0" w:color="000000"/>
             </w:tcBorders>
+            <w:vAlign w:val="center"/>
             <w:tcMar>
-              <w:top w:w="90" w:type="dxa"/>
-              <w:start w:w="110" w:type="dxa"/>
-              <w:bottom w:w="90" w:type="dxa"/>
-              <w:end w:w="110" w:type="dxa"/>
+              <w:top w:w="70" w:type="dxa"/>
+              <w:start w:w="80" w:type="dxa"/>
+              <w:bottom w:w="70" w:type="dxa"/>
+              <w:end w:w="80" w:type="dxa"/>
             </w:tcMar>
-            <w:vAlign w:val="center"/>
           </w:tcPr>
           <w:p>
             <w:pPr>
-              <w:spacing w:after="40" w:line="252" w:lineRule="auto"/>
+              <w:spacing w:before="0" w:after="40" w:line="240" w:lineRule="auto"/>
+              <w:ind w:left="0" w:right="0" w:firstLine="0"/>
               <w:jc w:val="left"/>
             </w:pPr>
             <w:r>
               <w:rPr>
-                <w:rFonts w:ascii="Arial" w:hAnsi="Arial" w:cs="Arial" w:eastAsia="Arial"/>
-                <w:b w:val="0"/>
-                <w:color w:val="17212B"/>
-                <w:sz w:val="19"/>
+                <w:rFonts w:ascii="Times New Roman" w:hAnsi="Times New Roman" w:eastAsia="Times New Roman" w:cs="Times New Roman"/>
+                <w:sz w:val="20"/>
+                <w:lang w:val="vi-VN"/>
               </w:rPr>
-              <w:t>Lưu trữ tập trung; phân quyền chia sẻ thuận tiện.</w:t>
+              <w:t>Lưu trữ tập trung; chia sẻ và phân quyền thuận tiện.</w:t>
             </w:r>
           </w:p>
         </w:tc>
         <w:tc>
           <w:tcPr>
-            <w:tcW w:w="3600" w:type="dxa"/>
+            <w:tcW w:w="2232000" w:type="dxa"/>
             <w:tcBorders>
               <w:top w:val="single" w:sz="4" w:space="0" w:color="000000"/>
               <w:left w:val="single" w:sz="4" w:space="0" w:color="000000"/>
               <w:bottom w:val="single" w:sz="4" w:space="0" w:color="000000"/>
               <w:right w:val="single" w:sz="4" w:space="0" w:color="000000"/>
             </w:tcBorders>
+            <w:vAlign w:val="center"/>
             <w:tcMar>
-              <w:top w:w="90" w:type="dxa"/>
-              <w:start w:w="110" w:type="dxa"/>
-              <w:bottom w:w="90" w:type="dxa"/>
-              <w:end w:w="110" w:type="dxa"/>
+              <w:top w:w="70" w:type="dxa"/>
+              <w:start w:w="80" w:type="dxa"/>
+              <w:bottom w:w="70" w:type="dxa"/>
+              <w:end w:w="80" w:type="dxa"/>
             </w:tcMar>
-            <w:vAlign w:val="center"/>
           </w:tcPr>
           <w:p>
             <w:pPr>
-              <w:spacing w:after="40" w:line="252" w:lineRule="auto"/>
+              <w:spacing w:before="0" w:after="40" w:line="240" w:lineRule="auto"/>
+              <w:ind w:left="0" w:right="0" w:firstLine="0"/>
               <w:jc w:val="left"/>
             </w:pPr>
             <w:r>
               <w:rPr>
-                <w:rFonts w:ascii="Arial" w:hAnsi="Arial" w:cs="Arial" w:eastAsia="Arial"/>
-                <w:b w:val="0"/>
-                <w:color w:val="17212B"/>
-                <w:sz w:val="19"/>
+                <w:rFonts w:ascii="Times New Roman" w:hAnsi="Times New Roman" w:eastAsia="Times New Roman" w:cs="Times New Roman"/>
+                <w:sz w:val="20"/>
+                <w:lang w:val="vi-VN"/>
               </w:rPr>
-              <w:t>Tải lên chậm với tệp dung lượng lớn; dễ lộ tài liệu khi cấp quyền sai.</w:t>
+              <w:t>Tải tệp lớn có thể chậm; dễ lộ dữ liệu nếu chia sẻ sai quyền.</w:t>
+            </w:r>
+          </w:p>
+        </w:tc>
+      </w:tr>
+      <w:tr>
+        <w:tc>
+          <w:tcPr>
+            <w:tcW w:type="dxa" w:w="936000"/>
+            <w:vAlign w:val="center"/>
+            <w:tcMar>
+              <w:top w:w="70" w:type="dxa"/>
+              <w:start w:w="80" w:type="dxa"/>
+              <w:bottom w:w="70" w:type="dxa"/>
+              <w:end w:w="80" w:type="dxa"/>
+            </w:tcMar>
+          </w:tcPr>
+          <w:p>
+            <w:pPr>
+              <w:spacing w:before="0" w:after="40" w:line="240" w:lineRule="auto"/>
+              <w:ind w:left="0" w:right="0" w:firstLine="0"/>
+              <w:jc w:val="left"/>
+            </w:pPr>
+            <w:r>
+              <w:rPr>
+                <w:rFonts w:ascii="Times New Roman" w:hAnsi="Times New Roman" w:eastAsia="Times New Roman" w:cs="Times New Roman"/>
+                <w:sz w:val="20"/>
+                <w:lang w:val="vi-VN"/>
+              </w:rPr>
+              <w:t>Slack</w:t>
+            </w:r>
+          </w:p>
+        </w:tc>
+        <w:tc>
+          <w:tcPr>
+            <w:tcW w:type="dxa" w:w="648000"/>
+            <w:vAlign w:val="center"/>
+            <w:tcMar>
+              <w:top w:w="70" w:type="dxa"/>
+              <w:start w:w="80" w:type="dxa"/>
+              <w:bottom w:w="70" w:type="dxa"/>
+              <w:end w:w="80" w:type="dxa"/>
+            </w:tcMar>
+          </w:tcPr>
+          <w:p>
+            <w:pPr>
+              <w:spacing w:before="0" w:after="40" w:line="240" w:lineRule="auto"/>
+              <w:ind w:left="0" w:right="0" w:firstLine="0"/>
+              <w:jc w:val="left"/>
+            </w:pPr>
+            <w:r>
+              <w:rPr>
+                <w:rFonts w:ascii="Times New Roman" w:hAnsi="Times New Roman" w:eastAsia="Times New Roman" w:cs="Times New Roman"/>
+                <w:sz w:val="20"/>
+                <w:lang w:val="vi-VN"/>
+              </w:rPr>
+              <w:t>Khá</w:t>
+            </w:r>
+          </w:p>
+        </w:tc>
+        <w:tc>
+          <w:tcPr>
+            <w:tcW w:type="dxa" w:w="2232000"/>
+            <w:vAlign w:val="center"/>
+            <w:tcMar>
+              <w:top w:w="70" w:type="dxa"/>
+              <w:start w:w="80" w:type="dxa"/>
+              <w:bottom w:w="70" w:type="dxa"/>
+              <w:end w:w="80" w:type="dxa"/>
+            </w:tcMar>
+          </w:tcPr>
+          <w:p>
+            <w:pPr>
+              <w:spacing w:before="0" w:after="40" w:line="240" w:lineRule="auto"/>
+              <w:ind w:left="0" w:right="0" w:firstLine="0"/>
+              <w:jc w:val="left"/>
+            </w:pPr>
+            <w:r>
+              <w:rPr>
+                <w:rFonts w:ascii="Times New Roman" w:hAnsi="Times New Roman" w:eastAsia="Times New Roman" w:cs="Times New Roman"/>
+                <w:sz w:val="20"/>
+                <w:lang w:val="vi-VN"/>
+              </w:rPr>
+              <w:t>Trao đổi theo kênh; ghim tài liệu; tập trung thông báo của nhóm.</w:t>
+            </w:r>
+          </w:p>
+        </w:tc>
+        <w:tc>
+          <w:tcPr>
+            <w:tcW w:type="dxa" w:w="2232000"/>
+            <w:vAlign w:val="center"/>
+            <w:tcMar>
+              <w:top w:w="70" w:type="dxa"/>
+              <w:start w:w="80" w:type="dxa"/>
+              <w:bottom w:w="70" w:type="dxa"/>
+              <w:end w:w="80" w:type="dxa"/>
+            </w:tcMar>
+          </w:tcPr>
+          <w:p>
+            <w:pPr>
+              <w:spacing w:before="0" w:after="40" w:line="240" w:lineRule="auto"/>
+              <w:ind w:left="0" w:right="0" w:firstLine="0"/>
+              <w:jc w:val="left"/>
+            </w:pPr>
+            <w:r>
+              <w:rPr>
+                <w:rFonts w:ascii="Times New Roman" w:hAnsi="Times New Roman" w:eastAsia="Times New Roman" w:cs="Times New Roman"/>
+                <w:sz w:val="20"/>
+                <w:lang w:val="vi-VN"/>
+              </w:rPr>
+              <w:t>Dễ bị phân tán nếu quá nhiều tin nhắn; cần quản lý thông báo hợp lý.</w:t>
             </w:r>
           </w:p>
         </w:tc>
@@ -2148,332 +3262,586 @@
     </w:tbl>
     <w:p>
       <w:pPr>
-        <w:pStyle w:val="Heading2"/>
-        <w:keepNext/>
-        <w:keepLines w:val="0"/>
-        <w:widowControl/>
-        <w:spacing w:after="120" w:line="276" w:lineRule="auto" w:before="0"/>
-        <w:ind/>
+        <w:pStyle w:val="Heading1"/>
+        <w:spacing w:after="142" w:line="259" w:lineRule="auto"/>
+        <w:ind w:firstLine="0"/>
         <w:jc w:val="left"/>
       </w:pPr>
-      <w:r>
-        <w:rPr>
-          <w:rFonts w:ascii="Arial" w:hAnsi="Arial" w:cs="Arial" w:eastAsia="Arial"/>
+      <w:proofErr w:type="spellStart"/>
+      <w:proofErr w:type="spellEnd"/>
+      <w:proofErr w:type="spellStart"/>
+      <w:proofErr w:type="spellEnd"/>
+      <w:proofErr w:type="spellStart"/>
+      <w:proofErr w:type="spellEnd"/>
+      <w:proofErr w:type="spellStart"/>
+      <w:proofErr w:type="spellEnd"/>
+      <w:r>
+        <w:rPr>
+          <w:rFonts w:ascii="Times New Roman" w:hAnsi="Times New Roman" w:eastAsia="Times New Roman" w:cs="Times New Roman"/>
           <w:b/>
-          <w:color w:val="176B61"/>
-          <w:sz w:val="24"/>
-        </w:rPr>
-        <w:t>1. Những khó khăn gặp phải</w:t>
-      </w:r>
-    </w:p>
-    <w:p>
-      <w:pPr>
-        <w:pStyle w:val="ListParagraph"/>
-        <w:keepNext w:val="0"/>
-        <w:keepLines w:val="0"/>
-        <w:widowControl/>
-        <w:spacing w:before="0" w:after="120" w:line="276" w:lineRule="auto"/>
+          <w:i w:val="0"/>
+          <w:sz w:val="28"/>
+          <w:lang w:val="vi-VN"/>
+        </w:rPr>
+        <w:t>VI. NHỮNG KHÓ KHĂN GẶP PHẢI</w:t>
+      </w:r>
+    </w:p>
+    <w:p>
+      <w:pPr>
+        <w:spacing w:line="276" w:lineRule="auto" w:after="60"/>
+        <w:ind w:left="425" w:hanging="283" w:right="0"/>
+        <w:jc w:val="both"/>
+      </w:pPr>
+      <w:proofErr w:type="spellStart"/>
+      <w:proofErr w:type="spellEnd"/>
+      <w:proofErr w:type="spellStart"/>
+      <w:proofErr w:type="spellEnd"/>
+      <w:proofErr w:type="spellStart"/>
+      <w:proofErr w:type="spellEnd"/>
+      <w:proofErr w:type="spellStart"/>
+      <w:proofErr w:type="spellEnd"/>
+      <w:proofErr w:type="spellStart"/>
+      <w:proofErr w:type="spellEnd"/>
+      <w:proofErr w:type="spellStart"/>
+      <w:proofErr w:type="spellEnd"/>
+      <w:proofErr w:type="spellStart"/>
+      <w:proofErr w:type="spellEnd"/>
+      <w:proofErr w:type="spellStart"/>
+      <w:proofErr w:type="spellEnd"/>
+      <w:proofErr w:type="spellStart"/>
+      <w:proofErr w:type="spellEnd"/>
+      <w:proofErr w:type="spellStart"/>
+      <w:proofErr w:type="spellEnd"/>
+      <w:proofErr w:type="spellStart"/>
+      <w:proofErr w:type="spellEnd"/>
+      <w:proofErr w:type="spellStart"/>
+      <w:proofErr w:type="spellEnd"/>
+      <w:proofErr w:type="spellStart"/>
+      <w:proofErr w:type="spellEnd"/>
+      <w:r>
+        <w:rPr>
+          <w:rFonts w:ascii="Times New Roman" w:hAnsi="Times New Roman" w:eastAsia="Times New Roman" w:cs="Times New Roman"/>
+          <w:sz w:val="26"/>
+          <w:lang w:val="vi-VN"/>
+        </w:rPr>
+        <w:t>• Một số thành viên chưa quen công cụ nên mất thời gian hướng dẫn.</w:t>
+      </w:r>
+    </w:p>
+    <w:p>
+      <w:pPr>
+        <w:spacing w:line="276" w:lineRule="auto" w:after="60"/>
+        <w:ind w:left="425" w:hanging="283" w:right="0"/>
+        <w:jc w:val="both"/>
+      </w:pPr>
+      <w:proofErr w:type="spellStart"/>
+      <w:proofErr w:type="spellEnd"/>
+      <w:proofErr w:type="spellStart"/>
+      <w:proofErr w:type="spellEnd"/>
+      <w:proofErr w:type="spellStart"/>
+      <w:proofErr w:type="spellEnd"/>
+      <w:proofErr w:type="spellStart"/>
+      <w:proofErr w:type="spellEnd"/>
+      <w:proofErr w:type="spellStart"/>
+      <w:proofErr w:type="spellEnd"/>
+      <w:proofErr w:type="spellStart"/>
+      <w:proofErr w:type="spellEnd"/>
+      <w:proofErr w:type="spellStart"/>
+      <w:proofErr w:type="spellEnd"/>
+      <w:proofErr w:type="spellStart"/>
+      <w:proofErr w:type="spellEnd"/>
+      <w:proofErr w:type="spellStart"/>
+      <w:proofErr w:type="spellEnd"/>
+      <w:proofErr w:type="spellStart"/>
+      <w:proofErr w:type="spellEnd"/>
+      <w:proofErr w:type="spellStart"/>
+      <w:proofErr w:type="spellEnd"/>
+      <w:proofErr w:type="spellStart"/>
+      <w:proofErr w:type="spellEnd"/>
+      <w:proofErr w:type="spellStart"/>
+      <w:proofErr w:type="spellEnd"/>
+      <w:r>
+        <w:rPr>
+          <w:rFonts w:ascii="Times New Roman" w:hAnsi="Times New Roman" w:eastAsia="Times New Roman" w:cs="Times New Roman"/>
+          <w:sz w:val="26"/>
+          <w:lang w:val="vi-VN"/>
+        </w:rPr>
+        <w:t>• Thời gian trống của các thành viên khác nhau nên khó sắp xếp họp nhóm.</w:t>
+      </w:r>
+    </w:p>
+    <w:p>
+      <w:pPr>
+        <w:spacing w:line="276" w:lineRule="auto" w:after="60"/>
+        <w:ind w:left="425" w:hanging="283" w:right="0"/>
+        <w:jc w:val="both"/>
+      </w:pPr>
+      <w:proofErr w:type="spellStart"/>
+      <w:proofErr w:type="spellEnd"/>
+      <w:proofErr w:type="spellStart"/>
+      <w:proofErr w:type="spellEnd"/>
+      <w:proofErr w:type="spellStart"/>
+      <w:proofErr w:type="spellEnd"/>
+      <w:proofErr w:type="spellStart"/>
+      <w:proofErr w:type="spellEnd"/>
+      <w:proofErr w:type="spellStart"/>
+      <w:proofErr w:type="spellEnd"/>
+      <w:proofErr w:type="spellStart"/>
+      <w:proofErr w:type="spellEnd"/>
+      <w:proofErr w:type="spellStart"/>
+      <w:proofErr w:type="spellEnd"/>
+      <w:r>
+        <w:rPr>
+          <w:rFonts w:ascii="Times New Roman" w:hAnsi="Times New Roman" w:eastAsia="Times New Roman" w:cs="Times New Roman"/>
+          <w:sz w:val="26"/>
+          <w:lang w:val="vi-VN"/>
+        </w:rPr>
+        <w:t>• Kết nối Internet đôi lúc không ổn định.</w:t>
+      </w:r>
+    </w:p>
+    <w:p>
+      <w:pPr>
+        <w:spacing w:line="276" w:lineRule="auto" w:after="60"/>
+        <w:ind w:left="425" w:hanging="283" w:right="0"/>
+        <w:jc w:val="both"/>
+      </w:pPr>
+      <w:proofErr w:type="spellStart"/>
+      <w:proofErr w:type="spellEnd"/>
+      <w:proofErr w:type="spellStart"/>
+      <w:proofErr w:type="spellEnd"/>
+      <w:proofErr w:type="spellStart"/>
+      <w:proofErr w:type="spellEnd"/>
+      <w:proofErr w:type="spellStart"/>
+      <w:proofErr w:type="spellEnd"/>
+      <w:proofErr w:type="spellStart"/>
+      <w:proofErr w:type="spellEnd"/>
+      <w:proofErr w:type="spellStart"/>
+      <w:proofErr w:type="spellEnd"/>
+      <w:proofErr w:type="spellStart"/>
+      <w:proofErr w:type="spellEnd"/>
+      <w:proofErr w:type="spellStart"/>
+      <w:proofErr w:type="spellEnd"/>
+      <w:proofErr w:type="spellStart"/>
+      <w:proofErr w:type="spellEnd"/>
+      <w:proofErr w:type="spellStart"/>
+      <w:proofErr w:type="spellEnd"/>
+      <w:proofErr w:type="spellStart"/>
+      <w:proofErr w:type="spellEnd"/>
+      <w:r>
+        <w:rPr>
+          <w:rFonts w:ascii="Times New Roman" w:hAnsi="Times New Roman" w:eastAsia="Times New Roman" w:cs="Times New Roman"/>
+          <w:sz w:val="26"/>
+          <w:lang w:val="vi-VN"/>
+        </w:rPr>
+        <w:t>• Việc phân chia công việc ban đầu chưa hợp lý nên phải điều chỉnh.</w:t>
+      </w:r>
+    </w:p>
+    <w:p>
+      <w:pPr>
+        <w:pStyle w:val="Heading1"/>
+        <w:spacing w:after="142" w:line="259" w:lineRule="auto"/>
+        <w:ind w:firstLine="0"/>
+        <w:jc w:val="left"/>
+      </w:pPr>
+      <w:proofErr w:type="spellStart"/>
+      <w:proofErr w:type="spellEnd"/>
+      <w:proofErr w:type="spellStart"/>
+      <w:proofErr w:type="spellEnd"/>
+      <w:proofErr w:type="spellStart"/>
+      <w:proofErr w:type="spellEnd"/>
+      <w:proofErr w:type="spellStart"/>
+      <w:proofErr w:type="spellEnd"/>
+      <w:proofErr w:type="spellStart"/>
+      <w:proofErr w:type="spellEnd"/>
+      <w:proofErr w:type="spellStart"/>
+      <w:proofErr w:type="spellEnd"/>
+      <w:proofErr w:type="spellStart"/>
+      <w:proofErr w:type="spellEnd"/>
+      <w:proofErr w:type="spellStart"/>
+      <w:proofErr w:type="spellEnd"/>
+      <w:r>
+        <w:rPr>
+          <w:rFonts w:ascii="Times New Roman" w:hAnsi="Times New Roman" w:eastAsia="Times New Roman" w:cs="Times New Roman"/>
+          <w:b/>
+          <w:i w:val="0"/>
+          <w:sz w:val="28"/>
+          <w:lang w:val="vi-VN"/>
+        </w:rPr>
+        <w:t>VII. CÁCH KHẮC PHỤC VÀ BÀI HỌC RÚT RA</w:t>
+      </w:r>
+    </w:p>
+    <w:p>
+      <w:pPr>
+        <w:spacing w:line="276" w:lineRule="auto" w:after="60"/>
+        <w:ind w:left="425" w:hanging="283" w:right="0"/>
+        <w:jc w:val="both"/>
+      </w:pPr>
+      <w:proofErr w:type="spellStart"/>
+      <w:proofErr w:type="spellEnd"/>
+      <w:proofErr w:type="spellStart"/>
+      <w:proofErr w:type="spellEnd"/>
+      <w:proofErr w:type="spellStart"/>
+      <w:proofErr w:type="spellEnd"/>
+      <w:proofErr w:type="spellStart"/>
+      <w:proofErr w:type="spellEnd"/>
+      <w:proofErr w:type="spellStart"/>
+      <w:proofErr w:type="spellEnd"/>
+      <w:proofErr w:type="spellStart"/>
+      <w:proofErr w:type="spellEnd"/>
+      <w:proofErr w:type="spellStart"/>
+      <w:proofErr w:type="spellEnd"/>
+      <w:proofErr w:type="spellStart"/>
+      <w:proofErr w:type="spellEnd"/>
+      <w:proofErr w:type="spellStart"/>
+      <w:proofErr w:type="spellEnd"/>
+      <w:proofErr w:type="spellStart"/>
+      <w:proofErr w:type="spellEnd"/>
+      <w:proofErr w:type="spellStart"/>
+      <w:proofErr w:type="spellEnd"/>
+      <w:proofErr w:type="spellStart"/>
+      <w:proofErr w:type="spellEnd"/>
+      <w:proofErr w:type="spellStart"/>
+      <w:proofErr w:type="spellEnd"/>
+      <w:proofErr w:type="spellStart"/>
+      <w:proofErr w:type="spellEnd"/>
+      <w:proofErr w:type="spellStart"/>
+      <w:proofErr w:type="spellEnd"/>
+      <w:r>
+        <w:rPr>
+          <w:rFonts w:ascii="Times New Roman" w:hAnsi="Times New Roman" w:eastAsia="Times New Roman" w:cs="Times New Roman"/>
+          <w:sz w:val="26"/>
+          <w:lang w:val="vi-VN"/>
+        </w:rPr>
+        <w:t>• Tổ chức hướng dẫn ngắn để các thành viên làm quen với công cụ làm việc trực tuyến.</w:t>
+      </w:r>
+    </w:p>
+    <w:p>
+      <w:pPr>
+        <w:spacing w:line="276" w:lineRule="auto" w:after="60"/>
+        <w:ind w:left="425" w:hanging="283" w:right="0"/>
+        <w:jc w:val="both"/>
+      </w:pPr>
+      <w:proofErr w:type="spellStart"/>
+      <w:proofErr w:type="spellEnd"/>
+      <w:proofErr w:type="spellStart"/>
+      <w:proofErr w:type="spellEnd"/>
+      <w:proofErr w:type="spellStart"/>
+      <w:proofErr w:type="spellEnd"/>
+      <w:proofErr w:type="spellStart"/>
+      <w:proofErr w:type="spellEnd"/>
+      <w:proofErr w:type="spellStart"/>
+      <w:proofErr w:type="spellEnd"/>
+      <w:proofErr w:type="spellStart"/>
+      <w:proofErr w:type="spellEnd"/>
+      <w:proofErr w:type="spellStart"/>
+      <w:proofErr w:type="spellEnd"/>
+      <w:r>
+        <w:rPr>
+          <w:rFonts w:ascii="Times New Roman" w:hAnsi="Times New Roman" w:eastAsia="Times New Roman" w:cs="Times New Roman"/>
+          <w:sz w:val="26"/>
+          <w:lang w:val="vi-VN"/>
+        </w:rPr>
+        <w:t>• Phân công nhiệm vụ rõ ràng ngay từ đầu, có người phụ trách và thời hạn cụ thể.</w:t>
+      </w:r>
+    </w:p>
+    <w:p>
+      <w:pPr>
+        <w:spacing w:line="276" w:lineRule="auto" w:after="60"/>
+        <w:ind w:left="425" w:hanging="283" w:right="0"/>
+        <w:jc w:val="both"/>
+      </w:pPr>
+      <w:proofErr w:type="spellStart"/>
+      <w:proofErr w:type="spellEnd"/>
+      <w:proofErr w:type="spellStart"/>
+      <w:proofErr w:type="spellEnd"/>
+      <w:proofErr w:type="spellStart"/>
+      <w:proofErr w:type="spellEnd"/>
+      <w:proofErr w:type="spellStart"/>
+      <w:proofErr w:type="spellEnd"/>
+      <w:proofErr w:type="spellStart"/>
+      <w:proofErr w:type="spellEnd"/>
+      <w:proofErr w:type="spellStart"/>
+      <w:proofErr w:type="spellEnd"/>
+      <w:proofErr w:type="spellStart"/>
+      <w:proofErr w:type="spellEnd"/>
+      <w:proofErr w:type="spellStart"/>
+      <w:proofErr w:type="spellEnd"/>
+      <w:proofErr w:type="spellStart"/>
+      <w:proofErr w:type="spellEnd"/>
+      <w:proofErr w:type="spellStart"/>
+      <w:proofErr w:type="spellEnd"/>
+      <w:proofErr w:type="spellStart"/>
+      <w:proofErr w:type="spellEnd"/>
+      <w:proofErr w:type="spellStart"/>
+      <w:proofErr w:type="spellEnd"/>
+      <w:proofErr w:type="spellStart"/>
+      <w:proofErr w:type="spellEnd"/>
+      <w:proofErr w:type="spellStart"/>
+      <w:proofErr w:type="spellEnd"/>
+      <w:proofErr w:type="spellStart"/>
+      <w:proofErr w:type="spellEnd"/>
+      <w:proofErr w:type="spellStart"/>
+      <w:proofErr w:type="spellEnd"/>
+      <w:proofErr w:type="spellStart"/>
+      <w:proofErr w:type="spellEnd"/>
+      <w:r>
+        <w:rPr>
+          <w:rFonts w:ascii="Times New Roman" w:hAnsi="Times New Roman" w:eastAsia="Times New Roman" w:cs="Times New Roman"/>
+          <w:sz w:val="26"/>
+          <w:lang w:val="vi-VN"/>
+        </w:rPr>
+        <w:t>• Thống nhất khung giờ làm việc chung và cập nhật tình hình công việc hằng ngày.</w:t>
+      </w:r>
+    </w:p>
+    <w:p>
+      <w:pPr>
+        <w:pStyle w:val="Heading1"/>
+        <w:spacing w:after="142" w:line="259" w:lineRule="auto"/>
+        <w:ind w:firstLine="0"/>
+        <w:jc w:val="left"/>
+      </w:pPr>
+      <w:proofErr w:type="spellStart"/>
+      <w:proofErr w:type="spellEnd"/>
+      <w:proofErr w:type="spellStart"/>
+      <w:proofErr w:type="spellEnd"/>
+      <w:r>
+        <w:rPr>
+          <w:rFonts w:ascii="Times New Roman" w:hAnsi="Times New Roman" w:eastAsia="Times New Roman" w:cs="Times New Roman"/>
+          <w:b/>
+          <w:i w:val="0"/>
+          <w:sz w:val="28"/>
+          <w:lang w:val="vi-VN"/>
+        </w:rPr>
+        <w:t>VIII. KẾT LUẬN</w:t>
+      </w:r>
+    </w:p>
+    <w:p>
+      <w:pPr>
         <w:ind w:left="-5"/>
-        <w:jc w:val="left"/>
-        <w:numPr>
-          <w:ilvl w:val="0"/>
-          <w:numId w:val="26"/>
-        </w:numPr>
-      </w:pPr>
-      <w:r>
-        <w:rPr>
-          <w:rFonts w:ascii="Arial" w:hAnsi="Arial" w:cs="Arial" w:eastAsia="Arial"/>
-          <w:color w:val="17212B"/>
-          <w:sz w:val="22"/>
-        </w:rPr>
-        <w:t>Một số thành viên chưa quen công cụ → mất thời gian hướng dẫn.</w:t>
-      </w:r>
-    </w:p>
-    <w:p>
-      <w:pPr>
-        <w:pStyle w:val="ListParagraph"/>
-        <w:keepNext w:val="0"/>
-        <w:keepLines w:val="0"/>
-        <w:widowControl/>
-        <w:spacing w:before="0" w:after="120" w:line="276" w:lineRule="auto"/>
+      </w:pPr>
+      <w:proofErr w:type="spellStart"/>
+      <w:proofErr w:type="spellEnd"/>
+      <w:proofErr w:type="spellStart"/>
+      <w:proofErr w:type="spellEnd"/>
+      <w:proofErr w:type="spellStart"/>
+      <w:proofErr w:type="spellEnd"/>
+      <w:proofErr w:type="spellStart"/>
+      <w:proofErr w:type="spellEnd"/>
+      <w:proofErr w:type="spellStart"/>
+      <w:proofErr w:type="spellEnd"/>
+      <w:proofErr w:type="spellStart"/>
+      <w:proofErr w:type="spellEnd"/>
+      <w:proofErr w:type="spellStart"/>
+      <w:proofErr w:type="spellEnd"/>
+      <w:proofErr w:type="spellStart"/>
+      <w:proofErr w:type="spellEnd"/>
+      <w:proofErr w:type="spellStart"/>
+      <w:proofErr w:type="spellEnd"/>
+      <w:proofErr w:type="spellStart"/>
+      <w:proofErr w:type="spellEnd"/>
+      <w:proofErr w:type="spellStart"/>
+      <w:proofErr w:type="spellEnd"/>
+      <w:proofErr w:type="spellStart"/>
+      <w:proofErr w:type="spellEnd"/>
+      <w:proofErr w:type="spellStart"/>
+      <w:proofErr w:type="spellEnd"/>
+      <w:proofErr w:type="spellStart"/>
+      <w:proofErr w:type="spellEnd"/>
+      <w:proofErr w:type="spellStart"/>
+      <w:proofErr w:type="spellEnd"/>
+      <w:proofErr w:type="spellStart"/>
+      <w:proofErr w:type="spellEnd"/>
+      <w:proofErr w:type="spellStart"/>
+      <w:proofErr w:type="spellEnd"/>
+      <w:proofErr w:type="spellStart"/>
+      <w:proofErr w:type="spellEnd"/>
+      <w:proofErr w:type="spellStart"/>
+      <w:proofErr w:type="spellEnd"/>
+      <w:proofErr w:type="spellStart"/>
+      <w:proofErr w:type="spellEnd"/>
+      <w:proofErr w:type="spellStart"/>
+      <w:proofErr w:type="spellEnd"/>
+      <w:proofErr w:type="spellStart"/>
+      <w:proofErr w:type="spellEnd"/>
+      <w:proofErr w:type="spellStart"/>
+      <w:proofErr w:type="spellEnd"/>
+      <w:proofErr w:type="spellStart"/>
+      <w:proofErr w:type="spellEnd"/>
+      <w:proofErr w:type="spellStart"/>
+      <w:proofErr w:type="spellEnd"/>
+      <w:proofErr w:type="spellStart"/>
+      <w:proofErr w:type="spellEnd"/>
+      <w:proofErr w:type="spellStart"/>
+      <w:proofErr w:type="spellEnd"/>
+      <w:proofErr w:type="spellStart"/>
+      <w:proofErr w:type="spellEnd"/>
+      <w:proofErr w:type="spellStart"/>
+      <w:proofErr w:type="spellEnd"/>
+      <w:proofErr w:type="spellStart"/>
+      <w:proofErr w:type="spellEnd"/>
+      <w:proofErr w:type="spellStart"/>
+      <w:proofErr w:type="spellEnd"/>
+      <w:proofErr w:type="spellStart"/>
+      <w:proofErr w:type="spellEnd"/>
+      <w:proofErr w:type="spellStart"/>
+      <w:proofErr w:type="spellEnd"/>
+      <w:proofErr w:type="spellStart"/>
+      <w:proofErr w:type="spellEnd"/>
+      <w:r>
+        <w:rPr>
+          <w:rFonts w:ascii="Times New Roman" w:hAnsi="Times New Roman" w:eastAsia="Times New Roman" w:cs="Times New Roman"/>
+          <w:sz w:val="26"/>
+          <w:lang w:val="vi-VN"/>
+        </w:rPr>
+        <w:t>Việc sử dụng các công cụ hợp tác trực tuyến giúp nhóm làm việc hiệu quả, minh bạch và có trách nhiệm hơn trong từng nhiệm vụ. Qua dự án kéo dài một tuần, nhóm đã:</w:t>
+      </w:r>
+    </w:p>
+    <w:p>
+      <w:pPr>
+        <w:spacing w:after="60" w:line="276" w:lineRule="auto"/>
+        <w:ind w:left="425" w:hanging="283" w:right="0"/>
+        <w:jc w:val="both"/>
+      </w:pPr>
+      <w:proofErr w:type="spellStart"/>
+      <w:proofErr w:type="spellEnd"/>
+      <w:proofErr w:type="spellStart"/>
+      <w:proofErr w:type="spellEnd"/>
+      <w:proofErr w:type="spellStart"/>
+      <w:proofErr w:type="spellEnd"/>
+      <w:proofErr w:type="spellStart"/>
+      <w:proofErr w:type="spellEnd"/>
+      <w:proofErr w:type="spellStart"/>
+      <w:proofErr w:type="spellEnd"/>
+      <w:proofErr w:type="spellStart"/>
+      <w:proofErr w:type="spellEnd"/>
+      <w:proofErr w:type="spellStart"/>
+      <w:proofErr w:type="spellEnd"/>
+      <w:proofErr w:type="spellStart"/>
+      <w:proofErr w:type="spellEnd"/>
+      <w:r>
+        <w:rPr>
+          <w:rFonts w:ascii="Times New Roman" w:hAnsi="Times New Roman" w:eastAsia="Times New Roman" w:cs="Times New Roman"/>
+          <w:sz w:val="26"/>
+          <w:lang w:val="vi-VN"/>
+        </w:rPr>
+        <w:t>• Hiểu rõ cách sử dụng các công cụ số trong quản lý dự án.</w:t>
+      </w:r>
+    </w:p>
+    <w:p>
+      <w:pPr>
+        <w:spacing w:after="60" w:line="276" w:lineRule="auto"/>
+        <w:ind w:left="425" w:hanging="283" w:right="0"/>
+        <w:jc w:val="both"/>
+      </w:pPr>
+      <w:proofErr w:type="spellStart"/>
+      <w:proofErr w:type="spellEnd"/>
+      <w:proofErr w:type="spellStart"/>
+      <w:proofErr w:type="spellEnd"/>
+      <w:proofErr w:type="spellStart"/>
+      <w:proofErr w:type="spellEnd"/>
+      <w:proofErr w:type="spellStart"/>
+      <w:proofErr w:type="spellEnd"/>
+      <w:proofErr w:type="spellStart"/>
+      <w:proofErr w:type="spellEnd"/>
+      <w:proofErr w:type="spellStart"/>
+      <w:proofErr w:type="spellEnd"/>
+      <w:r>
+        <w:rPr>
+          <w:rFonts w:ascii="Times New Roman" w:hAnsi="Times New Roman" w:eastAsia="Times New Roman" w:cs="Times New Roman"/>
+          <w:sz w:val="26"/>
+          <w:lang w:val="vi-VN"/>
+        </w:rPr>
+        <w:t>• Rèn luyện kỹ năng phối hợp và làm việc nhóm.</w:t>
+      </w:r>
+    </w:p>
+    <w:p>
+      <w:pPr>
+        <w:spacing w:after="60" w:line="276" w:lineRule="auto"/>
+        <w:ind w:left="425" w:hanging="283" w:right="0"/>
+        <w:jc w:val="both"/>
+      </w:pPr>
+      <w:proofErr w:type="spellStart"/>
+      <w:proofErr w:type="spellEnd"/>
+      <w:proofErr w:type="spellStart"/>
+      <w:proofErr w:type="spellEnd"/>
+      <w:proofErr w:type="spellStart"/>
+      <w:proofErr w:type="spellEnd"/>
+      <w:proofErr w:type="spellStart"/>
+      <w:proofErr w:type="spellEnd"/>
+      <w:proofErr w:type="spellStart"/>
+      <w:proofErr w:type="spellEnd"/>
+      <w:proofErr w:type="spellStart"/>
+      <w:proofErr w:type="spellEnd"/>
+      <w:proofErr w:type="spellStart"/>
+      <w:proofErr w:type="spellEnd"/>
+      <w:r>
+        <w:rPr>
+          <w:rFonts w:ascii="Times New Roman" w:hAnsi="Times New Roman" w:eastAsia="Times New Roman" w:cs="Times New Roman"/>
+          <w:sz w:val="26"/>
+          <w:lang w:val="vi-VN"/>
+        </w:rPr>
+        <w:t>• Hoàn thành sản phẩm chung theo quy trình khoa học.</w:t>
+      </w:r>
+    </w:p>
+    <w:p>
+      <w:pPr>
         <w:ind w:left="-5"/>
-        <w:jc w:val="left"/>
-        <w:numPr>
-          <w:ilvl w:val="0"/>
-          <w:numId w:val="26"/>
-        </w:numPr>
-      </w:pPr>
-      <w:r>
-        <w:rPr>
-          <w:rFonts w:ascii="Arial" w:hAnsi="Arial" w:cs="Arial" w:eastAsia="Arial"/>
-          <w:color w:val="17212B"/>
-          <w:sz w:val="22"/>
-        </w:rPr>
-        <w:t>Thời gian trống của mỗi người khác nhau → khó sắp xếp họp nhóm.</w:t>
-      </w:r>
-    </w:p>
-    <w:p>
-      <w:pPr>
-        <w:pStyle w:val="ListParagraph"/>
-        <w:keepNext w:val="0"/>
-        <w:keepLines w:val="0"/>
-        <w:widowControl/>
-        <w:spacing w:before="0" w:after="120" w:line="276" w:lineRule="auto"/>
-        <w:ind w:left="-5"/>
-        <w:jc w:val="left"/>
-        <w:numPr>
-          <w:ilvl w:val="0"/>
-          <w:numId w:val="26"/>
-        </w:numPr>
-      </w:pPr>
-      <w:r>
-        <w:rPr>
-          <w:rFonts w:ascii="Arial" w:hAnsi="Arial" w:cs="Arial" w:eastAsia="Arial"/>
-          <w:color w:val="17212B"/>
-          <w:sz w:val="22"/>
-        </w:rPr>
-        <w:t>Kết nối Internet đôi lúc không ổn định.</w:t>
-      </w:r>
-    </w:p>
-    <w:p>
-      <w:pPr>
-        <w:pStyle w:val="ListParagraph"/>
-        <w:keepNext w:val="0"/>
-        <w:keepLines w:val="0"/>
-        <w:widowControl/>
-        <w:spacing w:before="0" w:after="120" w:line="276" w:lineRule="auto"/>
-        <w:ind w:left="-5"/>
-        <w:jc w:val="left"/>
-        <w:numPr>
-          <w:ilvl w:val="0"/>
-          <w:numId w:val="26"/>
-        </w:numPr>
-      </w:pPr>
-      <w:r>
-        <w:rPr>
-          <w:rFonts w:ascii="Arial" w:hAnsi="Arial" w:cs="Arial" w:eastAsia="Arial"/>
-          <w:color w:val="17212B"/>
-          <w:sz w:val="22"/>
-        </w:rPr>
-        <w:t>Sự phân chia công việc ban đầu chưa hợp lý → phải điều chỉnh.</w:t>
-      </w:r>
-    </w:p>
-    <w:p>
-      <w:pPr>
-        <w:pStyle w:val="Heading2"/>
-        <w:keepNext/>
-        <w:keepLines w:val="0"/>
-        <w:widowControl/>
-        <w:spacing w:after="120" w:line="276" w:lineRule="auto" w:before="0"/>
-        <w:ind/>
-        <w:jc w:val="left"/>
-      </w:pPr>
-      <w:r>
-        <w:rPr>
-          <w:rFonts w:ascii="Arial" w:hAnsi="Arial" w:cs="Arial" w:eastAsia="Arial"/>
-          <w:b/>
-          <w:color w:val="176B61"/>
-          <w:sz w:val="24"/>
-        </w:rPr>
-        <w:t>2. Cách khắc phục và bài học rút ra</w:t>
-      </w:r>
-    </w:p>
-    <w:p>
-      <w:pPr>
-        <w:pStyle w:val="ListParagraph"/>
-        <w:keepNext w:val="0"/>
-        <w:keepLines w:val="0"/>
-        <w:widowControl/>
-        <w:spacing w:before="0" w:after="120" w:line="276" w:lineRule="auto"/>
-        <w:ind w:left="-5"/>
-        <w:jc w:val="left"/>
-        <w:numPr>
-          <w:ilvl w:val="0"/>
-          <w:numId w:val="26"/>
-        </w:numPr>
-      </w:pPr>
-      <w:r>
-        <w:rPr>
-          <w:rFonts w:ascii="Arial" w:hAnsi="Arial" w:cs="Arial" w:eastAsia="Arial"/>
-          <w:color w:val="17212B"/>
-          <w:sz w:val="22"/>
-        </w:rPr>
-        <w:t>Tổ chức hướng dẫn các thành viên sử dụng công cụ làm việc trực tuyến.</w:t>
-      </w:r>
-    </w:p>
-    <w:p>
-      <w:pPr>
-        <w:pStyle w:val="ListParagraph"/>
-        <w:keepNext w:val="0"/>
-        <w:keepLines w:val="0"/>
-        <w:widowControl/>
-        <w:spacing w:before="0" w:after="120" w:line="276" w:lineRule="auto"/>
-        <w:ind w:left="-5"/>
-        <w:jc w:val="left"/>
-        <w:numPr>
-          <w:ilvl w:val="0"/>
-          <w:numId w:val="26"/>
-        </w:numPr>
-      </w:pPr>
-      <w:r>
-        <w:rPr>
-          <w:rFonts w:ascii="Arial" w:hAnsi="Arial" w:cs="Arial" w:eastAsia="Arial"/>
-          <w:color w:val="17212B"/>
-          <w:sz w:val="22"/>
-        </w:rPr>
-        <w:t>Phân công rõ ràng ngay từ đầu.</w:t>
-      </w:r>
-    </w:p>
-    <w:p>
-      <w:pPr>
-        <w:pStyle w:val="ListParagraph"/>
-        <w:keepNext w:val="0"/>
-        <w:keepLines w:val="0"/>
-        <w:widowControl/>
-        <w:spacing w:before="0" w:after="120" w:line="276" w:lineRule="auto"/>
-        <w:ind w:left="-5"/>
-        <w:jc w:val="left"/>
-        <w:numPr>
-          <w:ilvl w:val="0"/>
-          <w:numId w:val="26"/>
-        </w:numPr>
-      </w:pPr>
-      <w:r>
-        <w:rPr>
-          <w:rFonts w:ascii="Arial" w:hAnsi="Arial" w:cs="Arial" w:eastAsia="Arial"/>
-          <w:color w:val="17212B"/>
-          <w:sz w:val="22"/>
-        </w:rPr>
-        <w:t>Xây dựng, thống nhất giờ làm việc chung và cập nhật tình hình công việc mỗi ngày.</w:t>
-      </w:r>
-    </w:p>
-    <w:p>
-      <w:pPr>
-        <w:pStyle w:val="Heading1"/>
-        <w:keepNext/>
-        <w:keepLines w:val="0"/>
-        <w:widowControl/>
-        <w:spacing w:after="80" w:line="276" w:lineRule="auto" w:before="200"/>
-        <w:ind/>
-        <w:jc w:val="left"/>
-      </w:pPr>
-      <w:r>
-        <w:rPr>
-          <w:rFonts w:ascii="Arial" w:hAnsi="Arial" w:cs="Arial" w:eastAsia="Arial"/>
-          <w:b/>
-          <w:color w:val="0E5C50"/>
-          <w:sz w:val="28"/>
-        </w:rPr>
-        <w:t>VII. Kết luận</w:t>
-      </w:r>
-    </w:p>
-    <w:p>
-      <w:pPr>
-        <w:keepNext w:val="0"/>
-        <w:keepLines w:val="0"/>
-        <w:spacing w:before="0" w:after="120" w:line="276" w:lineRule="auto"/>
-        <w:ind/>
-        <w:jc w:val="left"/>
-      </w:pPr>
-      <w:r>
-        <w:rPr>
-          <w:rFonts w:ascii="Arial" w:hAnsi="Arial" w:cs="Arial" w:eastAsia="Arial"/>
-          <w:color w:val="17212B"/>
-          <w:sz w:val="22"/>
-        </w:rPr>
-        <w:t>Việc sử dụng các công cụ hợp tác trực tuyến giúp nhóm làm việc hiệu quả hơn, minh bạch hơn và có trách nhiệm hơn trong từng nhiệm vụ. Qua dự án một tuần, nhóm đã:</w:t>
-      </w:r>
-    </w:p>
-    <w:p>
-      <w:pPr>
-        <w:pStyle w:val="ListParagraph"/>
-        <w:keepNext w:val="0"/>
-        <w:keepLines w:val="0"/>
-        <w:widowControl/>
-        <w:spacing w:after="120" w:line="276" w:lineRule="auto" w:before="0"/>
-        <w:ind w:hanging="720"/>
-        <w:jc w:val="left"/>
-        <w:numPr>
-          <w:ilvl w:val="0"/>
-          <w:numId w:val="26"/>
-        </w:numPr>
-      </w:pPr>
-      <w:r>
-        <w:rPr>
-          <w:rFonts w:ascii="Arial" w:hAnsi="Arial" w:cs="Arial" w:eastAsia="Arial"/>
-          <w:color w:val="17212B"/>
-          <w:sz w:val="22"/>
-        </w:rPr>
-        <w:t>Hiểu rõ cách dùng các công cụ số</w:t>
-      </w:r>
-    </w:p>
-    <w:p>
-      <w:pPr>
-        <w:pStyle w:val="ListParagraph"/>
-        <w:keepNext w:val="0"/>
-        <w:keepLines w:val="0"/>
-        <w:widowControl/>
-        <w:spacing w:after="120" w:line="276" w:lineRule="auto" w:before="0"/>
-        <w:ind w:hanging="720"/>
-        <w:jc w:val="left"/>
-        <w:numPr>
-          <w:ilvl w:val="0"/>
-          <w:numId w:val="26"/>
-        </w:numPr>
-      </w:pPr>
-      <w:r>
-        <w:rPr>
-          <w:rFonts w:ascii="Arial" w:hAnsi="Arial" w:cs="Arial" w:eastAsia="Arial"/>
-          <w:color w:val="17212B"/>
-          <w:sz w:val="22"/>
-        </w:rPr>
-        <w:t>Rèn luyện kỹ năng làm việc nhóm</w:t>
-      </w:r>
-    </w:p>
-    <w:p>
-      <w:pPr>
-        <w:pStyle w:val="ListParagraph"/>
-        <w:keepNext w:val="0"/>
-        <w:keepLines w:val="0"/>
-        <w:widowControl/>
-        <w:spacing w:after="120" w:line="276" w:lineRule="auto" w:before="0"/>
-        <w:ind w:hanging="720"/>
-        <w:jc w:val="left"/>
-        <w:numPr>
-          <w:ilvl w:val="0"/>
-          <w:numId w:val="26"/>
-        </w:numPr>
-      </w:pPr>
-      <w:r>
-        <w:rPr>
-          <w:rFonts w:ascii="Arial" w:hAnsi="Arial" w:cs="Arial" w:eastAsia="Arial"/>
-          <w:color w:val="17212B"/>
-          <w:sz w:val="22"/>
-        </w:rPr>
-        <w:t>Hoàn thành sản phẩm chung một cách khoa học</w:t>
-      </w:r>
-    </w:p>
-    <w:p>
-      <w:pPr>
-        <w:keepNext w:val="0"/>
-        <w:keepLines w:val="0"/>
-        <w:spacing w:before="0" w:after="120" w:line="276" w:lineRule="auto"/>
-        <w:ind/>
-        <w:jc w:val="left"/>
-      </w:pPr>
-      <w:r>
-        <w:rPr>
-          <w:rFonts w:ascii="Arial" w:hAnsi="Arial" w:cs="Arial" w:eastAsia="Arial"/>
-          <w:color w:val="17212B"/>
-          <w:sz w:val="22"/>
-        </w:rPr>
-        <w:t>Nhóm nhận thấy việc ứng dụng công nghệ trong hợp tác là rất cần thiết trong học tập và công việc tương lai.</w:t>
+      </w:pPr>
+      <w:proofErr w:type="spellStart"/>
+      <w:proofErr w:type="spellEnd"/>
+      <w:proofErr w:type="spellStart"/>
+      <w:proofErr w:type="spellEnd"/>
+      <w:proofErr w:type="spellStart"/>
+      <w:proofErr w:type="spellEnd"/>
+      <w:proofErr w:type="spellStart"/>
+      <w:proofErr w:type="spellEnd"/>
+      <w:proofErr w:type="spellStart"/>
+      <w:proofErr w:type="spellEnd"/>
+      <w:proofErr w:type="spellStart"/>
+      <w:proofErr w:type="spellEnd"/>
+      <w:proofErr w:type="spellStart"/>
+      <w:proofErr w:type="spellEnd"/>
+      <w:proofErr w:type="spellStart"/>
+      <w:proofErr w:type="spellEnd"/>
+      <w:proofErr w:type="spellStart"/>
+      <w:proofErr w:type="spellEnd"/>
+      <w:proofErr w:type="spellStart"/>
+      <w:proofErr w:type="spellEnd"/>
+      <w:proofErr w:type="spellStart"/>
+      <w:proofErr w:type="spellEnd"/>
+      <w:proofErr w:type="spellStart"/>
+      <w:proofErr w:type="spellEnd"/>
+      <w:proofErr w:type="spellStart"/>
+      <w:proofErr w:type="spellEnd"/>
+      <w:proofErr w:type="spellStart"/>
+      <w:proofErr w:type="spellEnd"/>
+      <w:proofErr w:type="spellStart"/>
+      <w:proofErr w:type="spellEnd"/>
+      <w:proofErr w:type="spellStart"/>
+      <w:proofErr w:type="spellEnd"/>
+      <w:proofErr w:type="spellStart"/>
+      <w:proofErr w:type="spellEnd"/>
+      <w:proofErr w:type="spellStart"/>
+      <w:proofErr w:type="spellEnd"/>
+      <w:proofErr w:type="spellStart"/>
+      <w:proofErr w:type="spellEnd"/>
+      <w:proofErr w:type="spellStart"/>
+      <w:proofErr w:type="spellEnd"/>
+      <w:proofErr w:type="spellStart"/>
+      <w:proofErr w:type="spellEnd"/>
+      <w:proofErr w:type="spellStart"/>
+      <w:proofErr w:type="spellEnd"/>
+      <w:r>
+        <w:rPr>
+          <w:rFonts w:ascii="Times New Roman" w:hAnsi="Times New Roman" w:eastAsia="Times New Roman" w:cs="Times New Roman"/>
+          <w:sz w:val="26"/>
+          <w:lang w:val="vi-VN"/>
+        </w:rPr>
+        <w:t>Nhóm nhận thấy việc ứng dụng công nghệ vào quá trình hợp tác là cần thiết đối với học tập và công việc trong tương lai.</w:t>
       </w:r>
     </w:p>
     <w:sectPr>
       <w:footerReference w:type="default" r:id="rId10"/>
       <w:pgSz w:w="11906" w:h="16838" w:code="9"/>
-      <w:pgMar w:top="1020" w:right="1020" w:bottom="907" w:left="1020" w:header="454" w:footer="454" w:gutter="0"/>
+      <w:pgMar w:top="1134" w:right="1134" w:bottom="1134" w:left="1134" w:header="454" w:footer="510" w:gutter="0"/>
       <w:cols w:space="720"/>
       <w:docGrid w:linePitch="360"/>
     </w:sectPr>
@@ -2486,35 +3854,26 @@
   <w:p>
     <w:pPr>
       <w:pStyle w:val="Footer"/>
+      <w:ind w:firstLine="0"/>
       <w:jc w:val="center"/>
     </w:pPr>
     <w:r>
       <w:rPr>
-        <w:rFonts w:ascii="Arial" w:hAnsi="Arial" w:cs="Arial" w:eastAsia="Arial"/>
-        <w:color w:val="66737D"/>
-        <w:sz w:val="17"/>
+        <w:rFonts w:ascii="Times New Roman" w:hAnsi="Times New Roman" w:eastAsia="Times New Roman" w:cs="Times New Roman"/>
+        <w:sz w:val="22"/>
+        <w:lang w:val="vi-VN"/>
       </w:rPr>
+      <w:t xml:space="preserve">Trang </w:t>
     </w:r>
-    <w:r>
-      <w:rPr>
-        <w:rFonts w:ascii="Arial" w:hAnsi="Arial" w:cs="Arial" w:eastAsia="Arial"/>
-        <w:color w:val="66737D"/>
-        <w:sz w:val="17"/>
-      </w:rPr>
-      <w:t xml:space="preserve">TRỊNH THỊ KIỀU OANH · 25041302 · Trang </w:t>
-    </w:r>
-    <w:r>
-      <w:rPr>
-        <w:rFonts w:ascii="Arial" w:hAnsi="Arial" w:cs="Arial" w:eastAsia="Arial"/>
-        <w:color w:val="66737D"/>
-        <w:sz w:val="17"/>
-      </w:rPr>
-      <w:fldChar w:fldCharType="begin"/>
-      <w:instrText xml:space="preserve"> PAGE </w:instrText>
-      <w:fldChar w:fldCharType="separate"/>
-      <w:t>1</w:t>
-      <w:fldChar w:fldCharType="end"/>
-    </w:r>
+    <w:fldSimple w:instr="PAGE">
+      <w:r>
+        <w:rPr>
+          <w:rFonts w:ascii="Times New Roman" w:hAnsi="Times New Roman" w:eastAsia="Times New Roman" w:cs="Times New Roman"/>
+          <w:sz w:val="22"/>
+        </w:rPr>
+        <w:t>1</w:t>
+      </w:r>
+    </w:fldSimple>
   </w:p>
 </w:ftr>
 </file>
@@ -3870,507 +5229,6 @@
   </w:num>
   <w:num w:numId="7" w16cid:durableId="1557158017">
     <w:abstractNumId w:val="6"/>
-  </w:num>
-  <w:abstractNum w:abstractNumId="9">
-    <w:multiLevelType w:val="hybridMultilevel"/>
-    <w:lvl w:ilvl="0">
-      <w:start w:val="1"/>
-      <w:numFmt w:val="decimal"/>
-      <w:lvlText w:val="%1."/>
-      <w:lvlJc w:val="left"/>
-      <w:pPr>
-        <w:tabs>
-          <w:tab w:val="num" w:pos="650"/>
-        </w:tabs>
-        <w:ind w:left="650" w:hanging="360"/>
-        <w:spacing w:after="60" w:line="276" w:lineRule="auto"/>
-      </w:pPr>
-    </w:lvl>
-    <w:lvl w:ilvl="1">
-      <w:start w:val="1"/>
-      <w:numFmt w:val="decimal"/>
-      <w:lvlText w:val="%2."/>
-      <w:lvlJc w:val="left"/>
-      <w:pPr>
-        <w:tabs>
-          <w:tab w:val="num" w:pos="1010"/>
-        </w:tabs>
-        <w:ind w:left="1010" w:hanging="360"/>
-        <w:spacing w:after="60" w:line="276" w:lineRule="auto"/>
-      </w:pPr>
-    </w:lvl>
-    <w:lvl w:ilvl="2">
-      <w:start w:val="1"/>
-      <w:numFmt w:val="decimal"/>
-      <w:lvlText w:val="%3."/>
-      <w:lvlJc w:val="left"/>
-      <w:pPr>
-        <w:tabs>
-          <w:tab w:val="num" w:pos="1370"/>
-        </w:tabs>
-        <w:ind w:left="1370" w:hanging="360"/>
-        <w:spacing w:after="60" w:line="276" w:lineRule="auto"/>
-      </w:pPr>
-    </w:lvl>
-  </w:abstractNum>
-  <w:num w:numId="8">
-    <w:abstractNumId w:val="9"/>
-  </w:num>
-  <w:abstractNum w:abstractNumId="11">
-    <w:multiLevelType w:val="hybridMultilevel"/>
-    <w:lvl w:ilvl="0">
-      <w:start w:val="1"/>
-      <w:numFmt w:val="bullet"/>
-      <w:lvlText w:val="•"/>
-      <w:lvlJc w:val="left"/>
-      <w:pPr>
-        <w:tabs>
-          <w:tab w:val="num" w:pos="650"/>
-        </w:tabs>
-        <w:ind w:left="650" w:hanging="360"/>
-        <w:spacing w:after="60" w:line="276" w:lineRule="auto"/>
-      </w:pPr>
-      <w:rPr>
-        <w:rFonts w:ascii="Arial" w:hAnsi="Arial"/>
-      </w:rPr>
-    </w:lvl>
-    <w:lvl w:ilvl="1">
-      <w:start w:val="1"/>
-      <w:numFmt w:val="bullet"/>
-      <w:lvlText w:val="•"/>
-      <w:lvlJc w:val="left"/>
-      <w:pPr>
-        <w:tabs>
-          <w:tab w:val="num" w:pos="1010"/>
-        </w:tabs>
-        <w:ind w:left="1010" w:hanging="360"/>
-        <w:spacing w:after="60" w:line="276" w:lineRule="auto"/>
-      </w:pPr>
-      <w:rPr>
-        <w:rFonts w:ascii="Arial" w:hAnsi="Arial"/>
-      </w:rPr>
-    </w:lvl>
-    <w:lvl w:ilvl="2">
-      <w:start w:val="1"/>
-      <w:numFmt w:val="bullet"/>
-      <w:lvlText w:val="•"/>
-      <w:lvlJc w:val="left"/>
-      <w:pPr>
-        <w:tabs>
-          <w:tab w:val="num" w:pos="1370"/>
-        </w:tabs>
-        <w:ind w:left="1370" w:hanging="360"/>
-        <w:spacing w:after="60" w:line="276" w:lineRule="auto"/>
-      </w:pPr>
-      <w:rPr>
-        <w:rFonts w:ascii="Arial" w:hAnsi="Arial"/>
-      </w:rPr>
-    </w:lvl>
-  </w:abstractNum>
-  <w:num w:numId="10">
-    <w:abstractNumId w:val="11"/>
-  </w:num>
-  <w:abstractNum w:abstractNumId="13">
-    <w:multiLevelType w:val="hybridMultilevel"/>
-    <w:lvl w:ilvl="0">
-      <w:start w:val="1"/>
-      <w:numFmt w:val="decimal"/>
-      <w:lvlText w:val="%1."/>
-      <w:lvlJc w:val="left"/>
-      <w:pPr>
-        <w:tabs>
-          <w:tab w:val="num" w:pos="650"/>
-        </w:tabs>
-        <w:ind w:left="650" w:hanging="360"/>
-        <w:spacing w:after="60" w:line="276" w:lineRule="auto"/>
-      </w:pPr>
-    </w:lvl>
-    <w:lvl w:ilvl="1">
-      <w:start w:val="1"/>
-      <w:numFmt w:val="decimal"/>
-      <w:lvlText w:val="%2."/>
-      <w:lvlJc w:val="left"/>
-      <w:pPr>
-        <w:tabs>
-          <w:tab w:val="num" w:pos="1010"/>
-        </w:tabs>
-        <w:ind w:left="1010" w:hanging="360"/>
-        <w:spacing w:after="60" w:line="276" w:lineRule="auto"/>
-      </w:pPr>
-    </w:lvl>
-    <w:lvl w:ilvl="2">
-      <w:start w:val="1"/>
-      <w:numFmt w:val="decimal"/>
-      <w:lvlText w:val="%3."/>
-      <w:lvlJc w:val="left"/>
-      <w:pPr>
-        <w:tabs>
-          <w:tab w:val="num" w:pos="1370"/>
-        </w:tabs>
-        <w:ind w:left="1370" w:hanging="360"/>
-        <w:spacing w:after="60" w:line="276" w:lineRule="auto"/>
-      </w:pPr>
-    </w:lvl>
-  </w:abstractNum>
-  <w:num w:numId="12">
-    <w:abstractNumId w:val="13"/>
-  </w:num>
-  <w:abstractNum w:abstractNumId="15">
-    <w:multiLevelType w:val="hybridMultilevel"/>
-    <w:lvl w:ilvl="0">
-      <w:start w:val="1"/>
-      <w:numFmt w:val="bullet"/>
-      <w:lvlText w:val="•"/>
-      <w:lvlJc w:val="left"/>
-      <w:pPr>
-        <w:tabs>
-          <w:tab w:val="num" w:pos="650"/>
-        </w:tabs>
-        <w:ind w:left="650" w:hanging="360"/>
-        <w:spacing w:after="60" w:line="276" w:lineRule="auto"/>
-      </w:pPr>
-      <w:rPr>
-        <w:rFonts w:ascii="Arial" w:hAnsi="Arial"/>
-      </w:rPr>
-    </w:lvl>
-    <w:lvl w:ilvl="1">
-      <w:start w:val="1"/>
-      <w:numFmt w:val="bullet"/>
-      <w:lvlText w:val="•"/>
-      <w:lvlJc w:val="left"/>
-      <w:pPr>
-        <w:tabs>
-          <w:tab w:val="num" w:pos="1010"/>
-        </w:tabs>
-        <w:ind w:left="1010" w:hanging="360"/>
-        <w:spacing w:after="60" w:line="276" w:lineRule="auto"/>
-      </w:pPr>
-      <w:rPr>
-        <w:rFonts w:ascii="Arial" w:hAnsi="Arial"/>
-      </w:rPr>
-    </w:lvl>
-    <w:lvl w:ilvl="2">
-      <w:start w:val="1"/>
-      <w:numFmt w:val="bullet"/>
-      <w:lvlText w:val="•"/>
-      <w:lvlJc w:val="left"/>
-      <w:pPr>
-        <w:tabs>
-          <w:tab w:val="num" w:pos="1370"/>
-        </w:tabs>
-        <w:ind w:left="1370" w:hanging="360"/>
-        <w:spacing w:after="60" w:line="276" w:lineRule="auto"/>
-      </w:pPr>
-      <w:rPr>
-        <w:rFonts w:ascii="Arial" w:hAnsi="Arial"/>
-      </w:rPr>
-    </w:lvl>
-  </w:abstractNum>
-  <w:num w:numId="14">
-    <w:abstractNumId w:val="15"/>
-  </w:num>
-  <w:abstractNum w:abstractNumId="17">
-    <w:multiLevelType w:val="hybridMultilevel"/>
-    <w:lvl w:ilvl="0">
-      <w:start w:val="1"/>
-      <w:numFmt w:val="decimal"/>
-      <w:lvlText w:val="%1."/>
-      <w:lvlJc w:val="left"/>
-      <w:pPr>
-        <w:tabs>
-          <w:tab w:val="num" w:pos="650"/>
-        </w:tabs>
-        <w:ind w:left="650" w:hanging="360"/>
-        <w:spacing w:after="60" w:line="276" w:lineRule="auto"/>
-      </w:pPr>
-    </w:lvl>
-    <w:lvl w:ilvl="1">
-      <w:start w:val="1"/>
-      <w:numFmt w:val="decimal"/>
-      <w:lvlText w:val="%2."/>
-      <w:lvlJc w:val="left"/>
-      <w:pPr>
-        <w:tabs>
-          <w:tab w:val="num" w:pos="1010"/>
-        </w:tabs>
-        <w:ind w:left="1010" w:hanging="360"/>
-        <w:spacing w:after="60" w:line="276" w:lineRule="auto"/>
-      </w:pPr>
-    </w:lvl>
-    <w:lvl w:ilvl="2">
-      <w:start w:val="1"/>
-      <w:numFmt w:val="decimal"/>
-      <w:lvlText w:val="%3."/>
-      <w:lvlJc w:val="left"/>
-      <w:pPr>
-        <w:tabs>
-          <w:tab w:val="num" w:pos="1370"/>
-        </w:tabs>
-        <w:ind w:left="1370" w:hanging="360"/>
-        <w:spacing w:after="60" w:line="276" w:lineRule="auto"/>
-      </w:pPr>
-    </w:lvl>
-  </w:abstractNum>
-  <w:num w:numId="16">
-    <w:abstractNumId w:val="17"/>
-  </w:num>
-  <w:abstractNum w:abstractNumId="19">
-    <w:multiLevelType w:val="hybridMultilevel"/>
-    <w:lvl w:ilvl="0">
-      <w:start w:val="1"/>
-      <w:numFmt w:val="bullet"/>
-      <w:lvlText w:val="•"/>
-      <w:lvlJc w:val="left"/>
-      <w:pPr>
-        <w:tabs>
-          <w:tab w:val="num" w:pos="650"/>
-        </w:tabs>
-        <w:ind w:left="650" w:hanging="360"/>
-        <w:spacing w:after="60" w:line="276" w:lineRule="auto"/>
-      </w:pPr>
-      <w:rPr>
-        <w:rFonts w:ascii="Arial" w:hAnsi="Arial"/>
-      </w:rPr>
-    </w:lvl>
-    <w:lvl w:ilvl="1">
-      <w:start w:val="1"/>
-      <w:numFmt w:val="bullet"/>
-      <w:lvlText w:val="•"/>
-      <w:lvlJc w:val="left"/>
-      <w:pPr>
-        <w:tabs>
-          <w:tab w:val="num" w:pos="1010"/>
-        </w:tabs>
-        <w:ind w:left="1010" w:hanging="360"/>
-        <w:spacing w:after="60" w:line="276" w:lineRule="auto"/>
-      </w:pPr>
-      <w:rPr>
-        <w:rFonts w:ascii="Arial" w:hAnsi="Arial"/>
-      </w:rPr>
-    </w:lvl>
-    <w:lvl w:ilvl="2">
-      <w:start w:val="1"/>
-      <w:numFmt w:val="bullet"/>
-      <w:lvlText w:val="•"/>
-      <w:lvlJc w:val="left"/>
-      <w:pPr>
-        <w:tabs>
-          <w:tab w:val="num" w:pos="1370"/>
-        </w:tabs>
-        <w:ind w:left="1370" w:hanging="360"/>
-        <w:spacing w:after="60" w:line="276" w:lineRule="auto"/>
-      </w:pPr>
-      <w:rPr>
-        <w:rFonts w:ascii="Arial" w:hAnsi="Arial"/>
-      </w:rPr>
-    </w:lvl>
-  </w:abstractNum>
-  <w:num w:numId="18">
-    <w:abstractNumId w:val="19"/>
-  </w:num>
-  <w:abstractNum w:abstractNumId="21">
-    <w:multiLevelType w:val="hybridMultilevel"/>
-    <w:lvl w:ilvl="0">
-      <w:start w:val="1"/>
-      <w:numFmt w:val="decimal"/>
-      <w:lvlText w:val="%1."/>
-      <w:lvlJc w:val="left"/>
-      <w:pPr>
-        <w:tabs>
-          <w:tab w:val="num" w:pos="650"/>
-        </w:tabs>
-        <w:ind w:left="650" w:hanging="360"/>
-        <w:spacing w:after="60" w:line="276" w:lineRule="auto"/>
-      </w:pPr>
-    </w:lvl>
-    <w:lvl w:ilvl="1">
-      <w:start w:val="1"/>
-      <w:numFmt w:val="decimal"/>
-      <w:lvlText w:val="%2."/>
-      <w:lvlJc w:val="left"/>
-      <w:pPr>
-        <w:tabs>
-          <w:tab w:val="num" w:pos="1010"/>
-        </w:tabs>
-        <w:ind w:left="1010" w:hanging="360"/>
-        <w:spacing w:after="60" w:line="276" w:lineRule="auto"/>
-      </w:pPr>
-    </w:lvl>
-    <w:lvl w:ilvl="2">
-      <w:start w:val="1"/>
-      <w:numFmt w:val="decimal"/>
-      <w:lvlText w:val="%3."/>
-      <w:lvlJc w:val="left"/>
-      <w:pPr>
-        <w:tabs>
-          <w:tab w:val="num" w:pos="1370"/>
-        </w:tabs>
-        <w:ind w:left="1370" w:hanging="360"/>
-        <w:spacing w:after="60" w:line="276" w:lineRule="auto"/>
-      </w:pPr>
-    </w:lvl>
-  </w:abstractNum>
-  <w:num w:numId="20">
-    <w:abstractNumId w:val="21"/>
-  </w:num>
-  <w:abstractNum w:abstractNumId="23">
-    <w:multiLevelType w:val="hybridMultilevel"/>
-    <w:lvl w:ilvl="0">
-      <w:start w:val="1"/>
-      <w:numFmt w:val="bullet"/>
-      <w:lvlText w:val="•"/>
-      <w:lvlJc w:val="left"/>
-      <w:pPr>
-        <w:tabs>
-          <w:tab w:val="num" w:pos="650"/>
-        </w:tabs>
-        <w:ind w:left="650" w:hanging="360"/>
-        <w:spacing w:after="60" w:line="276" w:lineRule="auto"/>
-      </w:pPr>
-      <w:rPr>
-        <w:rFonts w:ascii="Arial" w:hAnsi="Arial"/>
-      </w:rPr>
-    </w:lvl>
-    <w:lvl w:ilvl="1">
-      <w:start w:val="1"/>
-      <w:numFmt w:val="bullet"/>
-      <w:lvlText w:val="•"/>
-      <w:lvlJc w:val="left"/>
-      <w:pPr>
-        <w:tabs>
-          <w:tab w:val="num" w:pos="1010"/>
-        </w:tabs>
-        <w:ind w:left="1010" w:hanging="360"/>
-        <w:spacing w:after="60" w:line="276" w:lineRule="auto"/>
-      </w:pPr>
-      <w:rPr>
-        <w:rFonts w:ascii="Arial" w:hAnsi="Arial"/>
-      </w:rPr>
-    </w:lvl>
-    <w:lvl w:ilvl="2">
-      <w:start w:val="1"/>
-      <w:numFmt w:val="bullet"/>
-      <w:lvlText w:val="•"/>
-      <w:lvlJc w:val="left"/>
-      <w:pPr>
-        <w:tabs>
-          <w:tab w:val="num" w:pos="1370"/>
-        </w:tabs>
-        <w:ind w:left="1370" w:hanging="360"/>
-        <w:spacing w:after="60" w:line="276" w:lineRule="auto"/>
-      </w:pPr>
-      <w:rPr>
-        <w:rFonts w:ascii="Arial" w:hAnsi="Arial"/>
-      </w:rPr>
-    </w:lvl>
-  </w:abstractNum>
-  <w:num w:numId="22">
-    <w:abstractNumId w:val="23"/>
-  </w:num>
-  <w:abstractNum w:abstractNumId="25">
-    <w:multiLevelType w:val="hybridMultilevel"/>
-    <w:lvl w:ilvl="0">
-      <w:start w:val="1"/>
-      <w:numFmt w:val="decimal"/>
-      <w:lvlText w:val="%1."/>
-      <w:lvlJc w:val="left"/>
-      <w:pPr>
-        <w:tabs>
-          <w:tab w:val="num" w:pos="650"/>
-        </w:tabs>
-        <w:ind w:left="650" w:hanging="360"/>
-        <w:spacing w:after="60" w:line="276" w:lineRule="auto"/>
-      </w:pPr>
-    </w:lvl>
-    <w:lvl w:ilvl="1">
-      <w:start w:val="1"/>
-      <w:numFmt w:val="decimal"/>
-      <w:lvlText w:val="%2."/>
-      <w:lvlJc w:val="left"/>
-      <w:pPr>
-        <w:tabs>
-          <w:tab w:val="num" w:pos="1010"/>
-        </w:tabs>
-        <w:ind w:left="1010" w:hanging="360"/>
-        <w:spacing w:after="60" w:line="276" w:lineRule="auto"/>
-      </w:pPr>
-    </w:lvl>
-    <w:lvl w:ilvl="2">
-      <w:start w:val="1"/>
-      <w:numFmt w:val="decimal"/>
-      <w:lvlText w:val="%3."/>
-      <w:lvlJc w:val="left"/>
-      <w:pPr>
-        <w:tabs>
-          <w:tab w:val="num" w:pos="1370"/>
-        </w:tabs>
-        <w:ind w:left="1370" w:hanging="360"/>
-        <w:spacing w:after="60" w:line="276" w:lineRule="auto"/>
-      </w:pPr>
-    </w:lvl>
-  </w:abstractNum>
-  <w:num w:numId="24">
-    <w:abstractNumId w:val="25"/>
-    <w:lvlOverride w:ilvl="0">
-      <w:startOverride w:val="1"/>
-    </w:lvlOverride>
-  </w:num>
-  <w:abstractNum w:abstractNumId="27">
-    <w:multiLevelType w:val="hybridMultilevel"/>
-    <w:lvl w:ilvl="0">
-      <w:start w:val="1"/>
-      <w:numFmt w:val="bullet"/>
-      <w:lvlText w:val="•"/>
-      <w:lvlJc w:val="left"/>
-      <w:pPr>
-        <w:tabs>
-          <w:tab w:val="num" w:pos="650"/>
-        </w:tabs>
-        <w:ind w:left="650" w:hanging="360"/>
-        <w:spacing w:after="60" w:line="276" w:lineRule="auto"/>
-      </w:pPr>
-      <w:rPr>
-        <w:rFonts w:ascii="Arial" w:hAnsi="Arial"/>
-      </w:rPr>
-    </w:lvl>
-    <w:lvl w:ilvl="1">
-      <w:start w:val="1"/>
-      <w:numFmt w:val="bullet"/>
-      <w:lvlText w:val="•"/>
-      <w:lvlJc w:val="left"/>
-      <w:pPr>
-        <w:tabs>
-          <w:tab w:val="num" w:pos="1010"/>
-        </w:tabs>
-        <w:ind w:left="1010" w:hanging="360"/>
-        <w:spacing w:after="60" w:line="276" w:lineRule="auto"/>
-      </w:pPr>
-      <w:rPr>
-        <w:rFonts w:ascii="Arial" w:hAnsi="Arial"/>
-      </w:rPr>
-    </w:lvl>
-    <w:lvl w:ilvl="2">
-      <w:start w:val="1"/>
-      <w:numFmt w:val="bullet"/>
-      <w:lvlText w:val="•"/>
-      <w:lvlJc w:val="left"/>
-      <w:pPr>
-        <w:tabs>
-          <w:tab w:val="num" w:pos="1370"/>
-        </w:tabs>
-        <w:ind w:left="1370" w:hanging="360"/>
-        <w:spacing w:after="60" w:line="276" w:lineRule="auto"/>
-      </w:pPr>
-      <w:rPr>
-        <w:rFonts w:ascii="Arial" w:hAnsi="Arial"/>
-      </w:rPr>
-    </w:lvl>
-  </w:abstractNum>
-  <w:num w:numId="26">
-    <w:abstractNumId w:val="27"/>
-    <w:lvlOverride w:ilvl="0">
-      <w:startOverride w:val="1"/>
-    </w:lvlOverride>
   </w:num>
 </w:numbering>
 </file>
@@ -4777,15 +5635,16 @@
     <w:qFormat/>
     <w:rsid w:val="0062514C"/>
     <w:pPr>
-      <w:spacing w:after="100" w:line="276" w:lineRule="auto" w:before="0"/>
+      <w:spacing w:after="120" w:line="312" w:lineRule="auto" w:before="0"/>
+      <w:ind w:firstLine="567"/>
+      <w:jc w:val="both"/>
     </w:pPr>
     <w:rPr>
-      <w:rFonts w:ascii="Arial" w:eastAsia="Arial" w:hAnsi="Arial" w:cs="Arial"/>
+      <w:rFonts w:ascii="Times New Roman" w:eastAsia="Times New Roman" w:hAnsi="Times New Roman" w:cs="Times New Roman"/>
       <w:b w:val="0"/>
       <w:i w:val="0"/>
-      <w:color w:val="17212B"/>
       <w:kern w:val="0"/>
-      <w:sz w:val="22"/>
+      <w:sz w:val="26"/>
       <w:szCs w:val="22"/>
       <w14:ligatures w14:val="none"/>
     </w:rPr>
@@ -4801,15 +5660,16 @@
     <w:pPr>
       <w:keepNext/>
       <w:keepLines/>
-      <w:widowControl/>
-      <w:spacing w:before="280" w:after="120" w:line="276" w:lineRule="auto"/>
+      <w:spacing w:before="240" w:after="120"/>
+      <w:ind w:firstLine="0" w:left="0"/>
+      <w:jc w:val="left"/>
       <w:outlineLvl w:val="0"/>
     </w:pPr>
     <w:rPr>
-      <w:rFonts w:asciiTheme="majorHAnsi" w:eastAsiaTheme="majorEastAsia" w:hAnsiTheme="majorHAnsi" w:cstheme="majorBidi" w:ascii="Arial" w:hAnsi="Arial" w:eastAsia="Arial" w:cs="Arial"/>
+      <w:rFonts w:asciiTheme="majorHAnsi" w:eastAsiaTheme="majorEastAsia" w:hAnsiTheme="majorHAnsi" w:cstheme="majorBidi" w:ascii="Times New Roman" w:hAnsi="Times New Roman" w:eastAsia="Times New Roman" w:cs="Times New Roman"/>
       <w:b/>
       <w:i w:val="0"/>
-      <w:color w:val="0E5C50"/>
+      <w:color w:val="2F5496" w:themeColor="accent1" w:themeShade="BF"/>
       <w:sz w:val="28"/>
       <w:szCs w:val="40"/>
     </w:rPr>
@@ -4826,16 +5686,17 @@
     <w:pPr>
       <w:keepNext/>
       <w:keepLines/>
-      <w:widowControl/>
-      <w:spacing w:before="200" w:after="80" w:line="276" w:lineRule="auto"/>
+      <w:spacing w:before="160" w:after="80"/>
+      <w:ind w:firstLine="0" w:left="0"/>
+      <w:jc w:val="left"/>
       <w:outlineLvl w:val="1"/>
     </w:pPr>
     <w:rPr>
-      <w:rFonts w:asciiTheme="majorHAnsi" w:eastAsiaTheme="majorEastAsia" w:hAnsiTheme="majorHAnsi" w:cstheme="majorBidi" w:ascii="Arial" w:hAnsi="Arial" w:eastAsia="Arial" w:cs="Arial"/>
+      <w:rFonts w:asciiTheme="majorHAnsi" w:eastAsiaTheme="majorEastAsia" w:hAnsiTheme="majorHAnsi" w:cstheme="majorBidi" w:ascii="Times New Roman" w:hAnsi="Times New Roman" w:eastAsia="Times New Roman" w:cs="Times New Roman"/>
       <w:b/>
       <w:i w:val="0"/>
-      <w:color w:val="176B61"/>
-      <w:sz w:val="24"/>
+      <w:color w:val="2F5496" w:themeColor="accent1" w:themeShade="BF"/>
+      <w:sz w:val="26"/>
       <w:szCs w:val="32"/>
     </w:rPr>
   </w:style>
@@ -4852,16 +5713,17 @@
     <w:pPr>
       <w:keepNext/>
       <w:keepLines/>
-      <w:widowControl/>
-      <w:spacing w:before="160" w:after="60" w:line="276" w:lineRule="auto"/>
+      <w:spacing w:before="120" w:after="60"/>
+      <w:ind w:firstLine="0" w:left="227"/>
+      <w:jc w:val="left"/>
       <w:outlineLvl w:val="2"/>
     </w:pPr>
     <w:rPr>
-      <w:rFonts w:eastAsiaTheme="majorEastAsia" w:cstheme="majorBidi" w:ascii="Arial" w:hAnsi="Arial" w:eastAsia="Arial" w:cs="Arial"/>
+      <w:rFonts w:eastAsiaTheme="majorEastAsia" w:cstheme="majorBidi" w:ascii="Times New Roman" w:hAnsi="Times New Roman" w:eastAsia="Times New Roman" w:cs="Times New Roman"/>
       <w:b/>
-      <w:i w:val="0"/>
-      <w:color w:val="3A506B"/>
-      <w:sz w:val="22"/>
+      <w:i/>
+      <w:color w:val="2F5496" w:themeColor="accent1" w:themeShade="BF"/>
+      <w:sz w:val="26"/>
       <w:szCs w:val="28"/>
     </w:rPr>
   </w:style>
@@ -5152,19 +6014,18 @@
     <w:rsid w:val="0062514C"/>
     <w:pPr>
       <w:keepNext/>
-      <w:widowControl/>
-      <w:spacing w:after="200" w:line="276" w:lineRule="auto" w:before="0"/>
+      <w:spacing w:after="240" w:line="240" w:lineRule="auto" w:before="0"/>
+      <w:ind w:firstLine="0"/>
       <w:contextualSpacing/>
       <w:jc w:val="center"/>
     </w:pPr>
     <w:rPr>
-      <w:rFonts w:asciiTheme="majorHAnsi" w:eastAsiaTheme="majorEastAsia" w:hAnsiTheme="majorHAnsi" w:cstheme="majorBidi" w:ascii="Arial" w:hAnsi="Arial" w:eastAsia="Arial" w:cs="Arial"/>
+      <w:rFonts w:asciiTheme="majorHAnsi" w:eastAsiaTheme="majorEastAsia" w:hAnsiTheme="majorHAnsi" w:cstheme="majorBidi" w:ascii="Times New Roman" w:hAnsi="Times New Roman" w:eastAsia="Times New Roman" w:cs="Times New Roman"/>
       <w:b/>
       <w:i w:val="0"/>
-      <w:color w:val="0E5C50"/>
       <w:spacing w:val="-10"/>
       <w:kern w:val="28"/>
-      <w:sz w:val="40"/>
+      <w:sz w:val="32"/>
       <w:szCs w:val="56"/>
     </w:rPr>
   </w:style>
@@ -5191,21 +6052,20 @@
     <w:qFormat/>
     <w:rsid w:val="0062514C"/>
     <w:pPr>
-      <w:keepNext/>
-      <w:widowControl/>
       <w:numPr>
         <w:ilvl w:val="1"/>
       </w:numPr>
-      <w:spacing w:before="0" w:after="80" w:line="276" w:lineRule="auto"/>
+      <w:spacing w:after="200"/>
+      <w:ind w:firstLine="0"/>
       <w:jc w:val="center"/>
     </w:pPr>
     <w:rPr>
-      <w:rFonts w:eastAsiaTheme="majorEastAsia" w:cstheme="majorBidi" w:ascii="Arial" w:hAnsi="Arial" w:eastAsia="Arial" w:cs="Arial"/>
-      <w:b w:val="0"/>
+      <w:rFonts w:eastAsiaTheme="majorEastAsia" w:cstheme="majorBidi" w:ascii="Times New Roman" w:hAnsi="Times New Roman" w:eastAsia="Times New Roman" w:cs="Times New Roman"/>
+      <w:b/>
       <w:i w:val="0"/>
-      <w:color w:val="66737D"/>
+      <w:color w:val="595959" w:themeColor="text1" w:themeTint="A6"/>
       <w:spacing w:val="15"/>
-      <w:sz w:val="21"/>
+      <w:sz w:val="28"/>
       <w:szCs w:val="28"/>
     </w:rPr>
   </w:style>
@@ -5260,17 +6120,9 @@
     <w:qFormat/>
     <w:rsid w:val="0062514C"/>
     <w:pPr>
-      <w:spacing w:before="0" w:after="60" w:line="276" w:lineRule="auto"/>
       <w:ind w:left="720"/>
       <w:contextualSpacing/>
     </w:pPr>
-    <w:rPr>
-      <w:rFonts w:ascii="Arial" w:hAnsi="Arial" w:eastAsia="Arial" w:cs="Arial"/>
-      <w:b w:val="0"/>
-      <w:i w:val="0"/>
-      <w:color w:val="17212B"/>
-      <w:sz w:val="22"/>
-    </w:rPr>
   </w:style>
   <w:style w:type="character" w:styleId="IntenseEmphasis">
     <w:name w:val="Intense Emphasis"/>
@@ -5346,16 +6198,9 @@
       <w:tabs>
         <w:tab w:val="clear" w:pos="360"/>
       </w:tabs>
-      <w:spacing w:before="0" w:after="60" w:line="276" w:lineRule="auto"/>
       <w:ind w:left="0" w:firstLine="0"/>
       <w:contextualSpacing/>
     </w:pPr>
-    <w:rPr>
-      <w:rFonts w:ascii="Arial" w:hAnsi="Arial" w:eastAsia="Arial" w:cs="Arial"/>
-      <w:b w:val="0"/>
-      <w:color w:val="243447"/>
-      <w:sz w:val="22"/>
-    </w:rPr>
   </w:style>
   <w:style w:type="table" w:customStyle="1" w:styleId="TableGrid">
     <w:name w:val="TableGrid"/>
@@ -5379,42 +6224,18 @@
       </w:tblCellMar>
     </w:tblPr>
   </w:style>
-  <w:style w:type="paragraph" w:customStyle="1" w:styleId="Normal(Web)">
-    <w:name w:val="Normal (Web)"/>
-    <w:pPr>
-      <w:spacing w:before="0" w:after="120" w:line="276" w:lineRule="auto"/>
-    </w:pPr>
-    <w:rPr>
-      <w:rFonts w:ascii="Arial" w:hAnsi="Arial" w:eastAsia="Arial" w:cs="Arial"/>
-      <w:b w:val="0"/>
-      <w:color w:val="243447"/>
-      <w:sz w:val="22"/>
-    </w:rPr>
-  </w:style>
-  <w:style w:type="paragraph" w:customStyle="1" w:styleId="ListNumber">
-    <w:name w:val="List Number"/>
-    <w:pPr>
-      <w:spacing w:before="0" w:after="60" w:line="276" w:lineRule="auto"/>
-    </w:pPr>
-    <w:rPr>
-      <w:rFonts w:ascii="Arial" w:hAnsi="Arial" w:eastAsia="Arial" w:cs="Arial"/>
-      <w:b w:val="0"/>
-      <w:color w:val="243447"/>
-      <w:sz w:val="22"/>
-    </w:rPr>
-  </w:style>
   <w:style w:type="paragraph" w:customStyle="1" w:styleId="Caption">
     <w:name w:val="caption"/>
     <w:pPr>
-      <w:spacing w:before="60" w:after="160"/>
+      <w:spacing w:before="40" w:after="120"/>
+      <w:ind w:firstLine="0"/>
       <w:jc w:val="center"/>
     </w:pPr>
     <w:rPr>
-      <w:rFonts w:ascii="Arial" w:hAnsi="Arial" w:cs="Arial" w:eastAsia="Arial"/>
+      <w:rFonts w:ascii="Times New Roman" w:hAnsi="Times New Roman" w:eastAsia="Times New Roman" w:cs="Times New Roman"/>
       <w:b w:val="0"/>
       <w:i/>
-      <w:color w:val="66737D"/>
-      <w:sz w:val="19"/>
+      <w:sz w:val="22"/>
     </w:rPr>
   </w:style>
 </w:styles>
